--- a/3k1s/RPR3-1/отчеты/Отчёт6.docx
+++ b/3k1s/RPR3-1/отчеты/Отчёт6.docx
@@ -1,6 +1,6 @@
 
 <file path=word/document.xml><?xml version="1.0" encoding="utf-8"?>
-<w:document xmlns:wpc="http://schemas.microsoft.com/office/word/2010/wordprocessingCanvas" xmlns:cx="http://schemas.microsoft.com/office/drawing/2014/chartex" xmlns:cx1="http://schemas.microsoft.com/office/drawing/2015/9/8/chartex" xmlns:cx2="http://schemas.microsoft.com/office/drawing/2015/10/21/chartex" xmlns:cx3="http://schemas.microsoft.com/office/drawing/2016/5/9/chartex" xmlns:cx4="http://schemas.microsoft.com/office/drawing/2016/5/10/chartex" xmlns:cx5="http://schemas.microsoft.com/office/drawing/2016/5/11/chartex" xmlns:cx6="http://schemas.microsoft.com/office/drawing/2016/5/12/chartex" xmlns:cx7="http://schemas.microsoft.com/office/drawing/2016/5/13/chartex" xmlns:cx8="http://schemas.microsoft.com/office/drawing/2016/5/14/chartex" xmlns:mc="http://schemas.openxmlformats.org/markup-compatibility/2006" xmlns:aink="http://schemas.microsoft.com/office/drawing/2016/ink" xmlns:am3d="http://schemas.microsoft.com/office/drawing/2017/model3d" xmlns:o="urn:schemas-microsoft-com:office:office" xmlns:oel="http://schemas.microsoft.com/office/2019/extlst" xmlns:r="http://schemas.openxmlformats.org/officeDocument/2006/relationships" xmlns:m="http://schemas.openxmlformats.org/officeDocument/2006/math" xmlns:v="urn:schemas-microsoft-com:vml" xmlns:wp14="http://schemas.microsoft.com/office/word/2010/wordprocessingDrawing" xmlns:wp="http://schemas.openxmlformats.org/drawingml/2006/wordprocessingDrawing" xmlns:w10="urn:schemas-microsoft-com:office:word" xmlns:w="http://schemas.openxmlformats.org/wordprocessingml/2006/main" xmlns:w14="http://schemas.microsoft.com/office/word/2010/wordml" xmlns:w15="http://schemas.microsoft.com/office/word/2012/wordml" xmlns:w16cex="http://schemas.microsoft.com/office/word/2018/wordml/cex" xmlns:w16cid="http://schemas.microsoft.com/office/word/2016/wordml/cid" xmlns:w16="http://schemas.microsoft.com/office/word/2018/wordml" xmlns:w16du="http://schemas.microsoft.com/office/word/2023/wordml/word16du" xmlns:w16sdtdh="http://schemas.microsoft.com/office/word/2020/wordml/sdtdatahash" xmlns:w16se="http://schemas.microsoft.com/office/word/2015/wordml/symex" xmlns:wpg="http://schemas.microsoft.com/office/word/2010/wordprocessingGroup" xmlns:wpi="http://schemas.microsoft.com/office/word/2010/wordprocessingInk" xmlns:wne="http://schemas.microsoft.com/office/word/2006/wordml" xmlns:wps="http://schemas.microsoft.com/office/word/2010/wordprocessingShape" mc:Ignorable="w14 w15 w16se w16cid w16 w16cex w16sdtdh w16du wp14">
+<w:document xmlns:wpc="http://schemas.microsoft.com/office/word/2010/wordprocessingCanvas" xmlns:cx="http://schemas.microsoft.com/office/drawing/2014/chartex" xmlns:mc="http://schemas.openxmlformats.org/markup-compatibility/2006" xmlns:o="urn:schemas-microsoft-com:office:office" xmlns:r="http://schemas.openxmlformats.org/officeDocument/2006/relationships" xmlns:m="http://schemas.openxmlformats.org/officeDocument/2006/math" xmlns:v="urn:schemas-microsoft-com:vml" xmlns:wp14="http://schemas.microsoft.com/office/word/2010/wordprocessingDrawing" xmlns:wp="http://schemas.openxmlformats.org/drawingml/2006/wordprocessingDrawing" xmlns:w10="urn:schemas-microsoft-com:office:word" xmlns:w="http://schemas.openxmlformats.org/wordprocessingml/2006/main" xmlns:w14="http://schemas.microsoft.com/office/word/2010/wordml" xmlns:w15="http://schemas.microsoft.com/office/word/2012/wordml" xmlns:w16se="http://schemas.microsoft.com/office/word/2015/wordml/symex" xmlns:wpg="http://schemas.microsoft.com/office/word/2010/wordprocessingGroup" xmlns:wpi="http://schemas.microsoft.com/office/word/2010/wordprocessingInk" xmlns:wne="http://schemas.microsoft.com/office/word/2006/wordml" xmlns:wps="http://schemas.microsoft.com/office/word/2010/wordprocessingShape" mc:Ignorable="w14 w15 w16se wp14">
   <w:body>
     <w:p>
       <w:pPr>
@@ -14,12 +14,33 @@
           <w:szCs w:val="28"/>
         </w:rPr>
       </w:pPr>
-      <w:bookmarkStart w:id="0" w:name="_GoBack"/>
-      <w:bookmarkStart w:id="1" w:name="_Toc138864655"/>
-      <w:bookmarkStart w:id="2" w:name="_Toc144568897"/>
-      <w:bookmarkStart w:id="3" w:name="_Toc50653126"/>
-      <w:bookmarkStart w:id="4" w:name="_Toc50653367"/>
+      <w:bookmarkStart w:id="0" w:name="_Toc138864655"/>
+      <w:bookmarkStart w:id="1" w:name="_Toc144568897"/>
+      <w:bookmarkStart w:id="2" w:name="_Toc50653126"/>
+      <w:bookmarkStart w:id="3" w:name="_Toc50653367"/>
+      <w:r>
+        <w:rPr>
+          <w:rFonts w:ascii="Times New Roman" w:hAnsi="Times New Roman"/>
+          <w:b w:val="0"/>
+          <w:color w:val="000000" w:themeColor="text1"/>
+          <w:sz w:val="28"/>
+          <w:szCs w:val="28"/>
+        </w:rPr>
+        <w:t xml:space="preserve">Лабораторная работа № 6. Использование шаблона </w:t>
+      </w:r>
+      <w:r>
+        <w:rPr>
+          <w:rFonts w:ascii="Times New Roman" w:hAnsi="Times New Roman"/>
+          <w:b w:val="0"/>
+          <w:color w:val="000000" w:themeColor="text1"/>
+          <w:sz w:val="28"/>
+          <w:szCs w:val="28"/>
+          <w:lang w:val="en-US"/>
+        </w:rPr>
+        <w:t>Robotic</w:t>
+      </w:r>
       <w:bookmarkEnd w:id="0"/>
+      <w:bookmarkEnd w:id="1"/>
       <w:r>
         <w:rPr>
           <w:rFonts w:ascii="Times New Roman" w:hAnsi="Times New Roman"/>
@@ -28,34 +49,11 @@
           <w:sz w:val="28"/>
           <w:szCs w:val="28"/>
         </w:rPr>
-        <w:t xml:space="preserve">Лабораторная работа № 6. Использование шаблона </w:t>
-      </w:r>
-      <w:r>
-        <w:rPr>
-          <w:rFonts w:ascii="Times New Roman" w:hAnsi="Times New Roman"/>
-          <w:b w:val="0"/>
-          <w:color w:val="000000" w:themeColor="text1"/>
-          <w:sz w:val="28"/>
-          <w:szCs w:val="28"/>
-          <w:lang w:val="en-US"/>
-        </w:rPr>
-        <w:t>Robotic</w:t>
-      </w:r>
-      <w:bookmarkEnd w:id="1"/>
-      <w:bookmarkEnd w:id="2"/>
-      <w:r>
-        <w:rPr>
-          <w:rFonts w:ascii="Times New Roman" w:hAnsi="Times New Roman"/>
-          <w:b w:val="0"/>
-          <w:color w:val="000000" w:themeColor="text1"/>
-          <w:sz w:val="28"/>
-          <w:szCs w:val="28"/>
-        </w:rPr>
-        <w:t xml:space="preserve"> </w:t>
-      </w:r>
-    </w:p>
+        <w:t xml:space="preserve"> </w:t>
+      </w:r>
+    </w:p>
+    <w:bookmarkEnd w:id="2"/>
     <w:bookmarkEnd w:id="3"/>
-    <w:bookmarkEnd w:id="4"/>
     <w:p>
       <w:pPr>
         <w:spacing w:after="0" w:line="240" w:lineRule="auto"/>
@@ -197,30 +195,101 @@
           <w:szCs w:val="28"/>
         </w:rPr>
       </w:pPr>
-    </w:p>
-    <w:p>
-      <w:pPr>
-        <w:pStyle w:val="a3"/>
-        <w:spacing w:before="0" w:beforeAutospacing="0" w:after="0" w:afterAutospacing="0"/>
-        <w:jc w:val="both"/>
-        <w:rPr>
-          <w:color w:val="000000" w:themeColor="text1"/>
-          <w:sz w:val="28"/>
-          <w:szCs w:val="28"/>
-        </w:rPr>
-      </w:pPr>
-    </w:p>
-    <w:p>
-      <w:pPr>
-        <w:pStyle w:val="a3"/>
-        <w:spacing w:before="0" w:beforeAutospacing="0" w:after="0" w:afterAutospacing="0"/>
-        <w:jc w:val="both"/>
-        <w:rPr>
-          <w:color w:val="000000" w:themeColor="text1"/>
-          <w:sz w:val="28"/>
-          <w:szCs w:val="28"/>
-        </w:rPr>
-      </w:pPr>
+      <w:r>
+        <w:rPr>
+          <w:color w:val="000000" w:themeColor="text1"/>
+          <w:sz w:val="28"/>
+          <w:szCs w:val="28"/>
+        </w:rPr>
+        <w:t xml:space="preserve">Для демонстрации транзакций в данном примере используется приложение UIDemo.exe. При его запуске появляется окно, в котором надо ввести имя </w:t>
+      </w:r>
+      <w:r>
+        <w:rPr>
+          <w:color w:val="000000" w:themeColor="text1"/>
+          <w:sz w:val="28"/>
+          <w:szCs w:val="28"/>
+          <w:lang w:val="en-US"/>
+        </w:rPr>
+        <w:t>admin</w:t>
+      </w:r>
+      <w:r>
+        <w:rPr>
+          <w:color w:val="000000" w:themeColor="text1"/>
+          <w:sz w:val="28"/>
+          <w:szCs w:val="28"/>
+        </w:rPr>
+        <w:t xml:space="preserve"> и пароль </w:t>
+      </w:r>
+      <w:r>
+        <w:rPr>
+          <w:color w:val="000000" w:themeColor="text1"/>
+          <w:sz w:val="28"/>
+          <w:szCs w:val="28"/>
+          <w:lang w:val="en-US"/>
+        </w:rPr>
+        <w:t>password</w:t>
+      </w:r>
+      <w:r>
+        <w:rPr>
+          <w:color w:val="000000" w:themeColor="text1"/>
+          <w:sz w:val="28"/>
+          <w:szCs w:val="28"/>
+        </w:rPr>
+        <w:t xml:space="preserve">, нажать кнопку </w:t>
+      </w:r>
+      <w:r>
+        <w:rPr>
+          <w:color w:val="000000" w:themeColor="text1"/>
+          <w:sz w:val="28"/>
+          <w:szCs w:val="28"/>
+          <w:lang w:val="en-US"/>
+        </w:rPr>
+        <w:t>Log</w:t>
+      </w:r>
+      <w:r>
+        <w:rPr>
+          <w:color w:val="000000" w:themeColor="text1"/>
+          <w:sz w:val="28"/>
+          <w:szCs w:val="28"/>
+        </w:rPr>
+        <w:t xml:space="preserve"> </w:t>
+      </w:r>
+      <w:r>
+        <w:rPr>
+          <w:color w:val="000000" w:themeColor="text1"/>
+          <w:sz w:val="28"/>
+          <w:szCs w:val="28"/>
+          <w:lang w:val="en-US"/>
+        </w:rPr>
+        <w:t>In</w:t>
+      </w:r>
+      <w:r>
+        <w:rPr>
+          <w:color w:val="000000" w:themeColor="text1"/>
+          <w:sz w:val="28"/>
+          <w:szCs w:val="28"/>
+        </w:rPr>
+        <w:t xml:space="preserve"> и появится окно </w:t>
+      </w:r>
+      <w:proofErr w:type="spellStart"/>
+      <w:r>
+        <w:rPr>
+          <w:color w:val="000000" w:themeColor="text1"/>
+          <w:sz w:val="28"/>
+          <w:szCs w:val="28"/>
+          <w:lang w:val="en-US"/>
+        </w:rPr>
+        <w:t>UiDemo</w:t>
+      </w:r>
+      <w:proofErr w:type="spellEnd"/>
+      <w:r>
+        <w:rPr>
+          <w:color w:val="000000" w:themeColor="text1"/>
+          <w:sz w:val="28"/>
+          <w:szCs w:val="28"/>
+        </w:rPr>
+        <w:t>. В этом окне будет демонстрироваться выполнение транзакций.</w:t>
+      </w:r>
     </w:p>
     <w:p>
       <w:pPr>
@@ -234,107 +303,11 @@
           <w:szCs w:val="28"/>
         </w:rPr>
       </w:pPr>
-      <w:r>
-        <w:rPr>
-          <w:color w:val="000000" w:themeColor="text1"/>
-          <w:sz w:val="28"/>
-          <w:szCs w:val="28"/>
-        </w:rPr>
-        <w:t xml:space="preserve">Для демонстрации транзакций в данном примере используется приложение UIDemo.exe. При его запуске появляется окно, в котором надо ввести имя </w:t>
-      </w:r>
-      <w:r>
-        <w:rPr>
-          <w:color w:val="000000" w:themeColor="text1"/>
-          <w:sz w:val="28"/>
-          <w:szCs w:val="28"/>
-          <w:lang w:val="en-US"/>
-        </w:rPr>
-        <w:t>admin</w:t>
-      </w:r>
-      <w:r>
-        <w:rPr>
-          <w:color w:val="000000" w:themeColor="text1"/>
-          <w:sz w:val="28"/>
-          <w:szCs w:val="28"/>
-        </w:rPr>
-        <w:t xml:space="preserve"> и пароль </w:t>
-      </w:r>
-      <w:r>
-        <w:rPr>
-          <w:color w:val="000000" w:themeColor="text1"/>
-          <w:sz w:val="28"/>
-          <w:szCs w:val="28"/>
-          <w:lang w:val="en-US"/>
-        </w:rPr>
-        <w:t>password</w:t>
-      </w:r>
-      <w:r>
-        <w:rPr>
-          <w:color w:val="000000" w:themeColor="text1"/>
-          <w:sz w:val="28"/>
-          <w:szCs w:val="28"/>
-        </w:rPr>
-        <w:t xml:space="preserve">, нажать кнопку </w:t>
-      </w:r>
-      <w:r>
-        <w:rPr>
-          <w:color w:val="000000" w:themeColor="text1"/>
-          <w:sz w:val="28"/>
-          <w:szCs w:val="28"/>
-          <w:lang w:val="en-US"/>
-        </w:rPr>
-        <w:t>Log</w:t>
-      </w:r>
-      <w:r>
-        <w:rPr>
-          <w:color w:val="000000" w:themeColor="text1"/>
-          <w:sz w:val="28"/>
-          <w:szCs w:val="28"/>
-        </w:rPr>
-        <w:t xml:space="preserve"> </w:t>
-      </w:r>
-      <w:r>
-        <w:rPr>
-          <w:color w:val="000000" w:themeColor="text1"/>
-          <w:sz w:val="28"/>
-          <w:szCs w:val="28"/>
-          <w:lang w:val="en-US"/>
-        </w:rPr>
-        <w:t>In</w:t>
-      </w:r>
-      <w:r>
-        <w:rPr>
-          <w:color w:val="000000" w:themeColor="text1"/>
-          <w:sz w:val="28"/>
-          <w:szCs w:val="28"/>
-        </w:rPr>
-        <w:t xml:space="preserve"> и появится окно </w:t>
-      </w:r>
-      <w:proofErr w:type="spellStart"/>
-      <w:r>
-        <w:rPr>
-          <w:color w:val="000000" w:themeColor="text1"/>
-          <w:sz w:val="28"/>
-          <w:szCs w:val="28"/>
-          <w:lang w:val="en-US"/>
-        </w:rPr>
-        <w:t>UiDemo</w:t>
-      </w:r>
-      <w:proofErr w:type="spellEnd"/>
-      <w:r>
-        <w:rPr>
-          <w:color w:val="000000" w:themeColor="text1"/>
-          <w:sz w:val="28"/>
-          <w:szCs w:val="28"/>
-        </w:rPr>
-        <w:t>. В этом окне будет демонстрироваться выполнение транзакций.</w:t>
-      </w:r>
     </w:p>
     <w:p>
       <w:pPr>
         <w:pStyle w:val="a3"/>
         <w:spacing w:before="0" w:beforeAutospacing="0" w:after="0" w:afterAutospacing="0"/>
-        <w:ind w:firstLine="709"/>
         <w:jc w:val="both"/>
         <w:rPr>
           <w:color w:val="000000" w:themeColor="text1"/>
@@ -342,19 +315,6 @@
           <w:szCs w:val="28"/>
         </w:rPr>
       </w:pPr>
-    </w:p>
-    <w:p>
-      <w:pPr>
-        <w:pStyle w:val="a3"/>
-        <w:spacing w:before="0" w:beforeAutospacing="0" w:after="0" w:afterAutospacing="0"/>
-        <w:ind w:firstLine="709"/>
-        <w:jc w:val="both"/>
-        <w:rPr>
-          <w:color w:val="000000" w:themeColor="text1"/>
-          <w:sz w:val="28"/>
-          <w:szCs w:val="28"/>
-        </w:rPr>
-      </w:pPr>
       <w:r>
         <w:rPr>
           <w:noProof/>
@@ -363,9 +323,9 @@
           <w:szCs w:val="28"/>
         </w:rPr>
         <w:drawing>
-          <wp:inline distT="0" distB="0" distL="0" distR="0" wp14:anchorId="2A4F6E3A" wp14:editId="4444663C">
-            <wp:extent cx="1935509" cy="1606061"/>
-            <wp:effectExtent l="0" t="0" r="7620" b="0"/>
+          <wp:inline distT="0" distB="0" distL="0" distR="0" wp14:anchorId="2A4F6E3A" wp14:editId="76C7168B">
+            <wp:extent cx="2632587" cy="2184489"/>
+            <wp:effectExtent l="0" t="0" r="0" b="6350"/>
             <wp:docPr id="118" name="Рисунок 118"/>
             <wp:cNvGraphicFramePr>
               <a:graphicFrameLocks xmlns:a="http://schemas.openxmlformats.org/drawingml/2006/main" noChangeAspect="1"/>
@@ -386,7 +346,7 @@
                   <pic:spPr>
                     <a:xfrm>
                       <a:off x="0" y="0"/>
-                      <a:ext cx="1942657" cy="1611993"/>
+                      <a:ext cx="2656782" cy="2204565"/>
                     </a:xfrm>
                     <a:prstGeom prst="rect">
                       <a:avLst/>
@@ -415,9 +375,9 @@
           <w:szCs w:val="28"/>
         </w:rPr>
         <w:drawing>
-          <wp:inline distT="0" distB="0" distL="0" distR="0" wp14:anchorId="0F12EA5C" wp14:editId="63B587BD">
-            <wp:extent cx="2011501" cy="2114680"/>
-            <wp:effectExtent l="0" t="0" r="8255" b="0"/>
+          <wp:inline distT="0" distB="0" distL="0" distR="0" wp14:anchorId="0F12EA5C" wp14:editId="38861841">
+            <wp:extent cx="3264123" cy="3431554"/>
+            <wp:effectExtent l="0" t="0" r="0" b="0"/>
             <wp:docPr id="119" name="Рисунок 119"/>
             <wp:cNvGraphicFramePr>
               <a:graphicFrameLocks xmlns:a="http://schemas.openxmlformats.org/drawingml/2006/main" noChangeAspect="1"/>
@@ -438,7 +398,7 @@
                   <pic:spPr>
                     <a:xfrm>
                       <a:off x="0" y="0"/>
-                      <a:ext cx="2029038" cy="2133116"/>
+                      <a:ext cx="3337614" cy="3508815"/>
                     </a:xfrm>
                     <a:prstGeom prst="rect">
                       <a:avLst/>
@@ -543,19 +503,6 @@
     </w:p>
     <w:p>
       <w:pPr>
-        <w:pStyle w:val="a3"/>
-        <w:spacing w:before="0" w:beforeAutospacing="0" w:after="0" w:afterAutospacing="0"/>
-        <w:jc w:val="center"/>
-        <w:rPr>
-          <w:noProof/>
-          <w:color w:val="000000" w:themeColor="text1"/>
-          <w:sz w:val="28"/>
-          <w:szCs w:val="28"/>
-        </w:rPr>
-      </w:pPr>
-    </w:p>
-    <w:p>
-      <w:pPr>
         <w:pStyle w:val="a6"/>
         <w:tabs>
           <w:tab w:val="left" w:pos="1134"/>
@@ -665,7 +612,7 @@
           <w:tab w:val="left" w:pos="1134"/>
         </w:tabs>
         <w:spacing w:before="120" w:after="0" w:line="240" w:lineRule="auto"/>
-        <w:ind w:left="0" w:firstLine="709"/>
+        <w:ind w:left="0"/>
         <w:jc w:val="both"/>
         <w:rPr>
           <w:rFonts w:ascii="Times New Roman" w:hAnsi="Times New Roman"/>
@@ -674,23 +621,6 @@
           <w:szCs w:val="28"/>
         </w:rPr>
       </w:pPr>
-    </w:p>
-    <w:p>
-      <w:pPr>
-        <w:pStyle w:val="a6"/>
-        <w:tabs>
-          <w:tab w:val="left" w:pos="1134"/>
-        </w:tabs>
-        <w:spacing w:before="120" w:after="0" w:line="240" w:lineRule="auto"/>
-        <w:ind w:left="0" w:firstLine="709"/>
-        <w:jc w:val="both"/>
-        <w:rPr>
-          <w:rFonts w:ascii="Times New Roman" w:hAnsi="Times New Roman"/>
-          <w:color w:val="000000" w:themeColor="text1"/>
-          <w:sz w:val="28"/>
-          <w:szCs w:val="28"/>
-        </w:rPr>
-      </w:pPr>
       <w:r>
         <w:rPr>
           <w:rFonts w:ascii="Times New Roman" w:hAnsi="Times New Roman"/>
@@ -698,6 +628,7 @@
           <w:color w:val="000000" w:themeColor="text1"/>
           <w:sz w:val="28"/>
           <w:szCs w:val="28"/>
+          <w:lang w:eastAsia="ru-RU"/>
         </w:rPr>
         <w:lastRenderedPageBreak/>
         <w:drawing>
@@ -882,8 +813,19 @@
           <w:sz w:val="28"/>
           <w:szCs w:val="28"/>
         </w:rPr>
-        <w:t xml:space="preserve"> на Re</w:t>
-      </w:r>
+        <w:t xml:space="preserve"> на </w:t>
+      </w:r>
+      <w:proofErr w:type="spellStart"/>
+      <w:r>
+        <w:rPr>
+          <w:rFonts w:ascii="Times New Roman" w:hAnsi="Times New Roman"/>
+          <w:color w:val="000000" w:themeColor="text1"/>
+          <w:sz w:val="28"/>
+          <w:szCs w:val="28"/>
+        </w:rPr>
+        <w:t>Re</w:t>
+      </w:r>
+      <w:proofErr w:type="spellEnd"/>
       <w:r>
         <w:rPr>
           <w:rFonts w:ascii="Times New Roman" w:hAnsi="Times New Roman"/>
@@ -926,7 +868,6 @@
         <w:tabs>
           <w:tab w:val="left" w:pos="1134"/>
         </w:tabs>
-        <w:ind w:firstLine="709"/>
         <w:rPr>
           <w:rFonts w:ascii="Times New Roman" w:hAnsi="Times New Roman" w:cs="Times New Roman"/>
           <w:color w:val="000000" w:themeColor="text1"/>
@@ -941,6 +882,7 @@
           <w:color w:val="000000" w:themeColor="text1"/>
           <w:sz w:val="28"/>
           <w:szCs w:val="28"/>
+          <w:lang w:val="ru-RU" w:eastAsia="ru-RU"/>
         </w:rPr>
         <w:drawing>
           <wp:inline distT="0" distB="0" distL="0" distR="0" wp14:anchorId="7B0A2EF7" wp14:editId="50B8BEE1">
@@ -1044,6 +986,7 @@
         </w:rPr>
         <w:t xml:space="preserve"> и раскрыть состояние </w:t>
       </w:r>
+      <w:proofErr w:type="spellStart"/>
       <w:r>
         <w:rPr>
           <w:rFonts w:ascii="Times New Roman" w:hAnsi="Times New Roman"/>
@@ -1054,6 +997,7 @@
         </w:rPr>
         <w:t>Init</w:t>
       </w:r>
+      <w:proofErr w:type="spellEnd"/>
       <w:r>
         <w:rPr>
           <w:rFonts w:ascii="Times New Roman" w:hAnsi="Times New Roman"/>
@@ -1341,12 +1285,12 @@
           <w:color w:val="000000" w:themeColor="text1"/>
           <w:sz w:val="28"/>
           <w:szCs w:val="28"/>
-          <w:lang w:val="en-US"/>
+          <w:lang w:eastAsia="ru-RU"/>
         </w:rPr>
         <w:drawing>
-          <wp:inline distT="0" distB="0" distL="0" distR="0" wp14:anchorId="5A7F8F09" wp14:editId="6A9F292E">
-            <wp:extent cx="3405553" cy="1720551"/>
-            <wp:effectExtent l="0" t="0" r="4445" b="0"/>
+          <wp:inline distT="0" distB="0" distL="0" distR="0" wp14:anchorId="5A7F8F09" wp14:editId="5EA0F2CB">
+            <wp:extent cx="3838755" cy="1939413"/>
+            <wp:effectExtent l="0" t="0" r="0" b="3810"/>
             <wp:docPr id="123" name="Рисунок 123"/>
             <wp:cNvGraphicFramePr>
               <a:graphicFrameLocks xmlns:a="http://schemas.openxmlformats.org/drawingml/2006/main" noChangeAspect="1"/>
@@ -1367,7 +1311,7 @@
                   <pic:spPr>
                     <a:xfrm>
                       <a:off x="0" y="0"/>
-                      <a:ext cx="3425891" cy="1730826"/>
+                      <a:ext cx="3880573" cy="1960540"/>
                     </a:xfrm>
                     <a:prstGeom prst="rect">
                       <a:avLst/>
@@ -1386,6 +1330,7 @@
           <w:color w:val="000000" w:themeColor="text1"/>
           <w:sz w:val="28"/>
           <w:szCs w:val="28"/>
+          <w:lang w:eastAsia="ru-RU"/>
         </w:rPr>
         <w:drawing>
           <wp:inline distT="0" distB="0" distL="0" distR="0" wp14:anchorId="76FBAC8A" wp14:editId="30171A60">
@@ -1607,11 +1552,12 @@
           <w:color w:val="000000" w:themeColor="text1"/>
           <w:sz w:val="28"/>
           <w:szCs w:val="28"/>
+          <w:lang w:eastAsia="ru-RU"/>
         </w:rPr>
         <w:drawing>
-          <wp:inline distT="0" distB="0" distL="0" distR="0" wp14:anchorId="015BB29D" wp14:editId="35DFED6E">
-            <wp:extent cx="3178580" cy="2782032"/>
-            <wp:effectExtent l="0" t="0" r="3175" b="0"/>
+          <wp:inline distT="0" distB="0" distL="0" distR="0" wp14:anchorId="015BB29D" wp14:editId="2D587E6A">
+            <wp:extent cx="3819833" cy="3343284"/>
+            <wp:effectExtent l="0" t="0" r="9525" b="0"/>
             <wp:docPr id="125" name="Рисунок 125"/>
             <wp:cNvGraphicFramePr>
               <a:graphicFrameLocks xmlns:a="http://schemas.openxmlformats.org/drawingml/2006/main" noChangeAspect="1"/>
@@ -1632,7 +1578,7 @@
                   <pic:spPr>
                     <a:xfrm>
                       <a:off x="0" y="0"/>
-                      <a:ext cx="3186178" cy="2788682"/>
+                      <a:ext cx="3843226" cy="3363758"/>
                     </a:xfrm>
                     <a:prstGeom prst="rect">
                       <a:avLst/>
@@ -1811,7 +1757,7 @@
           <w:tab w:val="left" w:pos="1134"/>
         </w:tabs>
         <w:spacing w:after="0" w:line="240" w:lineRule="auto"/>
-        <w:ind w:left="0" w:firstLine="709"/>
+        <w:ind w:left="0"/>
         <w:jc w:val="both"/>
         <w:rPr>
           <w:rFonts w:ascii="Times New Roman" w:hAnsi="Times New Roman"/>
@@ -1827,6 +1773,7 @@
           <w:color w:val="000000" w:themeColor="text1"/>
           <w:sz w:val="28"/>
           <w:szCs w:val="28"/>
+          <w:lang w:eastAsia="ru-RU"/>
         </w:rPr>
         <w:drawing>
           <wp:inline distT="0" distB="0" distL="0" distR="0" wp14:anchorId="6AA457DF" wp14:editId="3DCBF32F">
@@ -2403,6 +2350,7 @@
           <w:color w:val="000000" w:themeColor="text1"/>
           <w:sz w:val="28"/>
           <w:szCs w:val="28"/>
+          <w:lang w:eastAsia="ru-RU"/>
         </w:rPr>
         <w:lastRenderedPageBreak/>
         <w:drawing>
@@ -2448,6 +2396,7 @@
           <w:color w:val="000000" w:themeColor="text1"/>
           <w:sz w:val="28"/>
           <w:szCs w:val="28"/>
+          <w:lang w:eastAsia="ru-RU"/>
         </w:rPr>
         <w:drawing>
           <wp:inline distT="0" distB="0" distL="0" distR="0" wp14:anchorId="5DA1BF2C" wp14:editId="212FD2E1">
@@ -2493,8 +2442,8 @@
           <w:tab w:val="left" w:pos="1134"/>
         </w:tabs>
         <w:spacing w:after="0" w:line="240" w:lineRule="auto"/>
-        <w:ind w:left="0" w:firstLine="709"/>
-        <w:jc w:val="both"/>
+        <w:ind w:left="0"/>
+        <w:jc w:val="center"/>
         <w:rPr>
           <w:rFonts w:ascii="Times New Roman" w:hAnsi="Times New Roman"/>
           <w:color w:val="000000" w:themeColor="text1"/>
@@ -2510,13 +2459,12 @@
           <w:color w:val="000000" w:themeColor="text1"/>
           <w:sz w:val="28"/>
           <w:szCs w:val="28"/>
-          <w:lang w:val="en-US"/>
-        </w:rPr>
-        <w:lastRenderedPageBreak/>
+          <w:lang w:eastAsia="ru-RU"/>
+        </w:rPr>
         <w:drawing>
-          <wp:inline distT="0" distB="0" distL="0" distR="0" wp14:anchorId="42B9B7B0" wp14:editId="69C8AC62">
-            <wp:extent cx="4991797" cy="4305901"/>
-            <wp:effectExtent l="0" t="0" r="0" b="0"/>
+          <wp:inline distT="0" distB="0" distL="0" distR="0" wp14:anchorId="42B9B7B0" wp14:editId="68501372">
+            <wp:extent cx="3818412" cy="3293745"/>
+            <wp:effectExtent l="0" t="0" r="0" b="1905"/>
             <wp:docPr id="130" name="Рисунок 130"/>
             <wp:cNvGraphicFramePr>
               <a:graphicFrameLocks xmlns:a="http://schemas.openxmlformats.org/drawingml/2006/main" noChangeAspect="1"/>
@@ -2537,7 +2485,7 @@
                   <pic:spPr>
                     <a:xfrm>
                       <a:off x="0" y="0"/>
-                      <a:ext cx="4991797" cy="4305901"/>
+                      <a:ext cx="3829784" cy="3303555"/>
                     </a:xfrm>
                     <a:prstGeom prst="rect">
                       <a:avLst/>
@@ -2564,25 +2512,139 @@
           <w:color w:val="000000" w:themeColor="text1"/>
           <w:sz w:val="28"/>
           <w:szCs w:val="28"/>
-        </w:rPr>
-      </w:pPr>
-    </w:p>
-    <w:p>
-      <w:pPr>
-        <w:pStyle w:val="a6"/>
-        <w:tabs>
-          <w:tab w:val="left" w:pos="1134"/>
-        </w:tabs>
-        <w:spacing w:before="120" w:after="0" w:line="240" w:lineRule="auto"/>
-        <w:ind w:left="0" w:firstLine="709"/>
-        <w:jc w:val="both"/>
-        <w:rPr>
-          <w:rFonts w:ascii="Times New Roman" w:hAnsi="Times New Roman"/>
-          <w:color w:val="000000" w:themeColor="text1"/>
-          <w:sz w:val="28"/>
-          <w:szCs w:val="28"/>
-        </w:rPr>
-      </w:pPr>
+          <w:lang w:val="en-US"/>
+        </w:rPr>
+      </w:pPr>
+      <w:r>
+        <w:rPr>
+          <w:rFonts w:ascii="Times New Roman" w:hAnsi="Times New Roman"/>
+          <w:color w:val="000000" w:themeColor="text1"/>
+          <w:sz w:val="28"/>
+          <w:szCs w:val="28"/>
+          <w:lang w:val="en-US"/>
+        </w:rPr>
+        <w:lastRenderedPageBreak/>
+        <w:t xml:space="preserve">19. </w:t>
+      </w:r>
+      <w:r>
+        <w:rPr>
+          <w:rFonts w:ascii="Times New Roman" w:hAnsi="Times New Roman"/>
+          <w:color w:val="000000" w:themeColor="text1"/>
+          <w:sz w:val="28"/>
+          <w:szCs w:val="28"/>
+        </w:rPr>
+        <w:t>Открыть</w:t>
+      </w:r>
+      <w:r>
+        <w:rPr>
+          <w:rFonts w:ascii="Times New Roman" w:hAnsi="Times New Roman"/>
+          <w:color w:val="000000" w:themeColor="text1"/>
+          <w:sz w:val="28"/>
+          <w:szCs w:val="28"/>
+          <w:lang w:val="en-US"/>
+        </w:rPr>
+        <w:t xml:space="preserve"> </w:t>
+      </w:r>
+      <w:r>
+        <w:rPr>
+          <w:rFonts w:ascii="Times New Roman" w:hAnsi="Times New Roman"/>
+          <w:color w:val="000000" w:themeColor="text1"/>
+          <w:sz w:val="28"/>
+          <w:szCs w:val="28"/>
+        </w:rPr>
+        <w:t>рабочий</w:t>
+      </w:r>
+      <w:r>
+        <w:rPr>
+          <w:rFonts w:ascii="Times New Roman" w:hAnsi="Times New Roman"/>
+          <w:color w:val="000000" w:themeColor="text1"/>
+          <w:sz w:val="28"/>
+          <w:szCs w:val="28"/>
+          <w:lang w:val="en-US"/>
+        </w:rPr>
+        <w:t xml:space="preserve"> </w:t>
+      </w:r>
+      <w:r>
+        <w:rPr>
+          <w:rFonts w:ascii="Times New Roman" w:hAnsi="Times New Roman"/>
+          <w:color w:val="000000" w:themeColor="text1"/>
+          <w:sz w:val="28"/>
+          <w:szCs w:val="28"/>
+        </w:rPr>
+        <w:t>процесс</w:t>
+      </w:r>
+      <w:r>
+        <w:rPr>
+          <w:rFonts w:ascii="Times New Roman" w:hAnsi="Times New Roman"/>
+          <w:color w:val="000000" w:themeColor="text1"/>
+          <w:sz w:val="28"/>
+          <w:szCs w:val="28"/>
+          <w:lang w:val="en-US"/>
+        </w:rPr>
+        <w:t xml:space="preserve"> </w:t>
+      </w:r>
+      <w:r>
+        <w:rPr>
+          <w:rFonts w:ascii="Times New Roman" w:hAnsi="Times New Roman"/>
+          <w:color w:val="000000" w:themeColor="text1"/>
+          <w:sz w:val="28"/>
+          <w:szCs w:val="28"/>
+          <w:lang w:val="en-US"/>
+        </w:rPr>
+        <w:t>Framework</w:t>
+      </w:r>
+      <w:r>
+        <w:rPr>
+          <w:rFonts w:ascii="Times New Roman" w:hAnsi="Times New Roman"/>
+          <w:color w:val="000000" w:themeColor="text1"/>
+          <w:sz w:val="28"/>
+          <w:szCs w:val="28"/>
+          <w:lang w:val="en-US"/>
+        </w:rPr>
+        <w:t>/</w:t>
+      </w:r>
+      <w:proofErr w:type="spellStart"/>
+      <w:r>
+        <w:rPr>
+          <w:rFonts w:ascii="Times New Roman" w:hAnsi="Times New Roman"/>
+          <w:color w:val="000000" w:themeColor="text1"/>
+          <w:sz w:val="28"/>
+          <w:szCs w:val="28"/>
+          <w:lang w:val="en-US"/>
+        </w:rPr>
+        <w:t>KillAllProcesses</w:t>
+      </w:r>
+      <w:r>
+        <w:rPr>
+          <w:rFonts w:ascii="Times New Roman" w:hAnsi="Times New Roman"/>
+          <w:color w:val="000000" w:themeColor="text1"/>
+          <w:sz w:val="28"/>
+          <w:szCs w:val="28"/>
+          <w:lang w:val="en-US"/>
+        </w:rPr>
+        <w:t>.</w:t>
+      </w:r>
+      <w:r>
+        <w:rPr>
+          <w:rFonts w:ascii="Times New Roman" w:hAnsi="Times New Roman"/>
+          <w:color w:val="000000" w:themeColor="text1"/>
+          <w:sz w:val="28"/>
+          <w:szCs w:val="28"/>
+          <w:lang w:val="en-US"/>
+        </w:rPr>
+        <w:t>xaml</w:t>
+      </w:r>
+      <w:proofErr w:type="spellEnd"/>
+      <w:r>
+        <w:rPr>
+          <w:rFonts w:ascii="Times New Roman" w:hAnsi="Times New Roman"/>
+          <w:color w:val="000000" w:themeColor="text1"/>
+          <w:sz w:val="28"/>
+          <w:szCs w:val="28"/>
+          <w:lang w:val="en-US"/>
+        </w:rPr>
+        <w:t xml:space="preserve">. </w:t>
+      </w:r>
     </w:p>
     <w:p>
       <w:pPr>
@@ -2600,6 +2662,53 @@
           <w:szCs w:val="28"/>
         </w:rPr>
       </w:pPr>
+      <w:r>
+        <w:rPr>
+          <w:rFonts w:ascii="Times New Roman" w:hAnsi="Times New Roman"/>
+          <w:color w:val="000000" w:themeColor="text1"/>
+          <w:sz w:val="28"/>
+          <w:szCs w:val="28"/>
+        </w:rPr>
+        <w:t xml:space="preserve">Перенести два действия </w:t>
+      </w:r>
+      <w:r>
+        <w:rPr>
+          <w:rFonts w:ascii="Times New Roman" w:hAnsi="Times New Roman"/>
+          <w:color w:val="000000" w:themeColor="text1"/>
+          <w:sz w:val="28"/>
+          <w:szCs w:val="28"/>
+          <w:lang w:val="en-US"/>
+        </w:rPr>
+        <w:t>Kill</w:t>
+      </w:r>
+      <w:r>
+        <w:rPr>
+          <w:rFonts w:ascii="Times New Roman" w:hAnsi="Times New Roman"/>
+          <w:color w:val="000000" w:themeColor="text1"/>
+          <w:sz w:val="28"/>
+          <w:szCs w:val="28"/>
+        </w:rPr>
+        <w:t xml:space="preserve"> </w:t>
+      </w:r>
+      <w:r>
+        <w:rPr>
+          <w:rFonts w:ascii="Times New Roman" w:hAnsi="Times New Roman"/>
+          <w:color w:val="000000" w:themeColor="text1"/>
+          <w:sz w:val="28"/>
+          <w:szCs w:val="28"/>
+          <w:lang w:val="en-US"/>
+        </w:rPr>
+        <w:t>Process</w:t>
+      </w:r>
+      <w:r>
+        <w:rPr>
+          <w:rFonts w:ascii="Times New Roman" w:hAnsi="Times New Roman"/>
+          <w:color w:val="000000" w:themeColor="text1"/>
+          <w:sz w:val="28"/>
+          <w:szCs w:val="28"/>
+        </w:rPr>
+        <w:t xml:space="preserve">. </w:t>
+      </w:r>
     </w:p>
     <w:p>
       <w:pPr>
@@ -2617,6 +2726,76 @@
           <w:szCs w:val="28"/>
         </w:rPr>
       </w:pPr>
+      <w:r>
+        <w:rPr>
+          <w:rFonts w:ascii="Times New Roman" w:hAnsi="Times New Roman"/>
+          <w:color w:val="000000" w:themeColor="text1"/>
+          <w:sz w:val="28"/>
+          <w:szCs w:val="28"/>
+        </w:rPr>
+        <w:t xml:space="preserve">В первом действии в свойстве </w:t>
+      </w:r>
+      <w:proofErr w:type="spellStart"/>
+      <w:r>
+        <w:rPr>
+          <w:rFonts w:ascii="Times New Roman" w:hAnsi="Times New Roman"/>
+          <w:color w:val="000000" w:themeColor="text1"/>
+          <w:sz w:val="28"/>
+          <w:szCs w:val="28"/>
+          <w:lang w:val="en-US"/>
+        </w:rPr>
+        <w:t>ProcessName</w:t>
+      </w:r>
+      <w:proofErr w:type="spellEnd"/>
+      <w:r>
+        <w:rPr>
+          <w:rFonts w:ascii="Times New Roman" w:hAnsi="Times New Roman"/>
+          <w:color w:val="000000" w:themeColor="text1"/>
+          <w:sz w:val="28"/>
+          <w:szCs w:val="28"/>
+        </w:rPr>
+        <w:t xml:space="preserve"> указать "</w:t>
+      </w:r>
+      <w:proofErr w:type="spellStart"/>
+      <w:r>
+        <w:rPr>
+          <w:rFonts w:ascii="Times New Roman" w:hAnsi="Times New Roman"/>
+          <w:color w:val="000000" w:themeColor="text1"/>
+          <w:sz w:val="28"/>
+          <w:szCs w:val="28"/>
+        </w:rPr>
+        <w:t>excel</w:t>
+      </w:r>
+      <w:proofErr w:type="spellEnd"/>
+      <w:r>
+        <w:rPr>
+          <w:rFonts w:ascii="Times New Roman" w:hAnsi="Times New Roman"/>
+          <w:color w:val="000000" w:themeColor="text1"/>
+          <w:sz w:val="28"/>
+          <w:szCs w:val="28"/>
+        </w:rPr>
+        <w:t>", во втором – "</w:t>
+      </w:r>
+      <w:proofErr w:type="spellStart"/>
+      <w:r>
+        <w:rPr>
+          <w:rFonts w:ascii="Times New Roman" w:hAnsi="Times New Roman"/>
+          <w:color w:val="000000" w:themeColor="text1"/>
+          <w:sz w:val="28"/>
+          <w:szCs w:val="28"/>
+        </w:rPr>
+        <w:t>UIDemo</w:t>
+      </w:r>
+      <w:proofErr w:type="spellEnd"/>
+      <w:r>
+        <w:rPr>
+          <w:rFonts w:ascii="Times New Roman" w:hAnsi="Times New Roman"/>
+          <w:color w:val="000000" w:themeColor="text1"/>
+          <w:sz w:val="28"/>
+          <w:szCs w:val="28"/>
+        </w:rPr>
+        <w:t>".</w:t>
+      </w:r>
     </w:p>
     <w:p>
       <w:pPr>
@@ -2634,76 +2813,6 @@
           <w:szCs w:val="28"/>
         </w:rPr>
       </w:pPr>
-      <w:r>
-        <w:rPr>
-          <w:rFonts w:ascii="Times New Roman" w:hAnsi="Times New Roman"/>
-          <w:color w:val="000000" w:themeColor="text1"/>
-          <w:sz w:val="28"/>
-          <w:szCs w:val="28"/>
-        </w:rPr>
-        <w:t xml:space="preserve">19. Открыть рабочий процесс </w:t>
-      </w:r>
-      <w:r>
-        <w:rPr>
-          <w:rFonts w:ascii="Times New Roman" w:hAnsi="Times New Roman"/>
-          <w:color w:val="000000" w:themeColor="text1"/>
-          <w:sz w:val="28"/>
-          <w:szCs w:val="28"/>
-          <w:lang w:val="en-US"/>
-        </w:rPr>
-        <w:t>Framework</w:t>
-      </w:r>
-      <w:r>
-        <w:rPr>
-          <w:rFonts w:ascii="Times New Roman" w:hAnsi="Times New Roman"/>
-          <w:color w:val="000000" w:themeColor="text1"/>
-          <w:sz w:val="28"/>
-          <w:szCs w:val="28"/>
-        </w:rPr>
-        <w:t>/</w:t>
-      </w:r>
-      <w:proofErr w:type="spellStart"/>
-      <w:r>
-        <w:rPr>
-          <w:rFonts w:ascii="Times New Roman" w:hAnsi="Times New Roman"/>
-          <w:color w:val="000000" w:themeColor="text1"/>
-          <w:sz w:val="28"/>
-          <w:szCs w:val="28"/>
-          <w:lang w:val="en-US"/>
-        </w:rPr>
-        <w:t>KillAllProcesses</w:t>
-      </w:r>
-      <w:proofErr w:type="spellEnd"/>
-      <w:r>
-        <w:rPr>
-          <w:rFonts w:ascii="Times New Roman" w:hAnsi="Times New Roman"/>
-          <w:color w:val="000000" w:themeColor="text1"/>
-          <w:sz w:val="28"/>
-          <w:szCs w:val="28"/>
-        </w:rPr>
-        <w:t>.</w:t>
-      </w:r>
-      <w:proofErr w:type="spellStart"/>
-      <w:r>
-        <w:rPr>
-          <w:rFonts w:ascii="Times New Roman" w:hAnsi="Times New Roman"/>
-          <w:color w:val="000000" w:themeColor="text1"/>
-          <w:sz w:val="28"/>
-          <w:szCs w:val="28"/>
-          <w:lang w:val="en-US"/>
-        </w:rPr>
-        <w:t>xaml</w:t>
-      </w:r>
-      <w:proofErr w:type="spellEnd"/>
-      <w:r>
-        <w:rPr>
-          <w:rFonts w:ascii="Times New Roman" w:hAnsi="Times New Roman"/>
-          <w:color w:val="000000" w:themeColor="text1"/>
-          <w:sz w:val="28"/>
-          <w:szCs w:val="28"/>
-        </w:rPr>
-        <w:t xml:space="preserve">. </w:t>
-      </w:r>
     </w:p>
     <w:p>
       <w:pPr>
@@ -2724,180 +2833,12 @@
       <w:r>
         <w:rPr>
           <w:rFonts w:ascii="Times New Roman" w:hAnsi="Times New Roman"/>
-          <w:color w:val="000000" w:themeColor="text1"/>
-          <w:sz w:val="28"/>
-          <w:szCs w:val="28"/>
-        </w:rPr>
-        <w:t xml:space="preserve">Перенести два действия </w:t>
-      </w:r>
-      <w:r>
-        <w:rPr>
-          <w:rFonts w:ascii="Times New Roman" w:hAnsi="Times New Roman"/>
-          <w:color w:val="000000" w:themeColor="text1"/>
-          <w:sz w:val="28"/>
-          <w:szCs w:val="28"/>
-          <w:lang w:val="en-US"/>
-        </w:rPr>
-        <w:t>Kill</w:t>
-      </w:r>
-      <w:r>
-        <w:rPr>
-          <w:rFonts w:ascii="Times New Roman" w:hAnsi="Times New Roman"/>
-          <w:color w:val="000000" w:themeColor="text1"/>
-          <w:sz w:val="28"/>
-          <w:szCs w:val="28"/>
-        </w:rPr>
-        <w:t xml:space="preserve"> </w:t>
-      </w:r>
-      <w:r>
-        <w:rPr>
-          <w:rFonts w:ascii="Times New Roman" w:hAnsi="Times New Roman"/>
-          <w:color w:val="000000" w:themeColor="text1"/>
-          <w:sz w:val="28"/>
-          <w:szCs w:val="28"/>
-          <w:lang w:val="en-US"/>
-        </w:rPr>
-        <w:t>Process</w:t>
-      </w:r>
-      <w:r>
-        <w:rPr>
-          <w:rFonts w:ascii="Times New Roman" w:hAnsi="Times New Roman"/>
-          <w:color w:val="000000" w:themeColor="text1"/>
-          <w:sz w:val="28"/>
-          <w:szCs w:val="28"/>
-        </w:rPr>
-        <w:t xml:space="preserve">. </w:t>
-      </w:r>
-    </w:p>
-    <w:p>
-      <w:pPr>
-        <w:pStyle w:val="a6"/>
-        <w:tabs>
-          <w:tab w:val="left" w:pos="1134"/>
-        </w:tabs>
-        <w:spacing w:after="0" w:line="240" w:lineRule="auto"/>
-        <w:ind w:left="0" w:firstLine="709"/>
-        <w:jc w:val="both"/>
-        <w:rPr>
-          <w:rFonts w:ascii="Times New Roman" w:hAnsi="Times New Roman"/>
-          <w:color w:val="000000" w:themeColor="text1"/>
-          <w:sz w:val="28"/>
-          <w:szCs w:val="28"/>
-        </w:rPr>
-      </w:pPr>
-      <w:r>
-        <w:rPr>
-          <w:rFonts w:ascii="Times New Roman" w:hAnsi="Times New Roman"/>
-          <w:color w:val="000000" w:themeColor="text1"/>
-          <w:sz w:val="28"/>
-          <w:szCs w:val="28"/>
-        </w:rPr>
-        <w:t xml:space="preserve">В первом действии в свойстве </w:t>
-      </w:r>
-      <w:proofErr w:type="spellStart"/>
-      <w:r>
-        <w:rPr>
-          <w:rFonts w:ascii="Times New Roman" w:hAnsi="Times New Roman"/>
-          <w:color w:val="000000" w:themeColor="text1"/>
-          <w:sz w:val="28"/>
-          <w:szCs w:val="28"/>
-          <w:lang w:val="en-US"/>
-        </w:rPr>
-        <w:t>ProcessName</w:t>
-      </w:r>
-      <w:proofErr w:type="spellEnd"/>
-      <w:r>
-        <w:rPr>
-          <w:rFonts w:ascii="Times New Roman" w:hAnsi="Times New Roman"/>
-          <w:color w:val="000000" w:themeColor="text1"/>
-          <w:sz w:val="28"/>
-          <w:szCs w:val="28"/>
-        </w:rPr>
-        <w:t xml:space="preserve"> указать "</w:t>
-      </w:r>
-      <w:proofErr w:type="spellStart"/>
-      <w:r>
-        <w:rPr>
-          <w:rFonts w:ascii="Times New Roman" w:hAnsi="Times New Roman"/>
-          <w:color w:val="000000" w:themeColor="text1"/>
-          <w:sz w:val="28"/>
-          <w:szCs w:val="28"/>
-        </w:rPr>
-        <w:t>excel</w:t>
-      </w:r>
-      <w:proofErr w:type="spellEnd"/>
-      <w:r>
-        <w:rPr>
-          <w:rFonts w:ascii="Times New Roman" w:hAnsi="Times New Roman"/>
-          <w:color w:val="000000" w:themeColor="text1"/>
-          <w:sz w:val="28"/>
-          <w:szCs w:val="28"/>
-        </w:rPr>
-        <w:t>", во втором – "</w:t>
-      </w:r>
-      <w:proofErr w:type="spellStart"/>
-      <w:r>
-        <w:rPr>
-          <w:rFonts w:ascii="Times New Roman" w:hAnsi="Times New Roman"/>
-          <w:color w:val="000000" w:themeColor="text1"/>
-          <w:sz w:val="28"/>
-          <w:szCs w:val="28"/>
-        </w:rPr>
-        <w:t>UIDemo</w:t>
-      </w:r>
-      <w:proofErr w:type="spellEnd"/>
-      <w:r>
-        <w:rPr>
-          <w:rFonts w:ascii="Times New Roman" w:hAnsi="Times New Roman"/>
-          <w:color w:val="000000" w:themeColor="text1"/>
-          <w:sz w:val="28"/>
-          <w:szCs w:val="28"/>
-        </w:rPr>
-        <w:t>".</w:t>
-      </w:r>
-    </w:p>
-    <w:p>
-      <w:pPr>
-        <w:pStyle w:val="a6"/>
-        <w:tabs>
-          <w:tab w:val="left" w:pos="1134"/>
-        </w:tabs>
-        <w:spacing w:after="0" w:line="240" w:lineRule="auto"/>
-        <w:ind w:left="0" w:firstLine="709"/>
-        <w:jc w:val="both"/>
-        <w:rPr>
-          <w:rFonts w:ascii="Times New Roman" w:hAnsi="Times New Roman"/>
-          <w:color w:val="000000" w:themeColor="text1"/>
-          <w:sz w:val="28"/>
-          <w:szCs w:val="28"/>
-        </w:rPr>
-      </w:pPr>
-    </w:p>
-    <w:p>
-      <w:pPr>
-        <w:pStyle w:val="a6"/>
-        <w:tabs>
-          <w:tab w:val="left" w:pos="1134"/>
-        </w:tabs>
-        <w:spacing w:after="0" w:line="240" w:lineRule="auto"/>
-        <w:ind w:left="0" w:firstLine="709"/>
-        <w:jc w:val="both"/>
-        <w:rPr>
-          <w:rFonts w:ascii="Times New Roman" w:hAnsi="Times New Roman"/>
-          <w:color w:val="000000" w:themeColor="text1"/>
-          <w:sz w:val="28"/>
-          <w:szCs w:val="28"/>
-        </w:rPr>
-      </w:pPr>
-      <w:r>
-        <w:rPr>
-          <w:rFonts w:ascii="Times New Roman" w:hAnsi="Times New Roman"/>
           <w:noProof/>
           <w:color w:val="000000" w:themeColor="text1"/>
           <w:sz w:val="28"/>
           <w:szCs w:val="28"/>
-        </w:rPr>
-        <w:lastRenderedPageBreak/>
+          <w:lang w:eastAsia="ru-RU"/>
+        </w:rPr>
         <w:drawing>
           <wp:inline distT="0" distB="0" distL="0" distR="0" wp14:anchorId="528A1673" wp14:editId="168C145E">
             <wp:extent cx="4058216" cy="3534268"/>
@@ -3142,6 +3083,72 @@
           <w:szCs w:val="28"/>
         </w:rPr>
       </w:pPr>
+      <w:r>
+        <w:rPr>
+          <w:rFonts w:ascii="Times New Roman" w:hAnsi="Times New Roman"/>
+          <w:color w:val="000000" w:themeColor="text1"/>
+          <w:sz w:val="28"/>
+          <w:szCs w:val="28"/>
+        </w:rPr>
+        <w:t xml:space="preserve">21. Удалить из рабочего процесса действие </w:t>
+      </w:r>
+      <w:r>
+        <w:rPr>
+          <w:rFonts w:ascii="Times New Roman" w:hAnsi="Times New Roman"/>
+          <w:color w:val="000000" w:themeColor="text1"/>
+          <w:sz w:val="28"/>
+          <w:szCs w:val="28"/>
+          <w:lang w:val="en-US"/>
+        </w:rPr>
+        <w:t>Get</w:t>
+      </w:r>
+      <w:r>
+        <w:rPr>
+          <w:rFonts w:ascii="Times New Roman" w:hAnsi="Times New Roman"/>
+          <w:color w:val="000000" w:themeColor="text1"/>
+          <w:sz w:val="28"/>
+          <w:szCs w:val="28"/>
+        </w:rPr>
+        <w:t xml:space="preserve"> </w:t>
+      </w:r>
+      <w:r>
+        <w:rPr>
+          <w:rFonts w:ascii="Times New Roman" w:hAnsi="Times New Roman"/>
+          <w:color w:val="000000" w:themeColor="text1"/>
+          <w:sz w:val="28"/>
+          <w:szCs w:val="28"/>
+          <w:lang w:val="en-US"/>
+        </w:rPr>
+        <w:t>Transaction</w:t>
+      </w:r>
+      <w:r>
+        <w:rPr>
+          <w:rFonts w:ascii="Times New Roman" w:hAnsi="Times New Roman"/>
+          <w:color w:val="000000" w:themeColor="text1"/>
+          <w:sz w:val="28"/>
+          <w:szCs w:val="28"/>
+        </w:rPr>
+        <w:t xml:space="preserve"> </w:t>
+      </w:r>
+      <w:r>
+        <w:rPr>
+          <w:rFonts w:ascii="Times New Roman" w:hAnsi="Times New Roman"/>
+          <w:color w:val="000000" w:themeColor="text1"/>
+          <w:sz w:val="28"/>
+          <w:szCs w:val="28"/>
+          <w:lang w:val="en-US"/>
+        </w:rPr>
+        <w:t>Item</w:t>
+      </w:r>
+      <w:r>
+        <w:rPr>
+          <w:rFonts w:ascii="Times New Roman" w:hAnsi="Times New Roman"/>
+          <w:color w:val="000000" w:themeColor="text1"/>
+          <w:sz w:val="28"/>
+          <w:szCs w:val="28"/>
+        </w:rPr>
+        <w:t>.</w:t>
+      </w:r>
     </w:p>
     <w:p>
       <w:pPr>
@@ -3157,71 +3164,148 @@
           <w:color w:val="000000" w:themeColor="text1"/>
           <w:sz w:val="28"/>
           <w:szCs w:val="28"/>
-        </w:rPr>
-      </w:pPr>
-      <w:r>
-        <w:rPr>
-          <w:rFonts w:ascii="Times New Roman" w:hAnsi="Times New Roman"/>
-          <w:color w:val="000000" w:themeColor="text1"/>
-          <w:sz w:val="28"/>
-          <w:szCs w:val="28"/>
-        </w:rPr>
-        <w:t xml:space="preserve">21. Удалить из рабочего процесса действие </w:t>
-      </w:r>
-      <w:r>
-        <w:rPr>
-          <w:rFonts w:ascii="Times New Roman" w:hAnsi="Times New Roman"/>
-          <w:color w:val="000000" w:themeColor="text1"/>
-          <w:sz w:val="28"/>
-          <w:szCs w:val="28"/>
-          <w:lang w:val="en-US"/>
-        </w:rPr>
-        <w:t>Get</w:t>
-      </w:r>
-      <w:r>
-        <w:rPr>
-          <w:rFonts w:ascii="Times New Roman" w:hAnsi="Times New Roman"/>
-          <w:color w:val="000000" w:themeColor="text1"/>
-          <w:sz w:val="28"/>
-          <w:szCs w:val="28"/>
-        </w:rPr>
-        <w:t xml:space="preserve"> </w:t>
-      </w:r>
-      <w:r>
-        <w:rPr>
-          <w:rFonts w:ascii="Times New Roman" w:hAnsi="Times New Roman"/>
-          <w:color w:val="000000" w:themeColor="text1"/>
-          <w:sz w:val="28"/>
-          <w:szCs w:val="28"/>
-          <w:lang w:val="en-US"/>
-        </w:rPr>
-        <w:t>Transaction</w:t>
-      </w:r>
-      <w:r>
-        <w:rPr>
-          <w:rFonts w:ascii="Times New Roman" w:hAnsi="Times New Roman"/>
-          <w:color w:val="000000" w:themeColor="text1"/>
-          <w:sz w:val="28"/>
-          <w:szCs w:val="28"/>
-        </w:rPr>
-        <w:t xml:space="preserve"> </w:t>
-      </w:r>
-      <w:r>
-        <w:rPr>
-          <w:rFonts w:ascii="Times New Roman" w:hAnsi="Times New Roman"/>
-          <w:color w:val="000000" w:themeColor="text1"/>
-          <w:sz w:val="28"/>
-          <w:szCs w:val="28"/>
-          <w:lang w:val="en-US"/>
-        </w:rPr>
-        <w:t>Item</w:t>
-      </w:r>
-      <w:r>
-        <w:rPr>
-          <w:rFonts w:ascii="Times New Roman" w:hAnsi="Times New Roman"/>
-          <w:color w:val="000000" w:themeColor="text1"/>
-          <w:sz w:val="28"/>
-          <w:szCs w:val="28"/>
+          <w:lang w:val="en-US"/>
+        </w:rPr>
+      </w:pPr>
+      <w:r>
+        <w:rPr>
+          <w:rFonts w:ascii="Times New Roman" w:hAnsi="Times New Roman"/>
+          <w:color w:val="000000" w:themeColor="text1"/>
+          <w:sz w:val="28"/>
+          <w:szCs w:val="28"/>
+          <w:lang w:val="en-US"/>
+        </w:rPr>
+        <w:t xml:space="preserve">22. </w:t>
+      </w:r>
+      <w:r>
+        <w:rPr>
+          <w:rFonts w:ascii="Times New Roman" w:hAnsi="Times New Roman"/>
+          <w:color w:val="000000" w:themeColor="text1"/>
+          <w:sz w:val="28"/>
+          <w:szCs w:val="28"/>
+        </w:rPr>
+        <w:t>В</w:t>
+      </w:r>
+      <w:r>
+        <w:rPr>
+          <w:rFonts w:ascii="Times New Roman" w:hAnsi="Times New Roman"/>
+          <w:color w:val="000000" w:themeColor="text1"/>
+          <w:sz w:val="28"/>
+          <w:szCs w:val="28"/>
+          <w:lang w:val="en-US"/>
+        </w:rPr>
+        <w:t xml:space="preserve"> </w:t>
+      </w:r>
+      <w:r>
+        <w:rPr>
+          <w:rFonts w:ascii="Times New Roman" w:hAnsi="Times New Roman"/>
+          <w:color w:val="000000" w:themeColor="text1"/>
+          <w:sz w:val="28"/>
+          <w:szCs w:val="28"/>
+        </w:rPr>
+        <w:t>действии</w:t>
+      </w:r>
+      <w:r>
+        <w:rPr>
+          <w:rFonts w:ascii="Times New Roman" w:hAnsi="Times New Roman"/>
+          <w:color w:val="000000" w:themeColor="text1"/>
+          <w:sz w:val="28"/>
+          <w:szCs w:val="28"/>
+          <w:lang w:val="en-US"/>
+        </w:rPr>
+        <w:t xml:space="preserve"> If a new Item is fetched Grab it's significant data for logging </w:t>
+      </w:r>
+      <w:r>
+        <w:rPr>
+          <w:rFonts w:ascii="Times New Roman" w:hAnsi="Times New Roman"/>
+          <w:color w:val="000000" w:themeColor="text1"/>
+          <w:sz w:val="28"/>
+          <w:szCs w:val="28"/>
+        </w:rPr>
+        <w:t>изменить</w:t>
+      </w:r>
+      <w:r>
+        <w:rPr>
+          <w:rFonts w:ascii="Times New Roman" w:hAnsi="Times New Roman"/>
+          <w:color w:val="000000" w:themeColor="text1"/>
+          <w:sz w:val="28"/>
+          <w:szCs w:val="28"/>
+          <w:lang w:val="en-US"/>
+        </w:rPr>
+        <w:t xml:space="preserve"> Condition </w:t>
+      </w:r>
+      <w:r>
+        <w:rPr>
+          <w:rFonts w:ascii="Times New Roman" w:hAnsi="Times New Roman"/>
+          <w:color w:val="000000" w:themeColor="text1"/>
+          <w:sz w:val="28"/>
+          <w:szCs w:val="28"/>
+        </w:rPr>
+        <w:t>на</w:t>
+      </w:r>
+      <w:r>
+        <w:rPr>
+          <w:rFonts w:ascii="Times New Roman" w:hAnsi="Times New Roman"/>
+          <w:color w:val="000000" w:themeColor="text1"/>
+          <w:sz w:val="28"/>
+          <w:szCs w:val="28"/>
+          <w:lang w:val="en-US"/>
+        </w:rPr>
+        <w:t xml:space="preserve"> </w:t>
+      </w:r>
+      <w:proofErr w:type="spellStart"/>
+      <w:r>
+        <w:rPr>
+          <w:rFonts w:ascii="Times New Roman" w:hAnsi="Times New Roman"/>
+          <w:color w:val="000000" w:themeColor="text1"/>
+          <w:sz w:val="28"/>
+          <w:szCs w:val="28"/>
+          <w:lang w:val="en-US"/>
+        </w:rPr>
+        <w:t>in_TransactionNumber</w:t>
+      </w:r>
+      <w:proofErr w:type="spellEnd"/>
+      <w:r>
+        <w:rPr>
+          <w:rFonts w:ascii="Times New Roman" w:hAnsi="Times New Roman"/>
+          <w:color w:val="000000" w:themeColor="text1"/>
+          <w:sz w:val="28"/>
+          <w:szCs w:val="28"/>
+          <w:lang w:val="en-US"/>
+        </w:rPr>
+        <w:t xml:space="preserve"> &lt; </w:t>
+      </w:r>
+      <w:proofErr w:type="spellStart"/>
+      <w:r>
+        <w:rPr>
+          <w:rFonts w:ascii="Times New Roman" w:hAnsi="Times New Roman"/>
+          <w:color w:val="000000" w:themeColor="text1"/>
+          <w:sz w:val="28"/>
+          <w:szCs w:val="28"/>
+          <w:lang w:val="en-US"/>
+        </w:rPr>
+        <w:t>io_</w:t>
+      </w:r>
+      <w:proofErr w:type="gramStart"/>
+      <w:r>
+        <w:rPr>
+          <w:rFonts w:ascii="Times New Roman" w:hAnsi="Times New Roman"/>
+          <w:color w:val="000000" w:themeColor="text1"/>
+          <w:sz w:val="28"/>
+          <w:szCs w:val="28"/>
+          <w:lang w:val="en-US"/>
+        </w:rPr>
+        <w:t>TransactionData.Rows.Count</w:t>
+      </w:r>
+      <w:proofErr w:type="spellEnd"/>
+      <w:proofErr w:type="gramEnd"/>
+      <w:r>
+        <w:rPr>
+          <w:rFonts w:ascii="Times New Roman" w:hAnsi="Times New Roman"/>
+          <w:color w:val="000000" w:themeColor="text1"/>
+          <w:sz w:val="28"/>
+          <w:szCs w:val="28"/>
+          <w:lang w:val="en-US"/>
         </w:rPr>
         <w:t>.</w:t>
       </w:r>
@@ -3240,8 +3324,177 @@
           <w:color w:val="000000" w:themeColor="text1"/>
           <w:sz w:val="28"/>
           <w:szCs w:val="28"/>
-        </w:rPr>
-      </w:pPr>
+          <w:lang w:val="en-US"/>
+        </w:rPr>
+      </w:pPr>
+      <w:r>
+        <w:rPr>
+          <w:rFonts w:ascii="Times New Roman" w:hAnsi="Times New Roman"/>
+          <w:color w:val="000000" w:themeColor="text1"/>
+          <w:sz w:val="28"/>
+          <w:szCs w:val="28"/>
+          <w:lang w:val="en-US"/>
+        </w:rPr>
+        <w:t xml:space="preserve">23. </w:t>
+      </w:r>
+      <w:r>
+        <w:rPr>
+          <w:rFonts w:ascii="Times New Roman" w:hAnsi="Times New Roman"/>
+          <w:color w:val="000000" w:themeColor="text1"/>
+          <w:sz w:val="28"/>
+          <w:szCs w:val="28"/>
+        </w:rPr>
+        <w:t>В</w:t>
+      </w:r>
+      <w:r>
+        <w:rPr>
+          <w:rFonts w:ascii="Times New Roman" w:hAnsi="Times New Roman"/>
+          <w:color w:val="000000" w:themeColor="text1"/>
+          <w:sz w:val="28"/>
+          <w:szCs w:val="28"/>
+          <w:lang w:val="en-US"/>
+        </w:rPr>
+        <w:t xml:space="preserve"> </w:t>
+      </w:r>
+      <w:r>
+        <w:rPr>
+          <w:rFonts w:ascii="Times New Roman" w:hAnsi="Times New Roman"/>
+          <w:color w:val="000000" w:themeColor="text1"/>
+          <w:sz w:val="28"/>
+          <w:szCs w:val="28"/>
+        </w:rPr>
+        <w:t>блоке</w:t>
+      </w:r>
+      <w:r>
+        <w:rPr>
+          <w:rFonts w:ascii="Times New Roman" w:hAnsi="Times New Roman"/>
+          <w:color w:val="000000" w:themeColor="text1"/>
+          <w:sz w:val="28"/>
+          <w:szCs w:val="28"/>
+          <w:lang w:val="en-US"/>
+        </w:rPr>
+        <w:t xml:space="preserve"> Then </w:t>
+      </w:r>
+      <w:r>
+        <w:rPr>
+          <w:rFonts w:ascii="Times New Roman" w:hAnsi="Times New Roman"/>
+          <w:color w:val="000000" w:themeColor="text1"/>
+          <w:sz w:val="28"/>
+          <w:szCs w:val="28"/>
+        </w:rPr>
+        <w:t>изменить</w:t>
+      </w:r>
+      <w:r>
+        <w:rPr>
+          <w:rFonts w:ascii="Times New Roman" w:hAnsi="Times New Roman"/>
+          <w:color w:val="000000" w:themeColor="text1"/>
+          <w:sz w:val="28"/>
+          <w:szCs w:val="28"/>
+          <w:lang w:val="en-US"/>
+        </w:rPr>
+        <w:t xml:space="preserve"> </w:t>
+      </w:r>
+      <w:r>
+        <w:rPr>
+          <w:rFonts w:ascii="Times New Roman" w:hAnsi="Times New Roman"/>
+          <w:color w:val="000000" w:themeColor="text1"/>
+          <w:sz w:val="28"/>
+          <w:szCs w:val="28"/>
+        </w:rPr>
+        <w:t>название</w:t>
+      </w:r>
+      <w:r>
+        <w:rPr>
+          <w:rFonts w:ascii="Times New Roman" w:hAnsi="Times New Roman"/>
+          <w:color w:val="000000" w:themeColor="text1"/>
+          <w:sz w:val="28"/>
+          <w:szCs w:val="28"/>
+          <w:lang w:val="en-US"/>
+        </w:rPr>
+        <w:t xml:space="preserve"> </w:t>
+      </w:r>
+      <w:r>
+        <w:rPr>
+          <w:rFonts w:ascii="Times New Roman" w:hAnsi="Times New Roman"/>
+          <w:color w:val="000000" w:themeColor="text1"/>
+          <w:sz w:val="28"/>
+          <w:szCs w:val="28"/>
+        </w:rPr>
+        <w:t>действия</w:t>
+      </w:r>
+      <w:r>
+        <w:rPr>
+          <w:rFonts w:ascii="Times New Roman" w:hAnsi="Times New Roman"/>
+          <w:color w:val="000000" w:themeColor="text1"/>
+          <w:sz w:val="28"/>
+          <w:szCs w:val="28"/>
+          <w:lang w:val="en-US"/>
+        </w:rPr>
+        <w:t xml:space="preserve"> Assign </w:t>
+      </w:r>
+      <w:proofErr w:type="spellStart"/>
+      <w:r>
+        <w:rPr>
+          <w:rFonts w:ascii="Times New Roman" w:hAnsi="Times New Roman"/>
+          <w:color w:val="000000" w:themeColor="text1"/>
+          <w:sz w:val="28"/>
+          <w:szCs w:val="28"/>
+          <w:lang w:val="en-US"/>
+        </w:rPr>
+        <w:t>TransactionID</w:t>
+      </w:r>
+      <w:proofErr w:type="spellEnd"/>
+      <w:r>
+        <w:rPr>
+          <w:rFonts w:ascii="Times New Roman" w:hAnsi="Times New Roman"/>
+          <w:color w:val="000000" w:themeColor="text1"/>
+          <w:sz w:val="28"/>
+          <w:szCs w:val="28"/>
+          <w:lang w:val="en-US"/>
+        </w:rPr>
+        <w:t xml:space="preserve"> </w:t>
+      </w:r>
+      <w:r>
+        <w:rPr>
+          <w:rFonts w:ascii="Times New Roman" w:hAnsi="Times New Roman"/>
+          <w:color w:val="000000" w:themeColor="text1"/>
+          <w:sz w:val="28"/>
+          <w:szCs w:val="28"/>
+        </w:rPr>
+        <w:t>на</w:t>
+      </w:r>
+      <w:r>
+        <w:rPr>
+          <w:rFonts w:ascii="Times New Roman" w:hAnsi="Times New Roman"/>
+          <w:color w:val="000000" w:themeColor="text1"/>
+          <w:sz w:val="28"/>
+          <w:szCs w:val="28"/>
+          <w:lang w:val="en-US"/>
+        </w:rPr>
+        <w:t xml:space="preserve"> Assign </w:t>
+      </w:r>
+      <w:proofErr w:type="spellStart"/>
+      <w:r>
+        <w:rPr>
+          <w:rFonts w:ascii="Times New Roman" w:hAnsi="Times New Roman"/>
+          <w:color w:val="000000" w:themeColor="text1"/>
+          <w:sz w:val="28"/>
+          <w:szCs w:val="28"/>
+          <w:lang w:val="en-US"/>
+        </w:rPr>
+        <w:t>TransactionItem</w:t>
+      </w:r>
+      <w:proofErr w:type="spellEnd"/>
+      <w:r>
+        <w:rPr>
+          <w:rFonts w:ascii="Times New Roman" w:hAnsi="Times New Roman"/>
+          <w:color w:val="000000" w:themeColor="text1"/>
+          <w:sz w:val="28"/>
+          <w:szCs w:val="28"/>
+          <w:lang w:val="en-US"/>
+        </w:rPr>
+        <w:t xml:space="preserve">. </w:t>
+      </w:r>
     </w:p>
     <w:p>
       <w:pPr>
@@ -3266,16 +3519,6 @@
           <w:color w:val="000000" w:themeColor="text1"/>
           <w:sz w:val="28"/>
           <w:szCs w:val="28"/>
-          <w:lang w:val="en-US"/>
-        </w:rPr>
-        <w:t xml:space="preserve">22. </w:t>
-      </w:r>
-      <w:r>
-        <w:rPr>
-          <w:rFonts w:ascii="Times New Roman" w:hAnsi="Times New Roman"/>
-          <w:color w:val="000000" w:themeColor="text1"/>
-          <w:sz w:val="28"/>
-          <w:szCs w:val="28"/>
         </w:rPr>
         <w:t>В</w:t>
       </w:r>
@@ -3296,45 +3539,64 @@
           <w:sz w:val="28"/>
           <w:szCs w:val="28"/>
         </w:rPr>
-        <w:t>действии</w:t>
-      </w:r>
-      <w:r>
-        <w:rPr>
-          <w:rFonts w:ascii="Times New Roman" w:hAnsi="Times New Roman"/>
-          <w:color w:val="000000" w:themeColor="text1"/>
-          <w:sz w:val="28"/>
-          <w:szCs w:val="28"/>
-          <w:lang w:val="en-US"/>
-        </w:rPr>
-        <w:t xml:space="preserve"> If a new Item is fetched Grab it's significant data for logging </w:t>
-      </w:r>
-      <w:r>
-        <w:rPr>
-          <w:rFonts w:ascii="Times New Roman" w:hAnsi="Times New Roman"/>
-          <w:color w:val="000000" w:themeColor="text1"/>
-          <w:sz w:val="28"/>
-          <w:szCs w:val="28"/>
-        </w:rPr>
-        <w:t>изменить</w:t>
-      </w:r>
-      <w:r>
-        <w:rPr>
-          <w:rFonts w:ascii="Times New Roman" w:hAnsi="Times New Roman"/>
-          <w:color w:val="000000" w:themeColor="text1"/>
-          <w:sz w:val="28"/>
-          <w:szCs w:val="28"/>
-          <w:lang w:val="en-US"/>
-        </w:rPr>
-        <w:t xml:space="preserve"> Condition </w:t>
-      </w:r>
-      <w:r>
-        <w:rPr>
-          <w:rFonts w:ascii="Times New Roman" w:hAnsi="Times New Roman"/>
-          <w:color w:val="000000" w:themeColor="text1"/>
-          <w:sz w:val="28"/>
-          <w:szCs w:val="28"/>
-        </w:rPr>
-        <w:t>на</w:t>
+        <w:t>поле</w:t>
+      </w:r>
+      <w:r>
+        <w:rPr>
+          <w:rFonts w:ascii="Times New Roman" w:hAnsi="Times New Roman"/>
+          <w:color w:val="000000" w:themeColor="text1"/>
+          <w:sz w:val="28"/>
+          <w:szCs w:val="28"/>
+          <w:lang w:val="en-US"/>
+        </w:rPr>
+        <w:t xml:space="preserve"> </w:t>
+      </w:r>
+      <w:r>
+        <w:rPr>
+          <w:rFonts w:ascii="Times New Roman" w:hAnsi="Times New Roman"/>
+          <w:color w:val="000000" w:themeColor="text1"/>
+          <w:sz w:val="28"/>
+          <w:szCs w:val="28"/>
+        </w:rPr>
+        <w:t>слева</w:t>
+      </w:r>
+      <w:r>
+        <w:rPr>
+          <w:rFonts w:ascii="Times New Roman" w:hAnsi="Times New Roman"/>
+          <w:color w:val="000000" w:themeColor="text1"/>
+          <w:sz w:val="28"/>
+          <w:szCs w:val="28"/>
+          <w:lang w:val="en-US"/>
+        </w:rPr>
+        <w:t xml:space="preserve"> </w:t>
+      </w:r>
+      <w:r>
+        <w:rPr>
+          <w:rFonts w:ascii="Times New Roman" w:hAnsi="Times New Roman"/>
+          <w:color w:val="000000" w:themeColor="text1"/>
+          <w:sz w:val="28"/>
+          <w:szCs w:val="28"/>
+        </w:rPr>
+        <w:t>указать</w:t>
+      </w:r>
+      <w:r>
+        <w:rPr>
+          <w:rFonts w:ascii="Times New Roman" w:hAnsi="Times New Roman"/>
+          <w:color w:val="000000" w:themeColor="text1"/>
+          <w:sz w:val="28"/>
+          <w:szCs w:val="28"/>
+          <w:lang w:val="en-US"/>
+        </w:rPr>
+        <w:t xml:space="preserve"> </w:t>
+      </w:r>
+      <w:r>
+        <w:rPr>
+          <w:rFonts w:ascii="Times New Roman" w:hAnsi="Times New Roman"/>
+          <w:color w:val="000000" w:themeColor="text1"/>
+          <w:sz w:val="28"/>
+          <w:szCs w:val="28"/>
+        </w:rPr>
+        <w:t>переменную</w:t>
       </w:r>
       <w:r>
         <w:rPr>
@@ -3355,6 +3617,145 @@
           <w:szCs w:val="28"/>
           <w:lang w:val="en-US"/>
         </w:rPr>
+        <w:t>out_TransactionItem</w:t>
+      </w:r>
+      <w:proofErr w:type="spellEnd"/>
+      <w:r>
+        <w:rPr>
+          <w:rFonts w:ascii="Times New Roman" w:hAnsi="Times New Roman"/>
+          <w:color w:val="000000" w:themeColor="text1"/>
+          <w:sz w:val="28"/>
+          <w:szCs w:val="28"/>
+          <w:lang w:val="en-US"/>
+        </w:rPr>
+        <w:t xml:space="preserve">, </w:t>
+      </w:r>
+      <w:r>
+        <w:rPr>
+          <w:rFonts w:ascii="Times New Roman" w:hAnsi="Times New Roman"/>
+          <w:color w:val="000000" w:themeColor="text1"/>
+          <w:sz w:val="28"/>
+          <w:szCs w:val="28"/>
+        </w:rPr>
+        <w:t>а</w:t>
+      </w:r>
+      <w:r>
+        <w:rPr>
+          <w:rFonts w:ascii="Times New Roman" w:hAnsi="Times New Roman"/>
+          <w:color w:val="000000" w:themeColor="text1"/>
+          <w:sz w:val="28"/>
+          <w:szCs w:val="28"/>
+          <w:lang w:val="en-US"/>
+        </w:rPr>
+        <w:t xml:space="preserve"> </w:t>
+      </w:r>
+      <w:r>
+        <w:rPr>
+          <w:rFonts w:ascii="Times New Roman" w:hAnsi="Times New Roman"/>
+          <w:color w:val="000000" w:themeColor="text1"/>
+          <w:sz w:val="28"/>
+          <w:szCs w:val="28"/>
+        </w:rPr>
+        <w:t>в</w:t>
+      </w:r>
+      <w:r>
+        <w:rPr>
+          <w:rFonts w:ascii="Times New Roman" w:hAnsi="Times New Roman"/>
+          <w:color w:val="000000" w:themeColor="text1"/>
+          <w:sz w:val="28"/>
+          <w:szCs w:val="28"/>
+          <w:lang w:val="en-US"/>
+        </w:rPr>
+        <w:t xml:space="preserve"> </w:t>
+      </w:r>
+      <w:r>
+        <w:rPr>
+          <w:rFonts w:ascii="Times New Roman" w:hAnsi="Times New Roman"/>
+          <w:color w:val="000000" w:themeColor="text1"/>
+          <w:sz w:val="28"/>
+          <w:szCs w:val="28"/>
+        </w:rPr>
+        <w:t>поле</w:t>
+      </w:r>
+      <w:r>
+        <w:rPr>
+          <w:rFonts w:ascii="Times New Roman" w:hAnsi="Times New Roman"/>
+          <w:color w:val="000000" w:themeColor="text1"/>
+          <w:sz w:val="28"/>
+          <w:szCs w:val="28"/>
+          <w:lang w:val="en-US"/>
+        </w:rPr>
+        <w:t xml:space="preserve"> </w:t>
+      </w:r>
+      <w:r>
+        <w:rPr>
+          <w:rFonts w:ascii="Times New Roman" w:hAnsi="Times New Roman"/>
+          <w:color w:val="000000" w:themeColor="text1"/>
+          <w:sz w:val="28"/>
+          <w:szCs w:val="28"/>
+        </w:rPr>
+        <w:t>справа</w:t>
+      </w:r>
+      <w:r>
+        <w:rPr>
+          <w:rFonts w:ascii="Times New Roman" w:hAnsi="Times New Roman"/>
+          <w:color w:val="000000" w:themeColor="text1"/>
+          <w:sz w:val="28"/>
+          <w:szCs w:val="28"/>
+          <w:lang w:val="en-US"/>
+        </w:rPr>
+        <w:t xml:space="preserve"> </w:t>
+      </w:r>
+      <w:r>
+        <w:rPr>
+          <w:rFonts w:ascii="Times New Roman" w:hAnsi="Times New Roman"/>
+          <w:color w:val="000000" w:themeColor="text1"/>
+          <w:sz w:val="28"/>
+          <w:szCs w:val="28"/>
+        </w:rPr>
+        <w:t>ввести</w:t>
+      </w:r>
+      <w:r>
+        <w:rPr>
+          <w:rFonts w:ascii="Times New Roman" w:hAnsi="Times New Roman"/>
+          <w:color w:val="000000" w:themeColor="text1"/>
+          <w:sz w:val="28"/>
+          <w:szCs w:val="28"/>
+          <w:lang w:val="en-US"/>
+        </w:rPr>
+        <w:t xml:space="preserve"> </w:t>
+      </w:r>
+      <w:proofErr w:type="spellStart"/>
+      <w:r>
+        <w:rPr>
+          <w:rFonts w:ascii="Times New Roman" w:hAnsi="Times New Roman"/>
+          <w:color w:val="000000" w:themeColor="text1"/>
+          <w:sz w:val="28"/>
+          <w:szCs w:val="28"/>
+          <w:lang w:val="en-US"/>
+        </w:rPr>
+        <w:t>io_TransactionData</w:t>
+      </w:r>
+      <w:proofErr w:type="spellEnd"/>
+      <w:r>
+        <w:rPr>
+          <w:rFonts w:ascii="Times New Roman" w:hAnsi="Times New Roman"/>
+          <w:color w:val="000000" w:themeColor="text1"/>
+          <w:sz w:val="28"/>
+          <w:szCs w:val="28"/>
+          <w:lang w:val="en-US"/>
+        </w:rPr>
+        <w:t>(</w:t>
+      </w:r>
+      <w:proofErr w:type="spellStart"/>
+      <w:r>
+        <w:rPr>
+          <w:rFonts w:ascii="Times New Roman" w:hAnsi="Times New Roman"/>
+          <w:color w:val="000000" w:themeColor="text1"/>
+          <w:sz w:val="28"/>
+          <w:szCs w:val="28"/>
+          <w:lang w:val="en-US"/>
+        </w:rPr>
         <w:t>in_TransactionNumber</w:t>
       </w:r>
       <w:proofErr w:type="spellEnd"/>
@@ -3366,41 +3767,7 @@
           <w:szCs w:val="28"/>
           <w:lang w:val="en-US"/>
         </w:rPr>
-        <w:t xml:space="preserve"> &lt; </w:t>
-      </w:r>
-      <w:proofErr w:type="spellStart"/>
-      <w:r>
-        <w:rPr>
-          <w:rFonts w:ascii="Times New Roman" w:hAnsi="Times New Roman"/>
-          <w:color w:val="000000" w:themeColor="text1"/>
-          <w:sz w:val="28"/>
-          <w:szCs w:val="28"/>
-          <w:lang w:val="en-US"/>
-        </w:rPr>
-        <w:t>io_</w:t>
-      </w:r>
-      <w:proofErr w:type="gramStart"/>
-      <w:r>
-        <w:rPr>
-          <w:rFonts w:ascii="Times New Roman" w:hAnsi="Times New Roman"/>
-          <w:color w:val="000000" w:themeColor="text1"/>
-          <w:sz w:val="28"/>
-          <w:szCs w:val="28"/>
-          <w:lang w:val="en-US"/>
-        </w:rPr>
-        <w:t>TransactionData.Rows.Count</w:t>
-      </w:r>
-      <w:proofErr w:type="spellEnd"/>
-      <w:proofErr w:type="gramEnd"/>
-      <w:r>
-        <w:rPr>
-          <w:rFonts w:ascii="Times New Roman" w:hAnsi="Times New Roman"/>
-          <w:color w:val="000000" w:themeColor="text1"/>
-          <w:sz w:val="28"/>
-          <w:szCs w:val="28"/>
-          <w:lang w:val="en-US"/>
-        </w:rPr>
-        <w:t>.</w:t>
+        <w:t>).</w:t>
       </w:r>
     </w:p>
     <w:p>
@@ -3420,6 +3787,265 @@
           <w:lang w:val="en-US"/>
         </w:rPr>
       </w:pPr>
+      <w:r>
+        <w:rPr>
+          <w:rFonts w:ascii="Times New Roman" w:hAnsi="Times New Roman"/>
+          <w:color w:val="000000" w:themeColor="text1"/>
+          <w:sz w:val="28"/>
+          <w:szCs w:val="28"/>
+          <w:lang w:val="en-US"/>
+        </w:rPr>
+        <w:t xml:space="preserve">24. </w:t>
+      </w:r>
+      <w:r>
+        <w:rPr>
+          <w:rFonts w:ascii="Times New Roman" w:hAnsi="Times New Roman"/>
+          <w:color w:val="000000" w:themeColor="text1"/>
+          <w:sz w:val="28"/>
+          <w:szCs w:val="28"/>
+        </w:rPr>
+        <w:t>В</w:t>
+      </w:r>
+      <w:r>
+        <w:rPr>
+          <w:rFonts w:ascii="Times New Roman" w:hAnsi="Times New Roman"/>
+          <w:color w:val="000000" w:themeColor="text1"/>
+          <w:sz w:val="28"/>
+          <w:szCs w:val="28"/>
+          <w:lang w:val="en-US"/>
+        </w:rPr>
+        <w:t xml:space="preserve"> </w:t>
+      </w:r>
+      <w:r>
+        <w:rPr>
+          <w:rFonts w:ascii="Times New Roman" w:hAnsi="Times New Roman"/>
+          <w:color w:val="000000" w:themeColor="text1"/>
+          <w:sz w:val="28"/>
+          <w:szCs w:val="28"/>
+        </w:rPr>
+        <w:t>блоке</w:t>
+      </w:r>
+      <w:r>
+        <w:rPr>
+          <w:rFonts w:ascii="Times New Roman" w:hAnsi="Times New Roman"/>
+          <w:color w:val="000000" w:themeColor="text1"/>
+          <w:sz w:val="28"/>
+          <w:szCs w:val="28"/>
+          <w:lang w:val="en-US"/>
+        </w:rPr>
+        <w:t xml:space="preserve"> Then </w:t>
+      </w:r>
+      <w:r>
+        <w:rPr>
+          <w:rFonts w:ascii="Times New Roman" w:hAnsi="Times New Roman"/>
+          <w:color w:val="000000" w:themeColor="text1"/>
+          <w:sz w:val="28"/>
+          <w:szCs w:val="28"/>
+        </w:rPr>
+        <w:t>в</w:t>
+      </w:r>
+      <w:r>
+        <w:rPr>
+          <w:rFonts w:ascii="Times New Roman" w:hAnsi="Times New Roman"/>
+          <w:color w:val="000000" w:themeColor="text1"/>
+          <w:sz w:val="28"/>
+          <w:szCs w:val="28"/>
+          <w:lang w:val="en-US"/>
+        </w:rPr>
+        <w:t xml:space="preserve"> </w:t>
+      </w:r>
+      <w:r>
+        <w:rPr>
+          <w:rFonts w:ascii="Times New Roman" w:hAnsi="Times New Roman"/>
+          <w:color w:val="000000" w:themeColor="text1"/>
+          <w:sz w:val="28"/>
+          <w:szCs w:val="28"/>
+        </w:rPr>
+        <w:t>правом</w:t>
+      </w:r>
+      <w:r>
+        <w:rPr>
+          <w:rFonts w:ascii="Times New Roman" w:hAnsi="Times New Roman"/>
+          <w:color w:val="000000" w:themeColor="text1"/>
+          <w:sz w:val="28"/>
+          <w:szCs w:val="28"/>
+          <w:lang w:val="en-US"/>
+        </w:rPr>
+        <w:t xml:space="preserve"> </w:t>
+      </w:r>
+      <w:r>
+        <w:rPr>
+          <w:rFonts w:ascii="Times New Roman" w:hAnsi="Times New Roman"/>
+          <w:color w:val="000000" w:themeColor="text1"/>
+          <w:sz w:val="28"/>
+          <w:szCs w:val="28"/>
+        </w:rPr>
+        <w:t>поле</w:t>
+      </w:r>
+      <w:r>
+        <w:rPr>
+          <w:rFonts w:ascii="Times New Roman" w:hAnsi="Times New Roman"/>
+          <w:color w:val="000000" w:themeColor="text1"/>
+          <w:sz w:val="28"/>
+          <w:szCs w:val="28"/>
+          <w:lang w:val="en-US"/>
+        </w:rPr>
+        <w:t xml:space="preserve"> </w:t>
+      </w:r>
+      <w:r>
+        <w:rPr>
+          <w:rFonts w:ascii="Times New Roman" w:hAnsi="Times New Roman"/>
+          <w:color w:val="000000" w:themeColor="text1"/>
+          <w:sz w:val="28"/>
+          <w:szCs w:val="28"/>
+        </w:rPr>
+        <w:t>действия</w:t>
+      </w:r>
+      <w:r>
+        <w:rPr>
+          <w:rFonts w:ascii="Times New Roman" w:hAnsi="Times New Roman"/>
+          <w:color w:val="000000" w:themeColor="text1"/>
+          <w:sz w:val="28"/>
+          <w:szCs w:val="28"/>
+          <w:lang w:val="en-US"/>
+        </w:rPr>
+        <w:t xml:space="preserve"> Assign TransactionField1 </w:t>
+      </w:r>
+      <w:r>
+        <w:rPr>
+          <w:rFonts w:ascii="Times New Roman" w:hAnsi="Times New Roman"/>
+          <w:color w:val="000000" w:themeColor="text1"/>
+          <w:sz w:val="28"/>
+          <w:szCs w:val="28"/>
+        </w:rPr>
+        <w:t>изменить</w:t>
+      </w:r>
+      <w:r>
+        <w:rPr>
+          <w:rFonts w:ascii="Times New Roman" w:hAnsi="Times New Roman"/>
+          <w:color w:val="000000" w:themeColor="text1"/>
+          <w:sz w:val="28"/>
+          <w:szCs w:val="28"/>
+          <w:lang w:val="en-US"/>
+        </w:rPr>
+        <w:t xml:space="preserve"> </w:t>
+      </w:r>
+      <w:r>
+        <w:rPr>
+          <w:rFonts w:ascii="Times New Roman" w:hAnsi="Times New Roman"/>
+          <w:color w:val="000000" w:themeColor="text1"/>
+          <w:sz w:val="28"/>
+          <w:szCs w:val="28"/>
+        </w:rPr>
+        <w:t>значение</w:t>
+      </w:r>
+      <w:r>
+        <w:rPr>
+          <w:rFonts w:ascii="Times New Roman" w:hAnsi="Times New Roman"/>
+          <w:color w:val="000000" w:themeColor="text1"/>
+          <w:sz w:val="28"/>
+          <w:szCs w:val="28"/>
+          <w:lang w:val="en-US"/>
+        </w:rPr>
+        <w:t xml:space="preserve"> </w:t>
+      </w:r>
+      <w:r>
+        <w:rPr>
+          <w:rFonts w:ascii="Times New Roman" w:hAnsi="Times New Roman"/>
+          <w:color w:val="000000" w:themeColor="text1"/>
+          <w:sz w:val="28"/>
+          <w:szCs w:val="28"/>
+        </w:rPr>
+        <w:t>на</w:t>
+      </w:r>
+      <w:r>
+        <w:rPr>
+          <w:rFonts w:ascii="Times New Roman" w:hAnsi="Times New Roman"/>
+          <w:color w:val="000000" w:themeColor="text1"/>
+          <w:sz w:val="28"/>
+          <w:szCs w:val="28"/>
+          <w:lang w:val="en-US"/>
+        </w:rPr>
+        <w:t xml:space="preserve"> </w:t>
+      </w:r>
+      <w:proofErr w:type="spellStart"/>
+      <w:r>
+        <w:rPr>
+          <w:rFonts w:ascii="Times New Roman" w:hAnsi="Times New Roman"/>
+          <w:color w:val="000000" w:themeColor="text1"/>
+          <w:sz w:val="28"/>
+          <w:szCs w:val="28"/>
+          <w:lang w:val="en-US"/>
+        </w:rPr>
+        <w:t>out_TransactionItem.Item</w:t>
+      </w:r>
+      <w:proofErr w:type="spellEnd"/>
+      <w:r>
+        <w:rPr>
+          <w:rFonts w:ascii="Times New Roman" w:hAnsi="Times New Roman"/>
+          <w:color w:val="000000" w:themeColor="text1"/>
+          <w:sz w:val="28"/>
+          <w:szCs w:val="28"/>
+          <w:lang w:val="en-US"/>
+        </w:rPr>
+        <w:t>("</w:t>
+      </w:r>
+      <w:proofErr w:type="spellStart"/>
+      <w:r>
+        <w:rPr>
+          <w:rFonts w:ascii="Times New Roman" w:hAnsi="Times New Roman"/>
+          <w:color w:val="000000" w:themeColor="text1"/>
+          <w:sz w:val="28"/>
+          <w:szCs w:val="28"/>
+          <w:lang w:val="en-US"/>
+        </w:rPr>
+        <w:t>CashIn</w:t>
+      </w:r>
+      <w:proofErr w:type="spellEnd"/>
+      <w:r>
+        <w:rPr>
+          <w:rFonts w:ascii="Times New Roman" w:hAnsi="Times New Roman"/>
+          <w:color w:val="000000" w:themeColor="text1"/>
+          <w:sz w:val="28"/>
+          <w:szCs w:val="28"/>
+          <w:lang w:val="en-US"/>
+        </w:rPr>
+        <w:t>"</w:t>
+      </w:r>
+      <w:proofErr w:type="gramStart"/>
+      <w:r>
+        <w:rPr>
+          <w:rFonts w:ascii="Times New Roman" w:hAnsi="Times New Roman"/>
+          <w:color w:val="000000" w:themeColor="text1"/>
+          <w:sz w:val="28"/>
+          <w:szCs w:val="28"/>
+          <w:lang w:val="en-US"/>
+        </w:rPr>
+        <w:t>).</w:t>
+      </w:r>
+      <w:proofErr w:type="spellStart"/>
+      <w:r>
+        <w:rPr>
+          <w:rFonts w:ascii="Times New Roman" w:hAnsi="Times New Roman"/>
+          <w:color w:val="000000" w:themeColor="text1"/>
+          <w:sz w:val="28"/>
+          <w:szCs w:val="28"/>
+          <w:lang w:val="en-US"/>
+        </w:rPr>
+        <w:t>ToString</w:t>
+      </w:r>
+      <w:proofErr w:type="spellEnd"/>
+      <w:proofErr w:type="gramEnd"/>
+      <w:r>
+        <w:rPr>
+          <w:rFonts w:ascii="Times New Roman" w:hAnsi="Times New Roman"/>
+          <w:color w:val="000000" w:themeColor="text1"/>
+          <w:sz w:val="28"/>
+          <w:szCs w:val="28"/>
+          <w:lang w:val="en-US"/>
+        </w:rPr>
+        <w:t>.</w:t>
+      </w:r>
     </w:p>
     <w:p>
       <w:pPr>
@@ -3435,113 +4061,73 @@
           <w:color w:val="000000" w:themeColor="text1"/>
           <w:sz w:val="28"/>
           <w:szCs w:val="28"/>
-          <w:lang w:val="en-US"/>
-        </w:rPr>
-      </w:pPr>
-      <w:r>
-        <w:rPr>
-          <w:rFonts w:ascii="Times New Roman" w:hAnsi="Times New Roman"/>
-          <w:color w:val="000000" w:themeColor="text1"/>
-          <w:sz w:val="28"/>
-          <w:szCs w:val="28"/>
-          <w:lang w:val="en-US"/>
-        </w:rPr>
-        <w:t xml:space="preserve">23. </w:t>
-      </w:r>
-      <w:r>
-        <w:rPr>
-          <w:rFonts w:ascii="Times New Roman" w:hAnsi="Times New Roman"/>
-          <w:color w:val="000000" w:themeColor="text1"/>
-          <w:sz w:val="28"/>
-          <w:szCs w:val="28"/>
-        </w:rPr>
-        <w:t>В</w:t>
-      </w:r>
-      <w:r>
-        <w:rPr>
-          <w:rFonts w:ascii="Times New Roman" w:hAnsi="Times New Roman"/>
-          <w:color w:val="000000" w:themeColor="text1"/>
-          <w:sz w:val="28"/>
-          <w:szCs w:val="28"/>
-          <w:lang w:val="en-US"/>
-        </w:rPr>
-        <w:t xml:space="preserve"> </w:t>
-      </w:r>
-      <w:r>
-        <w:rPr>
-          <w:rFonts w:ascii="Times New Roman" w:hAnsi="Times New Roman"/>
-          <w:color w:val="000000" w:themeColor="text1"/>
-          <w:sz w:val="28"/>
-          <w:szCs w:val="28"/>
-        </w:rPr>
-        <w:t>блоке</w:t>
-      </w:r>
-      <w:r>
-        <w:rPr>
-          <w:rFonts w:ascii="Times New Roman" w:hAnsi="Times New Roman"/>
-          <w:color w:val="000000" w:themeColor="text1"/>
-          <w:sz w:val="28"/>
-          <w:szCs w:val="28"/>
-          <w:lang w:val="en-US"/>
-        </w:rPr>
-        <w:t xml:space="preserve"> Then </w:t>
-      </w:r>
-      <w:r>
-        <w:rPr>
-          <w:rFonts w:ascii="Times New Roman" w:hAnsi="Times New Roman"/>
-          <w:color w:val="000000" w:themeColor="text1"/>
-          <w:sz w:val="28"/>
-          <w:szCs w:val="28"/>
-        </w:rPr>
-        <w:t>изменить</w:t>
-      </w:r>
-      <w:r>
-        <w:rPr>
-          <w:rFonts w:ascii="Times New Roman" w:hAnsi="Times New Roman"/>
-          <w:color w:val="000000" w:themeColor="text1"/>
-          <w:sz w:val="28"/>
-          <w:szCs w:val="28"/>
-          <w:lang w:val="en-US"/>
-        </w:rPr>
-        <w:t xml:space="preserve"> </w:t>
-      </w:r>
-      <w:r>
-        <w:rPr>
-          <w:rFonts w:ascii="Times New Roman" w:hAnsi="Times New Roman"/>
-          <w:color w:val="000000" w:themeColor="text1"/>
-          <w:sz w:val="28"/>
-          <w:szCs w:val="28"/>
-        </w:rPr>
-        <w:t>название</w:t>
-      </w:r>
-      <w:r>
-        <w:rPr>
-          <w:rFonts w:ascii="Times New Roman" w:hAnsi="Times New Roman"/>
-          <w:color w:val="000000" w:themeColor="text1"/>
-          <w:sz w:val="28"/>
-          <w:szCs w:val="28"/>
-          <w:lang w:val="en-US"/>
-        </w:rPr>
-        <w:t xml:space="preserve"> </w:t>
-      </w:r>
-      <w:r>
-        <w:rPr>
-          <w:rFonts w:ascii="Times New Roman" w:hAnsi="Times New Roman"/>
-          <w:color w:val="000000" w:themeColor="text1"/>
-          <w:sz w:val="28"/>
-          <w:szCs w:val="28"/>
-        </w:rPr>
-        <w:t>действия</w:t>
-      </w:r>
-      <w:r>
-        <w:rPr>
-          <w:rFonts w:ascii="Times New Roman" w:hAnsi="Times New Roman"/>
-          <w:color w:val="000000" w:themeColor="text1"/>
-          <w:sz w:val="28"/>
-          <w:szCs w:val="28"/>
-          <w:lang w:val="en-US"/>
-        </w:rPr>
-        <w:t xml:space="preserve"> Assign </w:t>
+        </w:rPr>
+      </w:pPr>
+      <w:r>
+        <w:rPr>
+          <w:rFonts w:ascii="Times New Roman" w:hAnsi="Times New Roman"/>
+          <w:color w:val="000000" w:themeColor="text1"/>
+          <w:sz w:val="28"/>
+          <w:szCs w:val="28"/>
+        </w:rPr>
+        <w:t xml:space="preserve">25. В блок </w:t>
+      </w:r>
+      <w:r>
+        <w:rPr>
+          <w:rFonts w:ascii="Times New Roman" w:hAnsi="Times New Roman"/>
+          <w:color w:val="000000" w:themeColor="text1"/>
+          <w:sz w:val="28"/>
+          <w:szCs w:val="28"/>
+          <w:lang w:val="en-US"/>
+        </w:rPr>
+        <w:t>Else</w:t>
+      </w:r>
+      <w:r>
+        <w:rPr>
+          <w:rFonts w:ascii="Times New Roman" w:hAnsi="Times New Roman"/>
+          <w:color w:val="000000" w:themeColor="text1"/>
+          <w:sz w:val="28"/>
+          <w:szCs w:val="28"/>
+        </w:rPr>
+        <w:t xml:space="preserve"> перенести действие </w:t>
+      </w:r>
+      <w:r>
+        <w:rPr>
+          <w:rFonts w:ascii="Times New Roman" w:hAnsi="Times New Roman"/>
+          <w:color w:val="000000" w:themeColor="text1"/>
+          <w:sz w:val="28"/>
+          <w:szCs w:val="28"/>
+          <w:lang w:val="en-US"/>
+        </w:rPr>
+        <w:t>Assign</w:t>
+      </w:r>
+      <w:r>
+        <w:rPr>
+          <w:rFonts w:ascii="Times New Roman" w:hAnsi="Times New Roman"/>
+          <w:color w:val="000000" w:themeColor="text1"/>
+          <w:sz w:val="28"/>
+          <w:szCs w:val="28"/>
+        </w:rPr>
+        <w:t xml:space="preserve"> и установить значение аргумента </w:t>
+      </w:r>
+      <w:r>
+        <w:rPr>
+          <w:rFonts w:ascii="Times New Roman" w:hAnsi="Times New Roman"/>
+          <w:color w:val="000000" w:themeColor="text1"/>
+          <w:sz w:val="28"/>
+          <w:szCs w:val="28"/>
+          <w:lang w:val="en-US"/>
+        </w:rPr>
+        <w:t>out</w:t>
+      </w:r>
+      <w:r>
+        <w:rPr>
+          <w:rFonts w:ascii="Times New Roman" w:hAnsi="Times New Roman"/>
+          <w:color w:val="000000" w:themeColor="text1"/>
+          <w:sz w:val="28"/>
+          <w:szCs w:val="28"/>
+        </w:rPr>
+        <w:t>_</w:t>
       </w:r>
       <w:proofErr w:type="spellStart"/>
       <w:r>
@@ -3552,7 +4138,7 @@
           <w:szCs w:val="28"/>
           <w:lang w:val="en-US"/>
         </w:rPr>
-        <w:t>TransactionID</w:t>
+        <w:t>TransactionItem</w:t>
       </w:r>
       <w:proofErr w:type="spellEnd"/>
       <w:r>
@@ -3561,50 +4147,27 @@
           <w:color w:val="000000" w:themeColor="text1"/>
           <w:sz w:val="28"/>
           <w:szCs w:val="28"/>
-          <w:lang w:val="en-US"/>
-        </w:rPr>
-        <w:t xml:space="preserve"> </w:t>
-      </w:r>
-      <w:r>
-        <w:rPr>
-          <w:rFonts w:ascii="Times New Roman" w:hAnsi="Times New Roman"/>
-          <w:color w:val="000000" w:themeColor="text1"/>
-          <w:sz w:val="28"/>
-          <w:szCs w:val="28"/>
-        </w:rPr>
-        <w:t>на</w:t>
-      </w:r>
-      <w:r>
-        <w:rPr>
-          <w:rFonts w:ascii="Times New Roman" w:hAnsi="Times New Roman"/>
-          <w:color w:val="000000" w:themeColor="text1"/>
-          <w:sz w:val="28"/>
-          <w:szCs w:val="28"/>
-          <w:lang w:val="en-US"/>
-        </w:rPr>
-        <w:t xml:space="preserve"> Assign </w:t>
-      </w:r>
-      <w:proofErr w:type="spellStart"/>
-      <w:r>
-        <w:rPr>
-          <w:rFonts w:ascii="Times New Roman" w:hAnsi="Times New Roman"/>
-          <w:color w:val="000000" w:themeColor="text1"/>
-          <w:sz w:val="28"/>
-          <w:szCs w:val="28"/>
-          <w:lang w:val="en-US"/>
-        </w:rPr>
-        <w:t>TransactionItem</w:t>
-      </w:r>
-      <w:proofErr w:type="spellEnd"/>
-      <w:r>
-        <w:rPr>
-          <w:rFonts w:ascii="Times New Roman" w:hAnsi="Times New Roman"/>
-          <w:color w:val="000000" w:themeColor="text1"/>
-          <w:sz w:val="28"/>
-          <w:szCs w:val="28"/>
-          <w:lang w:val="en-US"/>
-        </w:rPr>
-        <w:t xml:space="preserve">. </w:t>
+        </w:rPr>
+        <w:t xml:space="preserve"> в </w:t>
+      </w:r>
+      <w:r>
+        <w:rPr>
+          <w:rFonts w:ascii="Times New Roman" w:hAnsi="Times New Roman"/>
+          <w:color w:val="000000" w:themeColor="text1"/>
+          <w:sz w:val="28"/>
+          <w:szCs w:val="28"/>
+          <w:lang w:val="en-US"/>
+        </w:rPr>
+        <w:t>Nothing</w:t>
+      </w:r>
+      <w:r>
+        <w:rPr>
+          <w:rFonts w:ascii="Times New Roman" w:hAnsi="Times New Roman"/>
+          <w:color w:val="000000" w:themeColor="text1"/>
+          <w:sz w:val="28"/>
+          <w:szCs w:val="28"/>
+        </w:rPr>
+        <w:t>.</w:t>
       </w:r>
     </w:p>
     <w:p>
@@ -3621,103 +4184,35 @@
           <w:color w:val="000000" w:themeColor="text1"/>
           <w:sz w:val="28"/>
           <w:szCs w:val="28"/>
-          <w:lang w:val="en-US"/>
-        </w:rPr>
-      </w:pPr>
-      <w:r>
-        <w:rPr>
-          <w:rFonts w:ascii="Times New Roman" w:hAnsi="Times New Roman"/>
-          <w:color w:val="000000" w:themeColor="text1"/>
-          <w:sz w:val="28"/>
-          <w:szCs w:val="28"/>
-        </w:rPr>
-        <w:t>В</w:t>
-      </w:r>
-      <w:r>
-        <w:rPr>
-          <w:rFonts w:ascii="Times New Roman" w:hAnsi="Times New Roman"/>
-          <w:color w:val="000000" w:themeColor="text1"/>
-          <w:sz w:val="28"/>
-          <w:szCs w:val="28"/>
-          <w:lang w:val="en-US"/>
-        </w:rPr>
-        <w:t xml:space="preserve"> </w:t>
-      </w:r>
-      <w:r>
-        <w:rPr>
-          <w:rFonts w:ascii="Times New Roman" w:hAnsi="Times New Roman"/>
-          <w:color w:val="000000" w:themeColor="text1"/>
-          <w:sz w:val="28"/>
-          <w:szCs w:val="28"/>
-        </w:rPr>
-        <w:t>поле</w:t>
-      </w:r>
-      <w:r>
-        <w:rPr>
-          <w:rFonts w:ascii="Times New Roman" w:hAnsi="Times New Roman"/>
-          <w:color w:val="000000" w:themeColor="text1"/>
-          <w:sz w:val="28"/>
-          <w:szCs w:val="28"/>
-          <w:lang w:val="en-US"/>
-        </w:rPr>
-        <w:t xml:space="preserve"> </w:t>
-      </w:r>
-      <w:r>
-        <w:rPr>
-          <w:rFonts w:ascii="Times New Roman" w:hAnsi="Times New Roman"/>
-          <w:color w:val="000000" w:themeColor="text1"/>
-          <w:sz w:val="28"/>
-          <w:szCs w:val="28"/>
-        </w:rPr>
-        <w:t>слева</w:t>
-      </w:r>
-      <w:r>
-        <w:rPr>
-          <w:rFonts w:ascii="Times New Roman" w:hAnsi="Times New Roman"/>
-          <w:color w:val="000000" w:themeColor="text1"/>
-          <w:sz w:val="28"/>
-          <w:szCs w:val="28"/>
-          <w:lang w:val="en-US"/>
-        </w:rPr>
-        <w:t xml:space="preserve"> </w:t>
-      </w:r>
-      <w:r>
-        <w:rPr>
-          <w:rFonts w:ascii="Times New Roman" w:hAnsi="Times New Roman"/>
-          <w:color w:val="000000" w:themeColor="text1"/>
-          <w:sz w:val="28"/>
-          <w:szCs w:val="28"/>
-        </w:rPr>
-        <w:t>указать</w:t>
-      </w:r>
-      <w:r>
-        <w:rPr>
-          <w:rFonts w:ascii="Times New Roman" w:hAnsi="Times New Roman"/>
-          <w:color w:val="000000" w:themeColor="text1"/>
-          <w:sz w:val="28"/>
-          <w:szCs w:val="28"/>
-          <w:lang w:val="en-US"/>
-        </w:rPr>
-        <w:t xml:space="preserve"> </w:t>
-      </w:r>
-      <w:r>
-        <w:rPr>
-          <w:rFonts w:ascii="Times New Roman" w:hAnsi="Times New Roman"/>
-          <w:color w:val="000000" w:themeColor="text1"/>
-          <w:sz w:val="28"/>
-          <w:szCs w:val="28"/>
-        </w:rPr>
-        <w:t>переменную</w:t>
-      </w:r>
-      <w:r>
-        <w:rPr>
-          <w:rFonts w:ascii="Times New Roman" w:hAnsi="Times New Roman"/>
-          <w:color w:val="000000" w:themeColor="text1"/>
-          <w:sz w:val="28"/>
-          <w:szCs w:val="28"/>
-          <w:lang w:val="en-US"/>
-        </w:rPr>
-        <w:t xml:space="preserve"> </w:t>
+        </w:rPr>
+      </w:pPr>
+      <w:r>
+        <w:rPr>
+          <w:rFonts w:ascii="Times New Roman" w:hAnsi="Times New Roman"/>
+          <w:color w:val="000000" w:themeColor="text1"/>
+          <w:sz w:val="28"/>
+          <w:szCs w:val="28"/>
+        </w:rPr>
+        <w:t xml:space="preserve">26. Вернуться в рабочий процесс </w:t>
+      </w:r>
+      <w:r>
+        <w:rPr>
+          <w:rFonts w:ascii="Times New Roman" w:hAnsi="Times New Roman"/>
+          <w:color w:val="000000" w:themeColor="text1"/>
+          <w:sz w:val="28"/>
+          <w:szCs w:val="28"/>
+          <w:lang w:val="en-US"/>
+        </w:rPr>
+        <w:t>Main</w:t>
+      </w:r>
+      <w:r>
+        <w:rPr>
+          <w:rFonts w:ascii="Times New Roman" w:hAnsi="Times New Roman"/>
+          <w:color w:val="000000" w:themeColor="text1"/>
+          <w:sz w:val="28"/>
+          <w:szCs w:val="28"/>
+        </w:rPr>
+        <w:t>.</w:t>
       </w:r>
       <w:proofErr w:type="spellStart"/>
       <w:r>
@@ -3728,7 +4223,7 @@
           <w:szCs w:val="28"/>
           <w:lang w:val="en-US"/>
         </w:rPr>
-        <w:t>out_TransactionItem</w:t>
+        <w:t>xaml</w:t>
       </w:r>
       <w:proofErr w:type="spellEnd"/>
       <w:r>
@@ -3737,104 +4232,84 @@
           <w:color w:val="000000" w:themeColor="text1"/>
           <w:sz w:val="28"/>
           <w:szCs w:val="28"/>
-          <w:lang w:val="en-US"/>
-        </w:rPr>
-        <w:t xml:space="preserve">, </w:t>
-      </w:r>
-      <w:r>
-        <w:rPr>
-          <w:rFonts w:ascii="Times New Roman" w:hAnsi="Times New Roman"/>
-          <w:color w:val="000000" w:themeColor="text1"/>
-          <w:sz w:val="28"/>
-          <w:szCs w:val="28"/>
-        </w:rPr>
-        <w:t>а</w:t>
-      </w:r>
-      <w:r>
-        <w:rPr>
-          <w:rFonts w:ascii="Times New Roman" w:hAnsi="Times New Roman"/>
-          <w:color w:val="000000" w:themeColor="text1"/>
-          <w:sz w:val="28"/>
-          <w:szCs w:val="28"/>
-          <w:lang w:val="en-US"/>
-        </w:rPr>
-        <w:t xml:space="preserve"> </w:t>
-      </w:r>
-      <w:r>
-        <w:rPr>
-          <w:rFonts w:ascii="Times New Roman" w:hAnsi="Times New Roman"/>
-          <w:color w:val="000000" w:themeColor="text1"/>
-          <w:sz w:val="28"/>
-          <w:szCs w:val="28"/>
-        </w:rPr>
-        <w:t>в</w:t>
-      </w:r>
-      <w:r>
-        <w:rPr>
-          <w:rFonts w:ascii="Times New Roman" w:hAnsi="Times New Roman"/>
-          <w:color w:val="000000" w:themeColor="text1"/>
-          <w:sz w:val="28"/>
-          <w:szCs w:val="28"/>
-          <w:lang w:val="en-US"/>
-        </w:rPr>
-        <w:t xml:space="preserve"> </w:t>
-      </w:r>
-      <w:r>
-        <w:rPr>
-          <w:rFonts w:ascii="Times New Roman" w:hAnsi="Times New Roman"/>
-          <w:color w:val="000000" w:themeColor="text1"/>
-          <w:sz w:val="28"/>
-          <w:szCs w:val="28"/>
-        </w:rPr>
-        <w:t>поле</w:t>
-      </w:r>
-      <w:r>
-        <w:rPr>
-          <w:rFonts w:ascii="Times New Roman" w:hAnsi="Times New Roman"/>
-          <w:color w:val="000000" w:themeColor="text1"/>
-          <w:sz w:val="28"/>
-          <w:szCs w:val="28"/>
-          <w:lang w:val="en-US"/>
-        </w:rPr>
-        <w:t xml:space="preserve"> </w:t>
-      </w:r>
-      <w:r>
-        <w:rPr>
-          <w:rFonts w:ascii="Times New Roman" w:hAnsi="Times New Roman"/>
-          <w:color w:val="000000" w:themeColor="text1"/>
-          <w:sz w:val="28"/>
-          <w:szCs w:val="28"/>
-        </w:rPr>
-        <w:t>справа</w:t>
-      </w:r>
-      <w:r>
-        <w:rPr>
-          <w:rFonts w:ascii="Times New Roman" w:hAnsi="Times New Roman"/>
-          <w:color w:val="000000" w:themeColor="text1"/>
-          <w:sz w:val="28"/>
-          <w:szCs w:val="28"/>
-          <w:lang w:val="en-US"/>
-        </w:rPr>
-        <w:t xml:space="preserve"> </w:t>
-      </w:r>
-      <w:r>
-        <w:rPr>
-          <w:rFonts w:ascii="Times New Roman" w:hAnsi="Times New Roman"/>
-          <w:color w:val="000000" w:themeColor="text1"/>
-          <w:sz w:val="28"/>
-          <w:szCs w:val="28"/>
-        </w:rPr>
-        <w:t>ввести</w:t>
-      </w:r>
-      <w:r>
-        <w:rPr>
-          <w:rFonts w:ascii="Times New Roman" w:hAnsi="Times New Roman"/>
-          <w:color w:val="000000" w:themeColor="text1"/>
-          <w:sz w:val="28"/>
-          <w:szCs w:val="28"/>
-          <w:lang w:val="en-US"/>
-        </w:rPr>
-        <w:t xml:space="preserve"> </w:t>
+        </w:rPr>
+        <w:t xml:space="preserve">, раскрыть состояние </w:t>
+      </w:r>
+      <w:r>
+        <w:rPr>
+          <w:rFonts w:ascii="Times New Roman" w:hAnsi="Times New Roman"/>
+          <w:color w:val="000000" w:themeColor="text1"/>
+          <w:sz w:val="28"/>
+          <w:szCs w:val="28"/>
+          <w:lang w:val="en-US"/>
+        </w:rPr>
+        <w:t>Get</w:t>
+      </w:r>
+      <w:r>
+        <w:rPr>
+          <w:rFonts w:ascii="Times New Roman" w:hAnsi="Times New Roman"/>
+          <w:color w:val="000000" w:themeColor="text1"/>
+          <w:sz w:val="28"/>
+          <w:szCs w:val="28"/>
+        </w:rPr>
+        <w:t xml:space="preserve"> </w:t>
+      </w:r>
+      <w:r>
+        <w:rPr>
+          <w:rFonts w:ascii="Times New Roman" w:hAnsi="Times New Roman"/>
+          <w:color w:val="000000" w:themeColor="text1"/>
+          <w:sz w:val="28"/>
+          <w:szCs w:val="28"/>
+          <w:lang w:val="en-US"/>
+        </w:rPr>
+        <w:t>Transaction</w:t>
+      </w:r>
+      <w:r>
+        <w:rPr>
+          <w:rFonts w:ascii="Times New Roman" w:hAnsi="Times New Roman"/>
+          <w:color w:val="000000" w:themeColor="text1"/>
+          <w:sz w:val="28"/>
+          <w:szCs w:val="28"/>
+        </w:rPr>
+        <w:t xml:space="preserve"> </w:t>
+      </w:r>
+      <w:r>
+        <w:rPr>
+          <w:rFonts w:ascii="Times New Roman" w:hAnsi="Times New Roman"/>
+          <w:color w:val="000000" w:themeColor="text1"/>
+          <w:sz w:val="28"/>
+          <w:szCs w:val="28"/>
+          <w:lang w:val="en-US"/>
+        </w:rPr>
+        <w:t>Data</w:t>
+      </w:r>
+      <w:r>
+        <w:rPr>
+          <w:rFonts w:ascii="Times New Roman" w:hAnsi="Times New Roman"/>
+          <w:color w:val="000000" w:themeColor="text1"/>
+          <w:sz w:val="28"/>
+          <w:szCs w:val="28"/>
+        </w:rPr>
+        <w:t xml:space="preserve"> (Получение данных), перейти к моменту вызова рабочего процесса </w:t>
+      </w:r>
+      <w:r>
+        <w:rPr>
+          <w:rFonts w:ascii="Times New Roman" w:hAnsi="Times New Roman"/>
+          <w:color w:val="000000" w:themeColor="text1"/>
+          <w:sz w:val="28"/>
+          <w:szCs w:val="28"/>
+          <w:lang w:val="en-US"/>
+        </w:rPr>
+        <w:t>Framework</w:t>
+      </w:r>
+      <w:r>
+        <w:rPr>
+          <w:rFonts w:ascii="Times New Roman" w:hAnsi="Times New Roman"/>
+          <w:color w:val="000000" w:themeColor="text1"/>
+          <w:sz w:val="28"/>
+          <w:szCs w:val="28"/>
+        </w:rPr>
+        <w:t>/</w:t>
       </w:r>
       <w:proofErr w:type="spellStart"/>
       <w:r>
@@ -3843,9 +4318,8 @@
           <w:color w:val="000000" w:themeColor="text1"/>
           <w:sz w:val="28"/>
           <w:szCs w:val="28"/>
-          <w:lang w:val="en-US"/>
-        </w:rPr>
-        <w:t>io_TransactionData</w:t>
+        </w:rPr>
+        <w:t>GetTransactionData.xaml</w:t>
       </w:r>
       <w:proofErr w:type="spellEnd"/>
       <w:r>
@@ -3854,9 +4328,34 @@
           <w:color w:val="000000" w:themeColor="text1"/>
           <w:sz w:val="28"/>
           <w:szCs w:val="28"/>
-          <w:lang w:val="en-US"/>
-        </w:rPr>
-        <w:t>(</w:t>
+        </w:rPr>
+        <w:t xml:space="preserve"> </w:t>
+      </w:r>
+    </w:p>
+    <w:p>
+      <w:pPr>
+        <w:pStyle w:val="a6"/>
+        <w:tabs>
+          <w:tab w:val="left" w:pos="1134"/>
+        </w:tabs>
+        <w:spacing w:after="0" w:line="240" w:lineRule="auto"/>
+        <w:ind w:left="1416"/>
+        <w:jc w:val="both"/>
+        <w:rPr>
+          <w:rFonts w:ascii="Times New Roman" w:hAnsi="Times New Roman"/>
+          <w:color w:val="000000" w:themeColor="text1"/>
+          <w:sz w:val="28"/>
+          <w:szCs w:val="28"/>
+        </w:rPr>
+      </w:pPr>
+      <w:r>
+        <w:rPr>
+          <w:rFonts w:ascii="Times New Roman" w:hAnsi="Times New Roman"/>
+          <w:color w:val="000000" w:themeColor="text1"/>
+          <w:sz w:val="28"/>
+          <w:szCs w:val="28"/>
+        </w:rPr>
+        <w:t xml:space="preserve">(действие </w:t>
       </w:r>
       <w:proofErr w:type="spellStart"/>
       <w:r>
@@ -3865,9 +4364,8 @@
           <w:color w:val="000000" w:themeColor="text1"/>
           <w:sz w:val="28"/>
           <w:szCs w:val="28"/>
-          <w:lang w:val="en-US"/>
-        </w:rPr>
-        <w:t>in_TransactionNumber</w:t>
+        </w:rPr>
+        <w:t>Retrieve</w:t>
       </w:r>
       <w:proofErr w:type="spellEnd"/>
       <w:r>
@@ -3876,7 +4374,186 @@
           <w:color w:val="000000" w:themeColor="text1"/>
           <w:sz w:val="28"/>
           <w:szCs w:val="28"/>
-          <w:lang w:val="en-US"/>
+        </w:rPr>
+        <w:t xml:space="preserve"> </w:t>
+      </w:r>
+      <w:proofErr w:type="spellStart"/>
+      <w:r>
+        <w:rPr>
+          <w:rFonts w:ascii="Times New Roman" w:hAnsi="Times New Roman"/>
+          <w:color w:val="000000" w:themeColor="text1"/>
+          <w:sz w:val="28"/>
+          <w:szCs w:val="28"/>
+        </w:rPr>
+        <w:t>Data</w:t>
+      </w:r>
+      <w:proofErr w:type="spellEnd"/>
+      <w:r>
+        <w:rPr>
+          <w:rFonts w:ascii="Times New Roman" w:hAnsi="Times New Roman"/>
+          <w:color w:val="000000" w:themeColor="text1"/>
+          <w:sz w:val="28"/>
+          <w:szCs w:val="28"/>
+        </w:rPr>
+        <w:t xml:space="preserve"> =&gt; действие </w:t>
+      </w:r>
+      <w:proofErr w:type="spellStart"/>
+      <w:r>
+        <w:rPr>
+          <w:rFonts w:ascii="Times New Roman" w:hAnsi="Times New Roman"/>
+          <w:color w:val="000000" w:themeColor="text1"/>
+          <w:sz w:val="28"/>
+          <w:szCs w:val="28"/>
+        </w:rPr>
+        <w:t>Should</w:t>
+      </w:r>
+      <w:proofErr w:type="spellEnd"/>
+      <w:r>
+        <w:rPr>
+          <w:rFonts w:ascii="Times New Roman" w:hAnsi="Times New Roman"/>
+          <w:color w:val="000000" w:themeColor="text1"/>
+          <w:sz w:val="28"/>
+          <w:szCs w:val="28"/>
+        </w:rPr>
+        <w:t xml:space="preserve"> </w:t>
+      </w:r>
+      <w:proofErr w:type="spellStart"/>
+      <w:r>
+        <w:rPr>
+          <w:rFonts w:ascii="Times New Roman" w:hAnsi="Times New Roman"/>
+          <w:color w:val="000000" w:themeColor="text1"/>
+          <w:sz w:val="28"/>
+          <w:szCs w:val="28"/>
+        </w:rPr>
+        <w:t>Stop</w:t>
+      </w:r>
+      <w:proofErr w:type="spellEnd"/>
+      <w:r>
+        <w:rPr>
+          <w:rFonts w:ascii="Times New Roman" w:hAnsi="Times New Roman"/>
+          <w:color w:val="000000" w:themeColor="text1"/>
+          <w:sz w:val="28"/>
+          <w:szCs w:val="28"/>
+        </w:rPr>
+        <w:t xml:space="preserve"> </w:t>
+      </w:r>
+      <w:proofErr w:type="spellStart"/>
+      <w:r>
+        <w:rPr>
+          <w:rFonts w:ascii="Times New Roman" w:hAnsi="Times New Roman"/>
+          <w:color w:val="000000" w:themeColor="text1"/>
+          <w:sz w:val="28"/>
+          <w:szCs w:val="28"/>
+        </w:rPr>
+        <w:t>or</w:t>
+      </w:r>
+      <w:proofErr w:type="spellEnd"/>
+      <w:r>
+        <w:rPr>
+          <w:rFonts w:ascii="Times New Roman" w:hAnsi="Times New Roman"/>
+          <w:color w:val="000000" w:themeColor="text1"/>
+          <w:sz w:val="28"/>
+          <w:szCs w:val="28"/>
+        </w:rPr>
+        <w:t xml:space="preserve"> </w:t>
+      </w:r>
+      <w:proofErr w:type="spellStart"/>
+      <w:r>
+        <w:rPr>
+          <w:rFonts w:ascii="Times New Roman" w:hAnsi="Times New Roman"/>
+          <w:color w:val="000000" w:themeColor="text1"/>
+          <w:sz w:val="28"/>
+          <w:szCs w:val="28"/>
+        </w:rPr>
+        <w:t>Get</w:t>
+      </w:r>
+      <w:proofErr w:type="spellEnd"/>
+      <w:r>
+        <w:rPr>
+          <w:rFonts w:ascii="Times New Roman" w:hAnsi="Times New Roman"/>
+          <w:color w:val="000000" w:themeColor="text1"/>
+          <w:sz w:val="28"/>
+          <w:szCs w:val="28"/>
+        </w:rPr>
+        <w:t xml:space="preserve"> </w:t>
+      </w:r>
+      <w:proofErr w:type="spellStart"/>
+      <w:r>
+        <w:rPr>
+          <w:rFonts w:ascii="Times New Roman" w:hAnsi="Times New Roman"/>
+          <w:color w:val="000000" w:themeColor="text1"/>
+          <w:sz w:val="28"/>
+          <w:szCs w:val="28"/>
+        </w:rPr>
+        <w:t>Next</w:t>
+      </w:r>
+      <w:proofErr w:type="spellEnd"/>
+      <w:r>
+        <w:rPr>
+          <w:rFonts w:ascii="Times New Roman" w:hAnsi="Times New Roman"/>
+          <w:color w:val="000000" w:themeColor="text1"/>
+          <w:sz w:val="28"/>
+          <w:szCs w:val="28"/>
+        </w:rPr>
+        <w:t xml:space="preserve"> =&gt; блок </w:t>
+      </w:r>
+      <w:proofErr w:type="spellStart"/>
+      <w:r>
+        <w:rPr>
+          <w:rFonts w:ascii="Times New Roman" w:hAnsi="Times New Roman"/>
+          <w:color w:val="000000" w:themeColor="text1"/>
+          <w:sz w:val="28"/>
+          <w:szCs w:val="28"/>
+        </w:rPr>
+        <w:t>Else</w:t>
+      </w:r>
+      <w:proofErr w:type="spellEnd"/>
+      <w:r>
+        <w:rPr>
+          <w:rFonts w:ascii="Times New Roman" w:hAnsi="Times New Roman"/>
+          <w:color w:val="000000" w:themeColor="text1"/>
+          <w:sz w:val="28"/>
+          <w:szCs w:val="28"/>
+        </w:rPr>
+        <w:t xml:space="preserve"> =&gt; блок </w:t>
+      </w:r>
+      <w:proofErr w:type="spellStart"/>
+      <w:r>
+        <w:rPr>
+          <w:rFonts w:ascii="Times New Roman" w:hAnsi="Times New Roman"/>
+          <w:color w:val="000000" w:themeColor="text1"/>
+          <w:sz w:val="28"/>
+          <w:szCs w:val="28"/>
+        </w:rPr>
+        <w:t>GetTransactionData</w:t>
+      </w:r>
+      <w:proofErr w:type="spellEnd"/>
+      <w:r>
+        <w:rPr>
+          <w:rFonts w:ascii="Times New Roman" w:hAnsi="Times New Roman"/>
+          <w:color w:val="000000" w:themeColor="text1"/>
+          <w:sz w:val="28"/>
+          <w:szCs w:val="28"/>
+        </w:rPr>
+        <w:t xml:space="preserve">, двойной щелчок по блоку </w:t>
+      </w:r>
+      <w:proofErr w:type="spellStart"/>
+      <w:r>
+        <w:rPr>
+          <w:rFonts w:ascii="Times New Roman" w:hAnsi="Times New Roman"/>
+          <w:color w:val="000000" w:themeColor="text1"/>
+          <w:sz w:val="28"/>
+          <w:szCs w:val="28"/>
+        </w:rPr>
+        <w:t>Try</w:t>
+      </w:r>
+      <w:proofErr w:type="spellEnd"/>
+      <w:r>
+        <w:rPr>
+          <w:rFonts w:ascii="Times New Roman" w:hAnsi="Times New Roman"/>
+          <w:color w:val="000000" w:themeColor="text1"/>
+          <w:sz w:val="28"/>
+          <w:szCs w:val="28"/>
         </w:rPr>
         <w:t>).</w:t>
       </w:r>
@@ -3895,9 +4572,158 @@
           <w:color w:val="000000" w:themeColor="text1"/>
           <w:sz w:val="28"/>
           <w:szCs w:val="28"/>
-          <w:lang w:val="en-US"/>
-        </w:rPr>
-      </w:pPr>
+        </w:rPr>
+      </w:pPr>
+      <w:r>
+        <w:rPr>
+          <w:rFonts w:ascii="Times New Roman" w:hAnsi="Times New Roman"/>
+          <w:color w:val="000000" w:themeColor="text1"/>
+          <w:sz w:val="28"/>
+          <w:szCs w:val="28"/>
+        </w:rPr>
+        <w:lastRenderedPageBreak/>
+        <w:t xml:space="preserve">В действии </w:t>
+      </w:r>
+      <w:r>
+        <w:rPr>
+          <w:rFonts w:ascii="Times New Roman" w:hAnsi="Times New Roman"/>
+          <w:color w:val="000000" w:themeColor="text1"/>
+          <w:sz w:val="28"/>
+          <w:szCs w:val="28"/>
+          <w:lang w:val="en-US"/>
+        </w:rPr>
+        <w:t>Invoke</w:t>
+      </w:r>
+      <w:r>
+        <w:rPr>
+          <w:rFonts w:ascii="Times New Roman" w:hAnsi="Times New Roman"/>
+          <w:color w:val="000000" w:themeColor="text1"/>
+          <w:sz w:val="28"/>
+          <w:szCs w:val="28"/>
+        </w:rPr>
+        <w:t xml:space="preserve"> </w:t>
+      </w:r>
+      <w:proofErr w:type="spellStart"/>
+      <w:r>
+        <w:rPr>
+          <w:rFonts w:ascii="Times New Roman" w:hAnsi="Times New Roman"/>
+          <w:color w:val="000000" w:themeColor="text1"/>
+          <w:sz w:val="28"/>
+          <w:szCs w:val="28"/>
+        </w:rPr>
+        <w:t>GetTransactionData</w:t>
+      </w:r>
+      <w:proofErr w:type="spellEnd"/>
+      <w:r>
+        <w:rPr>
+          <w:rFonts w:ascii="Times New Roman" w:hAnsi="Times New Roman"/>
+          <w:color w:val="000000" w:themeColor="text1"/>
+          <w:sz w:val="28"/>
+          <w:szCs w:val="28"/>
+        </w:rPr>
+        <w:t xml:space="preserve"> </w:t>
+      </w:r>
+      <w:r>
+        <w:rPr>
+          <w:rFonts w:ascii="Times New Roman" w:hAnsi="Times New Roman"/>
+          <w:color w:val="000000" w:themeColor="text1"/>
+          <w:sz w:val="28"/>
+          <w:szCs w:val="28"/>
+          <w:lang w:val="en-US"/>
+        </w:rPr>
+        <w:t>workflow</w:t>
+      </w:r>
+      <w:r>
+        <w:rPr>
+          <w:rFonts w:ascii="Times New Roman" w:hAnsi="Times New Roman"/>
+          <w:color w:val="000000" w:themeColor="text1"/>
+          <w:sz w:val="28"/>
+          <w:szCs w:val="28"/>
+        </w:rPr>
+        <w:t xml:space="preserve"> нажать кнопку Импортировать аргументы, добавить в значение аргумента </w:t>
+      </w:r>
+      <w:r>
+        <w:rPr>
+          <w:rFonts w:ascii="Times New Roman" w:hAnsi="Times New Roman"/>
+          <w:color w:val="000000" w:themeColor="text1"/>
+          <w:sz w:val="28"/>
+          <w:szCs w:val="28"/>
+          <w:lang w:val="en-US"/>
+        </w:rPr>
+        <w:t>out</w:t>
+      </w:r>
+      <w:r>
+        <w:rPr>
+          <w:rFonts w:ascii="Times New Roman" w:hAnsi="Times New Roman"/>
+          <w:color w:val="000000" w:themeColor="text1"/>
+          <w:sz w:val="28"/>
+          <w:szCs w:val="28"/>
+        </w:rPr>
+        <w:t>_</w:t>
+      </w:r>
+      <w:proofErr w:type="spellStart"/>
+      <w:r>
+        <w:rPr>
+          <w:rFonts w:ascii="Times New Roman" w:hAnsi="Times New Roman"/>
+          <w:color w:val="000000" w:themeColor="text1"/>
+          <w:sz w:val="28"/>
+          <w:szCs w:val="28"/>
+          <w:lang w:val="en-US"/>
+        </w:rPr>
+        <w:t>TransactionItem</w:t>
+      </w:r>
+      <w:proofErr w:type="spellEnd"/>
+      <w:r>
+        <w:rPr>
+          <w:rFonts w:ascii="Times New Roman" w:hAnsi="Times New Roman"/>
+          <w:color w:val="000000" w:themeColor="text1"/>
+          <w:sz w:val="28"/>
+          <w:szCs w:val="28"/>
+        </w:rPr>
+        <w:t xml:space="preserve"> переменную </w:t>
+      </w:r>
+      <w:proofErr w:type="spellStart"/>
+      <w:r>
+        <w:rPr>
+          <w:rFonts w:ascii="Times New Roman" w:hAnsi="Times New Roman"/>
+          <w:color w:val="000000" w:themeColor="text1"/>
+          <w:sz w:val="28"/>
+          <w:szCs w:val="28"/>
+          <w:lang w:val="en-US"/>
+        </w:rPr>
+        <w:t>TransactionItem</w:t>
+      </w:r>
+      <w:proofErr w:type="spellEnd"/>
+      <w:r>
+        <w:rPr>
+          <w:rFonts w:ascii="Times New Roman" w:hAnsi="Times New Roman"/>
+          <w:color w:val="000000" w:themeColor="text1"/>
+          <w:sz w:val="28"/>
+          <w:szCs w:val="28"/>
+        </w:rPr>
+        <w:t xml:space="preserve"> и изменить тип аргумента на </w:t>
+      </w:r>
+      <w:proofErr w:type="spellStart"/>
+      <w:r>
+        <w:rPr>
+          <w:rFonts w:ascii="Times New Roman" w:hAnsi="Times New Roman"/>
+          <w:color w:val="000000" w:themeColor="text1"/>
+          <w:sz w:val="28"/>
+          <w:szCs w:val="28"/>
+          <w:lang w:val="en-US"/>
+        </w:rPr>
+        <w:t>DataRow</w:t>
+      </w:r>
+      <w:proofErr w:type="spellEnd"/>
+      <w:r>
+        <w:rPr>
+          <w:rFonts w:ascii="Times New Roman" w:hAnsi="Times New Roman"/>
+          <w:color w:val="000000" w:themeColor="text1"/>
+          <w:sz w:val="28"/>
+          <w:szCs w:val="28"/>
+        </w:rPr>
+        <w:t>.</w:t>
+      </w:r>
     </w:p>
     <w:p>
       <w:pPr>
@@ -3913,268 +4739,8 @@
           <w:color w:val="000000" w:themeColor="text1"/>
           <w:sz w:val="28"/>
           <w:szCs w:val="28"/>
-          <w:lang w:val="en-US"/>
-        </w:rPr>
-      </w:pPr>
-      <w:r>
-        <w:rPr>
-          <w:rFonts w:ascii="Times New Roman" w:hAnsi="Times New Roman"/>
-          <w:color w:val="000000" w:themeColor="text1"/>
-          <w:sz w:val="28"/>
-          <w:szCs w:val="28"/>
-          <w:lang w:val="en-US"/>
-        </w:rPr>
-        <w:t xml:space="preserve">24. </w:t>
-      </w:r>
-      <w:r>
-        <w:rPr>
-          <w:rFonts w:ascii="Times New Roman" w:hAnsi="Times New Roman"/>
-          <w:color w:val="000000" w:themeColor="text1"/>
-          <w:sz w:val="28"/>
-          <w:szCs w:val="28"/>
-        </w:rPr>
-        <w:t>В</w:t>
-      </w:r>
-      <w:r>
-        <w:rPr>
-          <w:rFonts w:ascii="Times New Roman" w:hAnsi="Times New Roman"/>
-          <w:color w:val="000000" w:themeColor="text1"/>
-          <w:sz w:val="28"/>
-          <w:szCs w:val="28"/>
-          <w:lang w:val="en-US"/>
-        </w:rPr>
-        <w:t xml:space="preserve"> </w:t>
-      </w:r>
-      <w:r>
-        <w:rPr>
-          <w:rFonts w:ascii="Times New Roman" w:hAnsi="Times New Roman"/>
-          <w:color w:val="000000" w:themeColor="text1"/>
-          <w:sz w:val="28"/>
-          <w:szCs w:val="28"/>
-        </w:rPr>
-        <w:t>блоке</w:t>
-      </w:r>
-      <w:r>
-        <w:rPr>
-          <w:rFonts w:ascii="Times New Roman" w:hAnsi="Times New Roman"/>
-          <w:color w:val="000000" w:themeColor="text1"/>
-          <w:sz w:val="28"/>
-          <w:szCs w:val="28"/>
-          <w:lang w:val="en-US"/>
-        </w:rPr>
-        <w:t xml:space="preserve"> Then </w:t>
-      </w:r>
-      <w:r>
-        <w:rPr>
-          <w:rFonts w:ascii="Times New Roman" w:hAnsi="Times New Roman"/>
-          <w:color w:val="000000" w:themeColor="text1"/>
-          <w:sz w:val="28"/>
-          <w:szCs w:val="28"/>
-        </w:rPr>
-        <w:t>в</w:t>
-      </w:r>
-      <w:r>
-        <w:rPr>
-          <w:rFonts w:ascii="Times New Roman" w:hAnsi="Times New Roman"/>
-          <w:color w:val="000000" w:themeColor="text1"/>
-          <w:sz w:val="28"/>
-          <w:szCs w:val="28"/>
-          <w:lang w:val="en-US"/>
-        </w:rPr>
-        <w:t xml:space="preserve"> </w:t>
-      </w:r>
-      <w:r>
-        <w:rPr>
-          <w:rFonts w:ascii="Times New Roman" w:hAnsi="Times New Roman"/>
-          <w:color w:val="000000" w:themeColor="text1"/>
-          <w:sz w:val="28"/>
-          <w:szCs w:val="28"/>
-        </w:rPr>
-        <w:t>правом</w:t>
-      </w:r>
-      <w:r>
-        <w:rPr>
-          <w:rFonts w:ascii="Times New Roman" w:hAnsi="Times New Roman"/>
-          <w:color w:val="000000" w:themeColor="text1"/>
-          <w:sz w:val="28"/>
-          <w:szCs w:val="28"/>
-          <w:lang w:val="en-US"/>
-        </w:rPr>
-        <w:t xml:space="preserve"> </w:t>
-      </w:r>
-      <w:r>
-        <w:rPr>
-          <w:rFonts w:ascii="Times New Roman" w:hAnsi="Times New Roman"/>
-          <w:color w:val="000000" w:themeColor="text1"/>
-          <w:sz w:val="28"/>
-          <w:szCs w:val="28"/>
-        </w:rPr>
-        <w:t>поле</w:t>
-      </w:r>
-      <w:r>
-        <w:rPr>
-          <w:rFonts w:ascii="Times New Roman" w:hAnsi="Times New Roman"/>
-          <w:color w:val="000000" w:themeColor="text1"/>
-          <w:sz w:val="28"/>
-          <w:szCs w:val="28"/>
-          <w:lang w:val="en-US"/>
-        </w:rPr>
-        <w:t xml:space="preserve"> </w:t>
-      </w:r>
-      <w:r>
-        <w:rPr>
-          <w:rFonts w:ascii="Times New Roman" w:hAnsi="Times New Roman"/>
-          <w:color w:val="000000" w:themeColor="text1"/>
-          <w:sz w:val="28"/>
-          <w:szCs w:val="28"/>
-        </w:rPr>
-        <w:t>действия</w:t>
-      </w:r>
-      <w:r>
-        <w:rPr>
-          <w:rFonts w:ascii="Times New Roman" w:hAnsi="Times New Roman"/>
-          <w:color w:val="000000" w:themeColor="text1"/>
-          <w:sz w:val="28"/>
-          <w:szCs w:val="28"/>
-          <w:lang w:val="en-US"/>
-        </w:rPr>
-        <w:t xml:space="preserve"> Assign TransactionField1 </w:t>
-      </w:r>
-      <w:r>
-        <w:rPr>
-          <w:rFonts w:ascii="Times New Roman" w:hAnsi="Times New Roman"/>
-          <w:color w:val="000000" w:themeColor="text1"/>
-          <w:sz w:val="28"/>
-          <w:szCs w:val="28"/>
-        </w:rPr>
-        <w:t>изменить</w:t>
-      </w:r>
-      <w:r>
-        <w:rPr>
-          <w:rFonts w:ascii="Times New Roman" w:hAnsi="Times New Roman"/>
-          <w:color w:val="000000" w:themeColor="text1"/>
-          <w:sz w:val="28"/>
-          <w:szCs w:val="28"/>
-          <w:lang w:val="en-US"/>
-        </w:rPr>
-        <w:t xml:space="preserve"> </w:t>
-      </w:r>
-      <w:r>
-        <w:rPr>
-          <w:rFonts w:ascii="Times New Roman" w:hAnsi="Times New Roman"/>
-          <w:color w:val="000000" w:themeColor="text1"/>
-          <w:sz w:val="28"/>
-          <w:szCs w:val="28"/>
-        </w:rPr>
-        <w:t>значение</w:t>
-      </w:r>
-      <w:r>
-        <w:rPr>
-          <w:rFonts w:ascii="Times New Roman" w:hAnsi="Times New Roman"/>
-          <w:color w:val="000000" w:themeColor="text1"/>
-          <w:sz w:val="28"/>
-          <w:szCs w:val="28"/>
-          <w:lang w:val="en-US"/>
-        </w:rPr>
-        <w:t xml:space="preserve"> </w:t>
-      </w:r>
-      <w:r>
-        <w:rPr>
-          <w:rFonts w:ascii="Times New Roman" w:hAnsi="Times New Roman"/>
-          <w:color w:val="000000" w:themeColor="text1"/>
-          <w:sz w:val="28"/>
-          <w:szCs w:val="28"/>
-        </w:rPr>
-        <w:t>на</w:t>
-      </w:r>
-      <w:r>
-        <w:rPr>
-          <w:rFonts w:ascii="Times New Roman" w:hAnsi="Times New Roman"/>
-          <w:color w:val="000000" w:themeColor="text1"/>
-          <w:sz w:val="28"/>
-          <w:szCs w:val="28"/>
-          <w:lang w:val="en-US"/>
-        </w:rPr>
-        <w:t xml:space="preserve"> </w:t>
-      </w:r>
-      <w:proofErr w:type="spellStart"/>
-      <w:r>
-        <w:rPr>
-          <w:rFonts w:ascii="Times New Roman" w:hAnsi="Times New Roman"/>
-          <w:color w:val="000000" w:themeColor="text1"/>
-          <w:sz w:val="28"/>
-          <w:szCs w:val="28"/>
-          <w:lang w:val="en-US"/>
-        </w:rPr>
-        <w:t>out_TransactionItem.Item</w:t>
-      </w:r>
-      <w:proofErr w:type="spellEnd"/>
-      <w:r>
-        <w:rPr>
-          <w:rFonts w:ascii="Times New Roman" w:hAnsi="Times New Roman"/>
-          <w:color w:val="000000" w:themeColor="text1"/>
-          <w:sz w:val="28"/>
-          <w:szCs w:val="28"/>
-          <w:lang w:val="en-US"/>
-        </w:rPr>
-        <w:t>("</w:t>
-      </w:r>
-      <w:proofErr w:type="spellStart"/>
-      <w:r>
-        <w:rPr>
-          <w:rFonts w:ascii="Times New Roman" w:hAnsi="Times New Roman"/>
-          <w:color w:val="000000" w:themeColor="text1"/>
-          <w:sz w:val="28"/>
-          <w:szCs w:val="28"/>
-          <w:lang w:val="en-US"/>
-        </w:rPr>
-        <w:t>CashIn</w:t>
-      </w:r>
-      <w:proofErr w:type="spellEnd"/>
-      <w:r>
-        <w:rPr>
-          <w:rFonts w:ascii="Times New Roman" w:hAnsi="Times New Roman"/>
-          <w:color w:val="000000" w:themeColor="text1"/>
-          <w:sz w:val="28"/>
-          <w:szCs w:val="28"/>
-          <w:lang w:val="en-US"/>
-        </w:rPr>
-        <w:t>"</w:t>
-      </w:r>
-      <w:proofErr w:type="gramStart"/>
-      <w:r>
-        <w:rPr>
-          <w:rFonts w:ascii="Times New Roman" w:hAnsi="Times New Roman"/>
-          <w:color w:val="000000" w:themeColor="text1"/>
-          <w:sz w:val="28"/>
-          <w:szCs w:val="28"/>
-          <w:lang w:val="en-US"/>
-        </w:rPr>
-        <w:t>).</w:t>
-      </w:r>
-      <w:proofErr w:type="spellStart"/>
-      <w:r>
-        <w:rPr>
-          <w:rFonts w:ascii="Times New Roman" w:hAnsi="Times New Roman"/>
-          <w:color w:val="000000" w:themeColor="text1"/>
-          <w:sz w:val="28"/>
-          <w:szCs w:val="28"/>
-          <w:lang w:val="en-US"/>
-        </w:rPr>
-        <w:t>ToString</w:t>
-      </w:r>
-      <w:proofErr w:type="spellEnd"/>
-      <w:proofErr w:type="gramEnd"/>
-      <w:r>
-        <w:rPr>
-          <w:rFonts w:ascii="Times New Roman" w:hAnsi="Times New Roman"/>
-          <w:color w:val="000000" w:themeColor="text1"/>
-          <w:sz w:val="28"/>
-          <w:szCs w:val="28"/>
-          <w:lang w:val="en-US"/>
-        </w:rPr>
-        <w:t>.</w:t>
-      </w:r>
+        </w:rPr>
+      </w:pPr>
     </w:p>
     <w:p>
       <w:pPr>
@@ -4190,9 +4756,226 @@
           <w:color w:val="000000" w:themeColor="text1"/>
           <w:sz w:val="28"/>
           <w:szCs w:val="28"/>
-          <w:lang w:val="en-US"/>
-        </w:rPr>
-      </w:pPr>
+        </w:rPr>
+      </w:pPr>
+      <w:r>
+        <w:rPr>
+          <w:rFonts w:ascii="Times New Roman" w:hAnsi="Times New Roman"/>
+          <w:color w:val="000000" w:themeColor="text1"/>
+          <w:sz w:val="28"/>
+          <w:szCs w:val="28"/>
+        </w:rPr>
+        <w:t xml:space="preserve">27. В блоке </w:t>
+      </w:r>
+      <w:r>
+        <w:rPr>
+          <w:rFonts w:ascii="Times New Roman" w:hAnsi="Times New Roman"/>
+          <w:color w:val="000000" w:themeColor="text1"/>
+          <w:sz w:val="28"/>
+          <w:szCs w:val="28"/>
+          <w:lang w:val="en-US"/>
+        </w:rPr>
+        <w:t>Then</w:t>
+      </w:r>
+      <w:r>
+        <w:rPr>
+          <w:rFonts w:ascii="Times New Roman" w:hAnsi="Times New Roman"/>
+          <w:color w:val="000000" w:themeColor="text1"/>
+          <w:sz w:val="28"/>
+          <w:szCs w:val="28"/>
+        </w:rPr>
+        <w:t xml:space="preserve"> действия </w:t>
+      </w:r>
+      <w:r>
+        <w:rPr>
+          <w:rFonts w:ascii="Times New Roman" w:hAnsi="Times New Roman"/>
+          <w:color w:val="000000" w:themeColor="text1"/>
+          <w:sz w:val="28"/>
+          <w:szCs w:val="28"/>
+          <w:lang w:val="en-US"/>
+        </w:rPr>
+        <w:t>Should</w:t>
+      </w:r>
+      <w:r>
+        <w:rPr>
+          <w:rFonts w:ascii="Times New Roman" w:hAnsi="Times New Roman"/>
+          <w:color w:val="000000" w:themeColor="text1"/>
+          <w:sz w:val="28"/>
+          <w:szCs w:val="28"/>
+        </w:rPr>
+        <w:t xml:space="preserve"> </w:t>
+      </w:r>
+      <w:r>
+        <w:rPr>
+          <w:rFonts w:ascii="Times New Roman" w:hAnsi="Times New Roman"/>
+          <w:color w:val="000000" w:themeColor="text1"/>
+          <w:sz w:val="28"/>
+          <w:szCs w:val="28"/>
+          <w:lang w:val="en-US"/>
+        </w:rPr>
+        <w:t>Stop</w:t>
+      </w:r>
+      <w:r>
+        <w:rPr>
+          <w:rFonts w:ascii="Times New Roman" w:hAnsi="Times New Roman"/>
+          <w:color w:val="000000" w:themeColor="text1"/>
+          <w:sz w:val="28"/>
+          <w:szCs w:val="28"/>
+        </w:rPr>
+        <w:t xml:space="preserve"> </w:t>
+      </w:r>
+      <w:r>
+        <w:rPr>
+          <w:rFonts w:ascii="Times New Roman" w:hAnsi="Times New Roman"/>
+          <w:color w:val="000000" w:themeColor="text1"/>
+          <w:sz w:val="28"/>
+          <w:szCs w:val="28"/>
+          <w:lang w:val="en-US"/>
+        </w:rPr>
+        <w:t>or</w:t>
+      </w:r>
+      <w:r>
+        <w:rPr>
+          <w:rFonts w:ascii="Times New Roman" w:hAnsi="Times New Roman"/>
+          <w:color w:val="000000" w:themeColor="text1"/>
+          <w:sz w:val="28"/>
+          <w:szCs w:val="28"/>
+        </w:rPr>
+        <w:t xml:space="preserve"> </w:t>
+      </w:r>
+      <w:r>
+        <w:rPr>
+          <w:rFonts w:ascii="Times New Roman" w:hAnsi="Times New Roman"/>
+          <w:color w:val="000000" w:themeColor="text1"/>
+          <w:sz w:val="28"/>
+          <w:szCs w:val="28"/>
+          <w:lang w:val="en-US"/>
+        </w:rPr>
+        <w:t>Get</w:t>
+      </w:r>
+      <w:r>
+        <w:rPr>
+          <w:rFonts w:ascii="Times New Roman" w:hAnsi="Times New Roman"/>
+          <w:color w:val="000000" w:themeColor="text1"/>
+          <w:sz w:val="28"/>
+          <w:szCs w:val="28"/>
+        </w:rPr>
+        <w:t xml:space="preserve"> </w:t>
+      </w:r>
+      <w:r>
+        <w:rPr>
+          <w:rFonts w:ascii="Times New Roman" w:hAnsi="Times New Roman"/>
+          <w:color w:val="000000" w:themeColor="text1"/>
+          <w:sz w:val="28"/>
+          <w:szCs w:val="28"/>
+          <w:lang w:val="en-US"/>
+        </w:rPr>
+        <w:t>Next</w:t>
+      </w:r>
+      <w:r>
+        <w:rPr>
+          <w:rFonts w:ascii="Times New Roman" w:hAnsi="Times New Roman"/>
+          <w:color w:val="000000" w:themeColor="text1"/>
+          <w:sz w:val="28"/>
+          <w:szCs w:val="28"/>
+        </w:rPr>
+        <w:t xml:space="preserve"> в действии </w:t>
+      </w:r>
+      <w:r>
+        <w:rPr>
+          <w:rFonts w:ascii="Times New Roman" w:hAnsi="Times New Roman"/>
+          <w:color w:val="000000" w:themeColor="text1"/>
+          <w:sz w:val="28"/>
+          <w:szCs w:val="28"/>
+          <w:lang w:val="en-US"/>
+        </w:rPr>
+        <w:t>Assign</w:t>
+      </w:r>
+      <w:r>
+        <w:rPr>
+          <w:rFonts w:ascii="Times New Roman" w:hAnsi="Times New Roman"/>
+          <w:color w:val="000000" w:themeColor="text1"/>
+          <w:sz w:val="28"/>
+          <w:szCs w:val="28"/>
+        </w:rPr>
+        <w:t xml:space="preserve"> с названием </w:t>
+      </w:r>
+      <w:r>
+        <w:rPr>
+          <w:rFonts w:ascii="Times New Roman" w:hAnsi="Times New Roman"/>
+          <w:color w:val="000000" w:themeColor="text1"/>
+          <w:sz w:val="28"/>
+          <w:szCs w:val="28"/>
+          <w:lang w:val="en-US"/>
+        </w:rPr>
+        <w:t>End</w:t>
+      </w:r>
+      <w:r>
+        <w:rPr>
+          <w:rFonts w:ascii="Times New Roman" w:hAnsi="Times New Roman"/>
+          <w:color w:val="000000" w:themeColor="text1"/>
+          <w:sz w:val="28"/>
+          <w:szCs w:val="28"/>
+        </w:rPr>
+        <w:t xml:space="preserve"> </w:t>
+      </w:r>
+      <w:r>
+        <w:rPr>
+          <w:rFonts w:ascii="Times New Roman" w:hAnsi="Times New Roman"/>
+          <w:color w:val="000000" w:themeColor="text1"/>
+          <w:sz w:val="28"/>
+          <w:szCs w:val="28"/>
+          <w:lang w:val="en-US"/>
+        </w:rPr>
+        <w:t>Process</w:t>
+      </w:r>
+      <w:r>
+        <w:rPr>
+          <w:rFonts w:ascii="Times New Roman" w:hAnsi="Times New Roman"/>
+          <w:color w:val="000000" w:themeColor="text1"/>
+          <w:sz w:val="28"/>
+          <w:szCs w:val="28"/>
+        </w:rPr>
+        <w:t xml:space="preserve"> перезаписать в правом поле значение </w:t>
+      </w:r>
+      <w:r>
+        <w:rPr>
+          <w:rFonts w:ascii="Times New Roman" w:hAnsi="Times New Roman"/>
+          <w:color w:val="000000" w:themeColor="text1"/>
+          <w:sz w:val="28"/>
+          <w:szCs w:val="28"/>
+          <w:lang w:val="en-US"/>
+        </w:rPr>
+        <w:t>Nothing</w:t>
+      </w:r>
+      <w:r>
+        <w:rPr>
+          <w:rFonts w:ascii="Times New Roman" w:hAnsi="Times New Roman"/>
+          <w:color w:val="000000" w:themeColor="text1"/>
+          <w:sz w:val="28"/>
+          <w:szCs w:val="28"/>
+        </w:rPr>
+        <w:t xml:space="preserve"> на </w:t>
+      </w:r>
+      <w:r>
+        <w:rPr>
+          <w:rFonts w:ascii="Times New Roman" w:hAnsi="Times New Roman"/>
+          <w:color w:val="000000" w:themeColor="text1"/>
+          <w:sz w:val="28"/>
+          <w:szCs w:val="28"/>
+          <w:lang w:val="en-US"/>
+        </w:rPr>
+        <w:t>Nothing</w:t>
+      </w:r>
+      <w:r>
+        <w:rPr>
+          <w:rFonts w:ascii="Times New Roman" w:hAnsi="Times New Roman"/>
+          <w:color w:val="000000" w:themeColor="text1"/>
+          <w:sz w:val="28"/>
+          <w:szCs w:val="28"/>
+        </w:rPr>
+        <w:t>.</w:t>
+      </w:r>
     </w:p>
     <w:p>
       <w:pPr>
@@ -4217,7 +5000,7 @@
           <w:sz w:val="28"/>
           <w:szCs w:val="28"/>
         </w:rPr>
-        <w:t xml:space="preserve">25. В блок </w:t>
+        <w:t xml:space="preserve">28. Справа в блоке </w:t>
       </w:r>
       <w:r>
         <w:rPr>
@@ -4236,7 +5019,26 @@
           <w:sz w:val="28"/>
           <w:szCs w:val="28"/>
         </w:rPr>
-        <w:t xml:space="preserve"> перенести действие </w:t>
+        <w:t xml:space="preserve"> развернуть секцию </w:t>
+      </w:r>
+      <w:r>
+        <w:rPr>
+          <w:rFonts w:ascii="Times New Roman" w:hAnsi="Times New Roman"/>
+          <w:color w:val="000000" w:themeColor="text1"/>
+          <w:sz w:val="28"/>
+          <w:szCs w:val="28"/>
+          <w:lang w:val="en-US"/>
+        </w:rPr>
+        <w:t>Exception</w:t>
+      </w:r>
+      <w:r>
+        <w:rPr>
+          <w:rFonts w:ascii="Times New Roman" w:hAnsi="Times New Roman"/>
+          <w:color w:val="000000" w:themeColor="text1"/>
+          <w:sz w:val="28"/>
+          <w:szCs w:val="28"/>
+        </w:rPr>
+        <w:t xml:space="preserve">, найти действие </w:t>
       </w:r>
       <w:r>
         <w:rPr>
@@ -4255,47 +5057,64 @@
           <w:sz w:val="28"/>
           <w:szCs w:val="28"/>
         </w:rPr>
-        <w:t xml:space="preserve"> и установить значение аргумента </w:t>
-      </w:r>
-      <w:r>
-        <w:rPr>
-          <w:rFonts w:ascii="Times New Roman" w:hAnsi="Times New Roman"/>
-          <w:color w:val="000000" w:themeColor="text1"/>
-          <w:sz w:val="28"/>
-          <w:szCs w:val="28"/>
-          <w:lang w:val="en-US"/>
-        </w:rPr>
-        <w:t>out</w:t>
-      </w:r>
-      <w:r>
-        <w:rPr>
-          <w:rFonts w:ascii="Times New Roman" w:hAnsi="Times New Roman"/>
-          <w:color w:val="000000" w:themeColor="text1"/>
-          <w:sz w:val="28"/>
-          <w:szCs w:val="28"/>
-        </w:rPr>
-        <w:t>_</w:t>
-      </w:r>
-      <w:proofErr w:type="spellStart"/>
-      <w:r>
-        <w:rPr>
-          <w:rFonts w:ascii="Times New Roman" w:hAnsi="Times New Roman"/>
-          <w:color w:val="000000" w:themeColor="text1"/>
-          <w:sz w:val="28"/>
-          <w:szCs w:val="28"/>
-          <w:lang w:val="en-US"/>
-        </w:rPr>
-        <w:t>TransactionItem</w:t>
-      </w:r>
-      <w:proofErr w:type="spellEnd"/>
-      <w:r>
-        <w:rPr>
-          <w:rFonts w:ascii="Times New Roman" w:hAnsi="Times New Roman"/>
-          <w:color w:val="000000" w:themeColor="text1"/>
-          <w:sz w:val="28"/>
-          <w:szCs w:val="28"/>
-        </w:rPr>
-        <w:t xml:space="preserve"> в </w:t>
+        <w:t xml:space="preserve"> с названием </w:t>
+      </w:r>
+      <w:r>
+        <w:rPr>
+          <w:rFonts w:ascii="Times New Roman" w:hAnsi="Times New Roman"/>
+          <w:color w:val="000000" w:themeColor="text1"/>
+          <w:sz w:val="28"/>
+          <w:szCs w:val="28"/>
+          <w:lang w:val="en-US"/>
+        </w:rPr>
+        <w:t>End</w:t>
+      </w:r>
+      <w:r>
+        <w:rPr>
+          <w:rFonts w:ascii="Times New Roman" w:hAnsi="Times New Roman"/>
+          <w:color w:val="000000" w:themeColor="text1"/>
+          <w:sz w:val="28"/>
+          <w:szCs w:val="28"/>
+        </w:rPr>
+        <w:t xml:space="preserve"> </w:t>
+      </w:r>
+      <w:r>
+        <w:rPr>
+          <w:rFonts w:ascii="Times New Roman" w:hAnsi="Times New Roman"/>
+          <w:color w:val="000000" w:themeColor="text1"/>
+          <w:sz w:val="28"/>
+          <w:szCs w:val="28"/>
+          <w:lang w:val="en-US"/>
+        </w:rPr>
+        <w:t>Process</w:t>
+      </w:r>
+      <w:r>
+        <w:rPr>
+          <w:rFonts w:ascii="Times New Roman" w:hAnsi="Times New Roman"/>
+          <w:color w:val="000000" w:themeColor="text1"/>
+          <w:sz w:val="28"/>
+          <w:szCs w:val="28"/>
+        </w:rPr>
+        <w:t xml:space="preserve"> и перезаписать в правом поле значение </w:t>
+      </w:r>
+      <w:r>
+        <w:rPr>
+          <w:rFonts w:ascii="Times New Roman" w:hAnsi="Times New Roman"/>
+          <w:color w:val="000000" w:themeColor="text1"/>
+          <w:sz w:val="28"/>
+          <w:szCs w:val="28"/>
+          <w:lang w:val="en-US"/>
+        </w:rPr>
+        <w:t>Nothing</w:t>
+      </w:r>
+      <w:r>
+        <w:rPr>
+          <w:rFonts w:ascii="Times New Roman" w:hAnsi="Times New Roman"/>
+          <w:color w:val="000000" w:themeColor="text1"/>
+          <w:sz w:val="28"/>
+          <w:szCs w:val="28"/>
+        </w:rPr>
+        <w:t xml:space="preserve"> на </w:t>
       </w:r>
       <w:r>
         <w:rPr>
@@ -4333,6 +5152,93 @@
           <w:szCs w:val="28"/>
         </w:rPr>
       </w:pPr>
+      <w:r>
+        <w:rPr>
+          <w:rFonts w:ascii="Times New Roman" w:hAnsi="Times New Roman"/>
+          <w:color w:val="000000" w:themeColor="text1"/>
+          <w:sz w:val="28"/>
+          <w:szCs w:val="28"/>
+        </w:rPr>
+        <w:t xml:space="preserve">29. Вернуться в самое начало рабочего процесса </w:t>
+      </w:r>
+      <w:r>
+        <w:rPr>
+          <w:rFonts w:ascii="Times New Roman" w:hAnsi="Times New Roman"/>
+          <w:color w:val="000000" w:themeColor="text1"/>
+          <w:sz w:val="28"/>
+          <w:szCs w:val="28"/>
+          <w:lang w:val="en-US"/>
+        </w:rPr>
+        <w:t>Main</w:t>
+      </w:r>
+      <w:r>
+        <w:rPr>
+          <w:rFonts w:ascii="Times New Roman" w:hAnsi="Times New Roman"/>
+          <w:color w:val="000000" w:themeColor="text1"/>
+          <w:sz w:val="28"/>
+          <w:szCs w:val="28"/>
+        </w:rPr>
+        <w:t>.</w:t>
+      </w:r>
+      <w:proofErr w:type="spellStart"/>
+      <w:r>
+        <w:rPr>
+          <w:rFonts w:ascii="Times New Roman" w:hAnsi="Times New Roman"/>
+          <w:color w:val="000000" w:themeColor="text1"/>
+          <w:sz w:val="28"/>
+          <w:szCs w:val="28"/>
+          <w:lang w:val="en-US"/>
+        </w:rPr>
+        <w:t>xaml</w:t>
+      </w:r>
+      <w:proofErr w:type="spellEnd"/>
+      <w:r>
+        <w:rPr>
+          <w:rFonts w:ascii="Times New Roman" w:hAnsi="Times New Roman"/>
+          <w:color w:val="000000" w:themeColor="text1"/>
+          <w:sz w:val="28"/>
+          <w:szCs w:val="28"/>
+        </w:rPr>
+        <w:t xml:space="preserve"> и дважды щелкнуть по переходу </w:t>
+      </w:r>
+      <w:r>
+        <w:rPr>
+          <w:rFonts w:ascii="Times New Roman" w:hAnsi="Times New Roman"/>
+          <w:color w:val="000000" w:themeColor="text1"/>
+          <w:sz w:val="28"/>
+          <w:szCs w:val="28"/>
+          <w:lang w:val="en-US"/>
+        </w:rPr>
+        <w:t>New</w:t>
+      </w:r>
+      <w:r>
+        <w:rPr>
+          <w:rFonts w:ascii="Times New Roman" w:hAnsi="Times New Roman"/>
+          <w:color w:val="000000" w:themeColor="text1"/>
+          <w:sz w:val="28"/>
+          <w:szCs w:val="28"/>
+        </w:rPr>
+        <w:t xml:space="preserve"> </w:t>
+      </w:r>
+      <w:r>
+        <w:rPr>
+          <w:rFonts w:ascii="Times New Roman" w:hAnsi="Times New Roman"/>
+          <w:color w:val="000000" w:themeColor="text1"/>
+          <w:sz w:val="28"/>
+          <w:szCs w:val="28"/>
+          <w:lang w:val="en-US"/>
+        </w:rPr>
+        <w:t>Transaction</w:t>
+      </w:r>
+      <w:r>
+        <w:rPr>
+          <w:rFonts w:ascii="Times New Roman" w:hAnsi="Times New Roman"/>
+          <w:color w:val="000000" w:themeColor="text1"/>
+          <w:sz w:val="28"/>
+          <w:szCs w:val="28"/>
+        </w:rPr>
+        <w:t xml:space="preserve">. </w:t>
+      </w:r>
     </w:p>
     <w:p>
       <w:pPr>
@@ -4348,298 +5254,131 @@
           <w:color w:val="000000" w:themeColor="text1"/>
           <w:sz w:val="28"/>
           <w:szCs w:val="28"/>
-        </w:rPr>
-      </w:pPr>
-      <w:r>
-        <w:rPr>
-          <w:rFonts w:ascii="Times New Roman" w:hAnsi="Times New Roman"/>
-          <w:color w:val="000000" w:themeColor="text1"/>
-          <w:sz w:val="28"/>
-          <w:szCs w:val="28"/>
-        </w:rPr>
-        <w:t xml:space="preserve">26. Вернуться в рабочий процесс </w:t>
-      </w:r>
-      <w:r>
-        <w:rPr>
-          <w:rFonts w:ascii="Times New Roman" w:hAnsi="Times New Roman"/>
-          <w:color w:val="000000" w:themeColor="text1"/>
-          <w:sz w:val="28"/>
-          <w:szCs w:val="28"/>
-          <w:lang w:val="en-US"/>
-        </w:rPr>
-        <w:t>Main</w:t>
-      </w:r>
-      <w:r>
-        <w:rPr>
-          <w:rFonts w:ascii="Times New Roman" w:hAnsi="Times New Roman"/>
-          <w:color w:val="000000" w:themeColor="text1"/>
-          <w:sz w:val="28"/>
-          <w:szCs w:val="28"/>
+          <w:lang w:val="en-US"/>
+        </w:rPr>
+      </w:pPr>
+      <w:r>
+        <w:rPr>
+          <w:rFonts w:ascii="Times New Roman" w:hAnsi="Times New Roman"/>
+          <w:color w:val="000000" w:themeColor="text1"/>
+          <w:sz w:val="28"/>
+          <w:szCs w:val="28"/>
+        </w:rPr>
+        <w:t>Изменить</w:t>
+      </w:r>
+      <w:r>
+        <w:rPr>
+          <w:rFonts w:ascii="Times New Roman" w:hAnsi="Times New Roman"/>
+          <w:color w:val="000000" w:themeColor="text1"/>
+          <w:sz w:val="28"/>
+          <w:szCs w:val="28"/>
+          <w:lang w:val="en-US"/>
+        </w:rPr>
+        <w:t xml:space="preserve"> </w:t>
+      </w:r>
+      <w:r>
+        <w:rPr>
+          <w:rFonts w:ascii="Times New Roman" w:hAnsi="Times New Roman"/>
+          <w:color w:val="000000" w:themeColor="text1"/>
+          <w:sz w:val="28"/>
+          <w:szCs w:val="28"/>
+        </w:rPr>
+        <w:t>условие</w:t>
+      </w:r>
+      <w:r>
+        <w:rPr>
+          <w:rFonts w:ascii="Times New Roman" w:hAnsi="Times New Roman"/>
+          <w:color w:val="000000" w:themeColor="text1"/>
+          <w:sz w:val="28"/>
+          <w:szCs w:val="28"/>
+          <w:lang w:val="en-US"/>
+        </w:rPr>
+        <w:t xml:space="preserve"> Condition </w:t>
+      </w:r>
+      <w:r>
+        <w:rPr>
+          <w:rFonts w:ascii="Times New Roman" w:hAnsi="Times New Roman"/>
+          <w:color w:val="000000" w:themeColor="text1"/>
+          <w:sz w:val="28"/>
+          <w:szCs w:val="28"/>
+        </w:rPr>
+        <w:t>на</w:t>
+      </w:r>
+      <w:r>
+        <w:rPr>
+          <w:rFonts w:ascii="Times New Roman" w:hAnsi="Times New Roman"/>
+          <w:color w:val="000000" w:themeColor="text1"/>
+          <w:sz w:val="28"/>
+          <w:szCs w:val="28"/>
+          <w:lang w:val="en-US"/>
+        </w:rPr>
+        <w:t xml:space="preserve"> </w:t>
+      </w:r>
+      <w:proofErr w:type="spellStart"/>
+      <w:r>
+        <w:rPr>
+          <w:rFonts w:ascii="Times New Roman" w:hAnsi="Times New Roman"/>
+          <w:color w:val="000000" w:themeColor="text1"/>
+          <w:sz w:val="28"/>
+          <w:szCs w:val="28"/>
+          <w:lang w:val="en-US"/>
+        </w:rPr>
+        <w:t>TransactionNumber</w:t>
+      </w:r>
+      <w:proofErr w:type="spellEnd"/>
+      <w:r>
+        <w:rPr>
+          <w:rFonts w:ascii="Times New Roman" w:hAnsi="Times New Roman"/>
+          <w:color w:val="000000" w:themeColor="text1"/>
+          <w:sz w:val="28"/>
+          <w:szCs w:val="28"/>
+          <w:lang w:val="en-US"/>
+        </w:rPr>
+        <w:t xml:space="preserve"> </w:t>
+      </w:r>
+      <w:proofErr w:type="gramStart"/>
+      <w:r>
+        <w:rPr>
+          <w:rFonts w:ascii="Times New Roman" w:hAnsi="Times New Roman"/>
+          <w:color w:val="000000" w:themeColor="text1"/>
+          <w:sz w:val="28"/>
+          <w:szCs w:val="28"/>
+          <w:lang w:val="en-US"/>
+        </w:rPr>
+        <w:t xml:space="preserve">&lt; </w:t>
+      </w:r>
+      <w:proofErr w:type="spellStart"/>
+      <w:r>
+        <w:rPr>
+          <w:rFonts w:ascii="Times New Roman" w:hAnsi="Times New Roman"/>
+          <w:color w:val="000000" w:themeColor="text1"/>
+          <w:sz w:val="28"/>
+          <w:szCs w:val="28"/>
+          <w:lang w:val="en-US"/>
+        </w:rPr>
+        <w:t>TransactionData.Rows</w:t>
+      </w:r>
+      <w:proofErr w:type="gramEnd"/>
+      <w:r>
+        <w:rPr>
+          <w:rFonts w:ascii="Times New Roman" w:hAnsi="Times New Roman"/>
+          <w:color w:val="000000" w:themeColor="text1"/>
+          <w:sz w:val="28"/>
+          <w:szCs w:val="28"/>
+          <w:lang w:val="en-US"/>
+        </w:rPr>
+        <w:t>.Count</w:t>
+      </w:r>
+      <w:proofErr w:type="spellEnd"/>
+      <w:r>
+        <w:rPr>
+          <w:rFonts w:ascii="Times New Roman" w:hAnsi="Times New Roman"/>
+          <w:color w:val="000000" w:themeColor="text1"/>
+          <w:sz w:val="28"/>
+          <w:szCs w:val="28"/>
+          <w:lang w:val="en-US"/>
         </w:rPr>
         <w:t>.</w:t>
-      </w:r>
-      <w:proofErr w:type="spellStart"/>
-      <w:r>
-        <w:rPr>
-          <w:rFonts w:ascii="Times New Roman" w:hAnsi="Times New Roman"/>
-          <w:color w:val="000000" w:themeColor="text1"/>
-          <w:sz w:val="28"/>
-          <w:szCs w:val="28"/>
-          <w:lang w:val="en-US"/>
-        </w:rPr>
-        <w:t>xaml</w:t>
-      </w:r>
-      <w:proofErr w:type="spellEnd"/>
-      <w:r>
-        <w:rPr>
-          <w:rFonts w:ascii="Times New Roman" w:hAnsi="Times New Roman"/>
-          <w:color w:val="000000" w:themeColor="text1"/>
-          <w:sz w:val="28"/>
-          <w:szCs w:val="28"/>
-        </w:rPr>
-        <w:t xml:space="preserve">, раскрыть состояние </w:t>
-      </w:r>
-      <w:r>
-        <w:rPr>
-          <w:rFonts w:ascii="Times New Roman" w:hAnsi="Times New Roman"/>
-          <w:color w:val="000000" w:themeColor="text1"/>
-          <w:sz w:val="28"/>
-          <w:szCs w:val="28"/>
-          <w:lang w:val="en-US"/>
-        </w:rPr>
-        <w:t>Get</w:t>
-      </w:r>
-      <w:r>
-        <w:rPr>
-          <w:rFonts w:ascii="Times New Roman" w:hAnsi="Times New Roman"/>
-          <w:color w:val="000000" w:themeColor="text1"/>
-          <w:sz w:val="28"/>
-          <w:szCs w:val="28"/>
-        </w:rPr>
-        <w:t xml:space="preserve"> </w:t>
-      </w:r>
-      <w:r>
-        <w:rPr>
-          <w:rFonts w:ascii="Times New Roman" w:hAnsi="Times New Roman"/>
-          <w:color w:val="000000" w:themeColor="text1"/>
-          <w:sz w:val="28"/>
-          <w:szCs w:val="28"/>
-          <w:lang w:val="en-US"/>
-        </w:rPr>
-        <w:t>Transaction</w:t>
-      </w:r>
-      <w:r>
-        <w:rPr>
-          <w:rFonts w:ascii="Times New Roman" w:hAnsi="Times New Roman"/>
-          <w:color w:val="000000" w:themeColor="text1"/>
-          <w:sz w:val="28"/>
-          <w:szCs w:val="28"/>
-        </w:rPr>
-        <w:t xml:space="preserve"> </w:t>
-      </w:r>
-      <w:r>
-        <w:rPr>
-          <w:rFonts w:ascii="Times New Roman" w:hAnsi="Times New Roman"/>
-          <w:color w:val="000000" w:themeColor="text1"/>
-          <w:sz w:val="28"/>
-          <w:szCs w:val="28"/>
-          <w:lang w:val="en-US"/>
-        </w:rPr>
-        <w:t>Data</w:t>
-      </w:r>
-      <w:r>
-        <w:rPr>
-          <w:rFonts w:ascii="Times New Roman" w:hAnsi="Times New Roman"/>
-          <w:color w:val="000000" w:themeColor="text1"/>
-          <w:sz w:val="28"/>
-          <w:szCs w:val="28"/>
-        </w:rPr>
-        <w:t xml:space="preserve"> (Получение данных), перейти к моменту вызова рабочего процесса </w:t>
-      </w:r>
-      <w:r>
-        <w:rPr>
-          <w:rFonts w:ascii="Times New Roman" w:hAnsi="Times New Roman"/>
-          <w:color w:val="000000" w:themeColor="text1"/>
-          <w:sz w:val="28"/>
-          <w:szCs w:val="28"/>
-          <w:lang w:val="en-US"/>
-        </w:rPr>
-        <w:t>Framework</w:t>
-      </w:r>
-      <w:r>
-        <w:rPr>
-          <w:rFonts w:ascii="Times New Roman" w:hAnsi="Times New Roman"/>
-          <w:color w:val="000000" w:themeColor="text1"/>
-          <w:sz w:val="28"/>
-          <w:szCs w:val="28"/>
-        </w:rPr>
-        <w:t>/</w:t>
-      </w:r>
-      <w:proofErr w:type="spellStart"/>
-      <w:r>
-        <w:rPr>
-          <w:rFonts w:ascii="Times New Roman" w:hAnsi="Times New Roman"/>
-          <w:color w:val="000000" w:themeColor="text1"/>
-          <w:sz w:val="28"/>
-          <w:szCs w:val="28"/>
-        </w:rPr>
-        <w:t>GetTransactionData.xaml</w:t>
-      </w:r>
-      <w:proofErr w:type="spellEnd"/>
-      <w:r>
-        <w:rPr>
-          <w:rFonts w:ascii="Times New Roman" w:hAnsi="Times New Roman"/>
-          <w:color w:val="000000" w:themeColor="text1"/>
-          <w:sz w:val="28"/>
-          <w:szCs w:val="28"/>
-        </w:rPr>
-        <w:t xml:space="preserve"> </w:t>
-      </w:r>
-    </w:p>
-    <w:p>
-      <w:pPr>
-        <w:pStyle w:val="a6"/>
-        <w:tabs>
-          <w:tab w:val="left" w:pos="1134"/>
-        </w:tabs>
-        <w:spacing w:after="0" w:line="240" w:lineRule="auto"/>
-        <w:ind w:left="1416"/>
-        <w:jc w:val="both"/>
-        <w:rPr>
-          <w:rFonts w:ascii="Times New Roman" w:hAnsi="Times New Roman"/>
-          <w:color w:val="000000" w:themeColor="text1"/>
-          <w:sz w:val="28"/>
-          <w:szCs w:val="28"/>
-        </w:rPr>
-      </w:pPr>
-      <w:r>
-        <w:rPr>
-          <w:rFonts w:ascii="Times New Roman" w:hAnsi="Times New Roman"/>
-          <w:color w:val="000000" w:themeColor="text1"/>
-          <w:sz w:val="28"/>
-          <w:szCs w:val="28"/>
-        </w:rPr>
-        <w:t xml:space="preserve">(действие </w:t>
-      </w:r>
-      <w:proofErr w:type="spellStart"/>
-      <w:r>
-        <w:rPr>
-          <w:rFonts w:ascii="Times New Roman" w:hAnsi="Times New Roman"/>
-          <w:color w:val="000000" w:themeColor="text1"/>
-          <w:sz w:val="28"/>
-          <w:szCs w:val="28"/>
-        </w:rPr>
-        <w:t>Retrieve</w:t>
-      </w:r>
-      <w:proofErr w:type="spellEnd"/>
-      <w:r>
-        <w:rPr>
-          <w:rFonts w:ascii="Times New Roman" w:hAnsi="Times New Roman"/>
-          <w:color w:val="000000" w:themeColor="text1"/>
-          <w:sz w:val="28"/>
-          <w:szCs w:val="28"/>
-        </w:rPr>
-        <w:t xml:space="preserve"> Data =&gt; действие </w:t>
-      </w:r>
-      <w:proofErr w:type="spellStart"/>
-      <w:r>
-        <w:rPr>
-          <w:rFonts w:ascii="Times New Roman" w:hAnsi="Times New Roman"/>
-          <w:color w:val="000000" w:themeColor="text1"/>
-          <w:sz w:val="28"/>
-          <w:szCs w:val="28"/>
-        </w:rPr>
-        <w:t>Should</w:t>
-      </w:r>
-      <w:proofErr w:type="spellEnd"/>
-      <w:r>
-        <w:rPr>
-          <w:rFonts w:ascii="Times New Roman" w:hAnsi="Times New Roman"/>
-          <w:color w:val="000000" w:themeColor="text1"/>
-          <w:sz w:val="28"/>
-          <w:szCs w:val="28"/>
-        </w:rPr>
-        <w:t xml:space="preserve"> Stop </w:t>
-      </w:r>
-      <w:proofErr w:type="spellStart"/>
-      <w:r>
-        <w:rPr>
-          <w:rFonts w:ascii="Times New Roman" w:hAnsi="Times New Roman"/>
-          <w:color w:val="000000" w:themeColor="text1"/>
-          <w:sz w:val="28"/>
-          <w:szCs w:val="28"/>
-        </w:rPr>
-        <w:t>or</w:t>
-      </w:r>
-      <w:proofErr w:type="spellEnd"/>
-      <w:r>
-        <w:rPr>
-          <w:rFonts w:ascii="Times New Roman" w:hAnsi="Times New Roman"/>
-          <w:color w:val="000000" w:themeColor="text1"/>
-          <w:sz w:val="28"/>
-          <w:szCs w:val="28"/>
-        </w:rPr>
-        <w:t xml:space="preserve"> Get Next =&gt; блок </w:t>
-      </w:r>
-      <w:proofErr w:type="spellStart"/>
-      <w:r>
-        <w:rPr>
-          <w:rFonts w:ascii="Times New Roman" w:hAnsi="Times New Roman"/>
-          <w:color w:val="000000" w:themeColor="text1"/>
-          <w:sz w:val="28"/>
-          <w:szCs w:val="28"/>
-        </w:rPr>
-        <w:t>Else</w:t>
-      </w:r>
-      <w:proofErr w:type="spellEnd"/>
-      <w:r>
-        <w:rPr>
-          <w:rFonts w:ascii="Times New Roman" w:hAnsi="Times New Roman"/>
-          <w:color w:val="000000" w:themeColor="text1"/>
-          <w:sz w:val="28"/>
-          <w:szCs w:val="28"/>
-        </w:rPr>
-        <w:t xml:space="preserve"> =&gt; блок </w:t>
-      </w:r>
-      <w:proofErr w:type="spellStart"/>
-      <w:r>
-        <w:rPr>
-          <w:rFonts w:ascii="Times New Roman" w:hAnsi="Times New Roman"/>
-          <w:color w:val="000000" w:themeColor="text1"/>
-          <w:sz w:val="28"/>
-          <w:szCs w:val="28"/>
-        </w:rPr>
-        <w:t>GetTransactionData</w:t>
-      </w:r>
-      <w:proofErr w:type="spellEnd"/>
-      <w:r>
-        <w:rPr>
-          <w:rFonts w:ascii="Times New Roman" w:hAnsi="Times New Roman"/>
-          <w:color w:val="000000" w:themeColor="text1"/>
-          <w:sz w:val="28"/>
-          <w:szCs w:val="28"/>
-        </w:rPr>
-        <w:t xml:space="preserve">, двойной щелчок по блоку </w:t>
-      </w:r>
-      <w:proofErr w:type="spellStart"/>
-      <w:r>
-        <w:rPr>
-          <w:rFonts w:ascii="Times New Roman" w:hAnsi="Times New Roman"/>
-          <w:color w:val="000000" w:themeColor="text1"/>
-          <w:sz w:val="28"/>
-          <w:szCs w:val="28"/>
-        </w:rPr>
-        <w:t>Try</w:t>
-      </w:r>
-      <w:proofErr w:type="spellEnd"/>
-      <w:r>
-        <w:rPr>
-          <w:rFonts w:ascii="Times New Roman" w:hAnsi="Times New Roman"/>
-          <w:color w:val="000000" w:themeColor="text1"/>
-          <w:sz w:val="28"/>
-          <w:szCs w:val="28"/>
-        </w:rPr>
-        <w:t>).</w:t>
       </w:r>
     </w:p>
     <w:p>
@@ -4656,158 +5395,9 @@
           <w:color w:val="000000" w:themeColor="text1"/>
           <w:sz w:val="28"/>
           <w:szCs w:val="28"/>
-        </w:rPr>
-      </w:pPr>
-      <w:r>
-        <w:rPr>
-          <w:rFonts w:ascii="Times New Roman" w:hAnsi="Times New Roman"/>
-          <w:color w:val="000000" w:themeColor="text1"/>
-          <w:sz w:val="28"/>
-          <w:szCs w:val="28"/>
-        </w:rPr>
-        <w:lastRenderedPageBreak/>
-        <w:t xml:space="preserve">В действии </w:t>
-      </w:r>
-      <w:r>
-        <w:rPr>
-          <w:rFonts w:ascii="Times New Roman" w:hAnsi="Times New Roman"/>
-          <w:color w:val="000000" w:themeColor="text1"/>
-          <w:sz w:val="28"/>
-          <w:szCs w:val="28"/>
-          <w:lang w:val="en-US"/>
-        </w:rPr>
-        <w:t>Invoke</w:t>
-      </w:r>
-      <w:r>
-        <w:rPr>
-          <w:rFonts w:ascii="Times New Roman" w:hAnsi="Times New Roman"/>
-          <w:color w:val="000000" w:themeColor="text1"/>
-          <w:sz w:val="28"/>
-          <w:szCs w:val="28"/>
-        </w:rPr>
-        <w:t xml:space="preserve"> </w:t>
-      </w:r>
-      <w:proofErr w:type="spellStart"/>
-      <w:r>
-        <w:rPr>
-          <w:rFonts w:ascii="Times New Roman" w:hAnsi="Times New Roman"/>
-          <w:color w:val="000000" w:themeColor="text1"/>
-          <w:sz w:val="28"/>
-          <w:szCs w:val="28"/>
-        </w:rPr>
-        <w:t>GetTransactionData</w:t>
-      </w:r>
-      <w:proofErr w:type="spellEnd"/>
-      <w:r>
-        <w:rPr>
-          <w:rFonts w:ascii="Times New Roman" w:hAnsi="Times New Roman"/>
-          <w:color w:val="000000" w:themeColor="text1"/>
-          <w:sz w:val="28"/>
-          <w:szCs w:val="28"/>
-        </w:rPr>
-        <w:t xml:space="preserve"> </w:t>
-      </w:r>
-      <w:r>
-        <w:rPr>
-          <w:rFonts w:ascii="Times New Roman" w:hAnsi="Times New Roman"/>
-          <w:color w:val="000000" w:themeColor="text1"/>
-          <w:sz w:val="28"/>
-          <w:szCs w:val="28"/>
-          <w:lang w:val="en-US"/>
-        </w:rPr>
-        <w:t>workflow</w:t>
-      </w:r>
-      <w:r>
-        <w:rPr>
-          <w:rFonts w:ascii="Times New Roman" w:hAnsi="Times New Roman"/>
-          <w:color w:val="000000" w:themeColor="text1"/>
-          <w:sz w:val="28"/>
-          <w:szCs w:val="28"/>
-        </w:rPr>
-        <w:t xml:space="preserve"> нажать кнопку Импортировать аргументы, добавить в значение аргумента </w:t>
-      </w:r>
-      <w:r>
-        <w:rPr>
-          <w:rFonts w:ascii="Times New Roman" w:hAnsi="Times New Roman"/>
-          <w:color w:val="000000" w:themeColor="text1"/>
-          <w:sz w:val="28"/>
-          <w:szCs w:val="28"/>
-          <w:lang w:val="en-US"/>
-        </w:rPr>
-        <w:t>out</w:t>
-      </w:r>
-      <w:r>
-        <w:rPr>
-          <w:rFonts w:ascii="Times New Roman" w:hAnsi="Times New Roman"/>
-          <w:color w:val="000000" w:themeColor="text1"/>
-          <w:sz w:val="28"/>
-          <w:szCs w:val="28"/>
-        </w:rPr>
-        <w:t>_</w:t>
-      </w:r>
-      <w:proofErr w:type="spellStart"/>
-      <w:r>
-        <w:rPr>
-          <w:rFonts w:ascii="Times New Roman" w:hAnsi="Times New Roman"/>
-          <w:color w:val="000000" w:themeColor="text1"/>
-          <w:sz w:val="28"/>
-          <w:szCs w:val="28"/>
-          <w:lang w:val="en-US"/>
-        </w:rPr>
-        <w:t>TransactionItem</w:t>
-      </w:r>
-      <w:proofErr w:type="spellEnd"/>
-      <w:r>
-        <w:rPr>
-          <w:rFonts w:ascii="Times New Roman" w:hAnsi="Times New Roman"/>
-          <w:color w:val="000000" w:themeColor="text1"/>
-          <w:sz w:val="28"/>
-          <w:szCs w:val="28"/>
-        </w:rPr>
-        <w:t xml:space="preserve"> переменную </w:t>
-      </w:r>
-      <w:proofErr w:type="spellStart"/>
-      <w:r>
-        <w:rPr>
-          <w:rFonts w:ascii="Times New Roman" w:hAnsi="Times New Roman"/>
-          <w:color w:val="000000" w:themeColor="text1"/>
-          <w:sz w:val="28"/>
-          <w:szCs w:val="28"/>
-          <w:lang w:val="en-US"/>
-        </w:rPr>
-        <w:t>TransactionItem</w:t>
-      </w:r>
-      <w:proofErr w:type="spellEnd"/>
-      <w:r>
-        <w:rPr>
-          <w:rFonts w:ascii="Times New Roman" w:hAnsi="Times New Roman"/>
-          <w:color w:val="000000" w:themeColor="text1"/>
-          <w:sz w:val="28"/>
-          <w:szCs w:val="28"/>
-        </w:rPr>
-        <w:t xml:space="preserve"> и изменить тип аргумента на </w:t>
-      </w:r>
-      <w:proofErr w:type="spellStart"/>
-      <w:r>
-        <w:rPr>
-          <w:rFonts w:ascii="Times New Roman" w:hAnsi="Times New Roman"/>
-          <w:color w:val="000000" w:themeColor="text1"/>
-          <w:sz w:val="28"/>
-          <w:szCs w:val="28"/>
-          <w:lang w:val="en-US"/>
-        </w:rPr>
-        <w:t>DataRow</w:t>
-      </w:r>
-      <w:proofErr w:type="spellEnd"/>
-      <w:r>
-        <w:rPr>
-          <w:rFonts w:ascii="Times New Roman" w:hAnsi="Times New Roman"/>
-          <w:color w:val="000000" w:themeColor="text1"/>
-          <w:sz w:val="28"/>
-          <w:szCs w:val="28"/>
-        </w:rPr>
-        <w:t>.</w:t>
-      </w:r>
+          <w:lang w:val="en-US"/>
+        </w:rPr>
+      </w:pPr>
     </w:p>
     <w:p>
       <w:pPr>
@@ -4816,715 +5406,7 @@
           <w:tab w:val="left" w:pos="1134"/>
         </w:tabs>
         <w:spacing w:after="0" w:line="240" w:lineRule="auto"/>
-        <w:ind w:left="0" w:firstLine="709"/>
-        <w:jc w:val="both"/>
-        <w:rPr>
-          <w:rFonts w:ascii="Times New Roman" w:hAnsi="Times New Roman"/>
-          <w:color w:val="000000" w:themeColor="text1"/>
-          <w:sz w:val="28"/>
-          <w:szCs w:val="28"/>
-        </w:rPr>
-      </w:pPr>
-    </w:p>
-    <w:p>
-      <w:pPr>
-        <w:pStyle w:val="a6"/>
-        <w:tabs>
-          <w:tab w:val="left" w:pos="1134"/>
-        </w:tabs>
-        <w:spacing w:after="0" w:line="240" w:lineRule="auto"/>
-        <w:ind w:left="0" w:firstLine="709"/>
-        <w:jc w:val="both"/>
-        <w:rPr>
-          <w:rFonts w:ascii="Times New Roman" w:hAnsi="Times New Roman"/>
-          <w:color w:val="000000" w:themeColor="text1"/>
-          <w:sz w:val="28"/>
-          <w:szCs w:val="28"/>
-        </w:rPr>
-      </w:pPr>
-      <w:r>
-        <w:rPr>
-          <w:rFonts w:ascii="Times New Roman" w:hAnsi="Times New Roman"/>
-          <w:color w:val="000000" w:themeColor="text1"/>
-          <w:sz w:val="28"/>
-          <w:szCs w:val="28"/>
-        </w:rPr>
-        <w:t xml:space="preserve">27. В блоке </w:t>
-      </w:r>
-      <w:r>
-        <w:rPr>
-          <w:rFonts w:ascii="Times New Roman" w:hAnsi="Times New Roman"/>
-          <w:color w:val="000000" w:themeColor="text1"/>
-          <w:sz w:val="28"/>
-          <w:szCs w:val="28"/>
-          <w:lang w:val="en-US"/>
-        </w:rPr>
-        <w:t>Then</w:t>
-      </w:r>
-      <w:r>
-        <w:rPr>
-          <w:rFonts w:ascii="Times New Roman" w:hAnsi="Times New Roman"/>
-          <w:color w:val="000000" w:themeColor="text1"/>
-          <w:sz w:val="28"/>
-          <w:szCs w:val="28"/>
-        </w:rPr>
-        <w:t xml:space="preserve"> действия </w:t>
-      </w:r>
-      <w:r>
-        <w:rPr>
-          <w:rFonts w:ascii="Times New Roman" w:hAnsi="Times New Roman"/>
-          <w:color w:val="000000" w:themeColor="text1"/>
-          <w:sz w:val="28"/>
-          <w:szCs w:val="28"/>
-          <w:lang w:val="en-US"/>
-        </w:rPr>
-        <w:t>Should</w:t>
-      </w:r>
-      <w:r>
-        <w:rPr>
-          <w:rFonts w:ascii="Times New Roman" w:hAnsi="Times New Roman"/>
-          <w:color w:val="000000" w:themeColor="text1"/>
-          <w:sz w:val="28"/>
-          <w:szCs w:val="28"/>
-        </w:rPr>
-        <w:t xml:space="preserve"> </w:t>
-      </w:r>
-      <w:r>
-        <w:rPr>
-          <w:rFonts w:ascii="Times New Roman" w:hAnsi="Times New Roman"/>
-          <w:color w:val="000000" w:themeColor="text1"/>
-          <w:sz w:val="28"/>
-          <w:szCs w:val="28"/>
-          <w:lang w:val="en-US"/>
-        </w:rPr>
-        <w:t>Stop</w:t>
-      </w:r>
-      <w:r>
-        <w:rPr>
-          <w:rFonts w:ascii="Times New Roman" w:hAnsi="Times New Roman"/>
-          <w:color w:val="000000" w:themeColor="text1"/>
-          <w:sz w:val="28"/>
-          <w:szCs w:val="28"/>
-        </w:rPr>
-        <w:t xml:space="preserve"> </w:t>
-      </w:r>
-      <w:r>
-        <w:rPr>
-          <w:rFonts w:ascii="Times New Roman" w:hAnsi="Times New Roman"/>
-          <w:color w:val="000000" w:themeColor="text1"/>
-          <w:sz w:val="28"/>
-          <w:szCs w:val="28"/>
-          <w:lang w:val="en-US"/>
-        </w:rPr>
-        <w:t>or</w:t>
-      </w:r>
-      <w:r>
-        <w:rPr>
-          <w:rFonts w:ascii="Times New Roman" w:hAnsi="Times New Roman"/>
-          <w:color w:val="000000" w:themeColor="text1"/>
-          <w:sz w:val="28"/>
-          <w:szCs w:val="28"/>
-        </w:rPr>
-        <w:t xml:space="preserve"> </w:t>
-      </w:r>
-      <w:r>
-        <w:rPr>
-          <w:rFonts w:ascii="Times New Roman" w:hAnsi="Times New Roman"/>
-          <w:color w:val="000000" w:themeColor="text1"/>
-          <w:sz w:val="28"/>
-          <w:szCs w:val="28"/>
-          <w:lang w:val="en-US"/>
-        </w:rPr>
-        <w:t>Get</w:t>
-      </w:r>
-      <w:r>
-        <w:rPr>
-          <w:rFonts w:ascii="Times New Roman" w:hAnsi="Times New Roman"/>
-          <w:color w:val="000000" w:themeColor="text1"/>
-          <w:sz w:val="28"/>
-          <w:szCs w:val="28"/>
-        </w:rPr>
-        <w:t xml:space="preserve"> </w:t>
-      </w:r>
-      <w:r>
-        <w:rPr>
-          <w:rFonts w:ascii="Times New Roman" w:hAnsi="Times New Roman"/>
-          <w:color w:val="000000" w:themeColor="text1"/>
-          <w:sz w:val="28"/>
-          <w:szCs w:val="28"/>
-          <w:lang w:val="en-US"/>
-        </w:rPr>
-        <w:t>Next</w:t>
-      </w:r>
-      <w:r>
-        <w:rPr>
-          <w:rFonts w:ascii="Times New Roman" w:hAnsi="Times New Roman"/>
-          <w:color w:val="000000" w:themeColor="text1"/>
-          <w:sz w:val="28"/>
-          <w:szCs w:val="28"/>
-        </w:rPr>
-        <w:t xml:space="preserve"> в действии </w:t>
-      </w:r>
-      <w:r>
-        <w:rPr>
-          <w:rFonts w:ascii="Times New Roman" w:hAnsi="Times New Roman"/>
-          <w:color w:val="000000" w:themeColor="text1"/>
-          <w:sz w:val="28"/>
-          <w:szCs w:val="28"/>
-          <w:lang w:val="en-US"/>
-        </w:rPr>
-        <w:t>Assign</w:t>
-      </w:r>
-      <w:r>
-        <w:rPr>
-          <w:rFonts w:ascii="Times New Roman" w:hAnsi="Times New Roman"/>
-          <w:color w:val="000000" w:themeColor="text1"/>
-          <w:sz w:val="28"/>
-          <w:szCs w:val="28"/>
-        </w:rPr>
-        <w:t xml:space="preserve"> с названием </w:t>
-      </w:r>
-      <w:r>
-        <w:rPr>
-          <w:rFonts w:ascii="Times New Roman" w:hAnsi="Times New Roman"/>
-          <w:color w:val="000000" w:themeColor="text1"/>
-          <w:sz w:val="28"/>
-          <w:szCs w:val="28"/>
-          <w:lang w:val="en-US"/>
-        </w:rPr>
-        <w:t>End</w:t>
-      </w:r>
-      <w:r>
-        <w:rPr>
-          <w:rFonts w:ascii="Times New Roman" w:hAnsi="Times New Roman"/>
-          <w:color w:val="000000" w:themeColor="text1"/>
-          <w:sz w:val="28"/>
-          <w:szCs w:val="28"/>
-        </w:rPr>
-        <w:t xml:space="preserve"> </w:t>
-      </w:r>
-      <w:r>
-        <w:rPr>
-          <w:rFonts w:ascii="Times New Roman" w:hAnsi="Times New Roman"/>
-          <w:color w:val="000000" w:themeColor="text1"/>
-          <w:sz w:val="28"/>
-          <w:szCs w:val="28"/>
-          <w:lang w:val="en-US"/>
-        </w:rPr>
-        <w:t>Process</w:t>
-      </w:r>
-      <w:r>
-        <w:rPr>
-          <w:rFonts w:ascii="Times New Roman" w:hAnsi="Times New Roman"/>
-          <w:color w:val="000000" w:themeColor="text1"/>
-          <w:sz w:val="28"/>
-          <w:szCs w:val="28"/>
-        </w:rPr>
-        <w:t xml:space="preserve"> перезаписать в правом поле значение </w:t>
-      </w:r>
-      <w:r>
-        <w:rPr>
-          <w:rFonts w:ascii="Times New Roman" w:hAnsi="Times New Roman"/>
-          <w:color w:val="000000" w:themeColor="text1"/>
-          <w:sz w:val="28"/>
-          <w:szCs w:val="28"/>
-          <w:lang w:val="en-US"/>
-        </w:rPr>
-        <w:t>Nothing</w:t>
-      </w:r>
-      <w:r>
-        <w:rPr>
-          <w:rFonts w:ascii="Times New Roman" w:hAnsi="Times New Roman"/>
-          <w:color w:val="000000" w:themeColor="text1"/>
-          <w:sz w:val="28"/>
-          <w:szCs w:val="28"/>
-        </w:rPr>
-        <w:t xml:space="preserve"> на </w:t>
-      </w:r>
-      <w:r>
-        <w:rPr>
-          <w:rFonts w:ascii="Times New Roman" w:hAnsi="Times New Roman"/>
-          <w:color w:val="000000" w:themeColor="text1"/>
-          <w:sz w:val="28"/>
-          <w:szCs w:val="28"/>
-          <w:lang w:val="en-US"/>
-        </w:rPr>
-        <w:t>Nothing</w:t>
-      </w:r>
-      <w:r>
-        <w:rPr>
-          <w:rFonts w:ascii="Times New Roman" w:hAnsi="Times New Roman"/>
-          <w:color w:val="000000" w:themeColor="text1"/>
-          <w:sz w:val="28"/>
-          <w:szCs w:val="28"/>
-        </w:rPr>
-        <w:t>.</w:t>
-      </w:r>
-    </w:p>
-    <w:p>
-      <w:pPr>
-        <w:pStyle w:val="a6"/>
-        <w:tabs>
-          <w:tab w:val="left" w:pos="1134"/>
-        </w:tabs>
-        <w:spacing w:after="0" w:line="240" w:lineRule="auto"/>
-        <w:ind w:left="0" w:firstLine="709"/>
-        <w:jc w:val="both"/>
-        <w:rPr>
-          <w:rFonts w:ascii="Times New Roman" w:hAnsi="Times New Roman"/>
-          <w:color w:val="000000" w:themeColor="text1"/>
-          <w:sz w:val="28"/>
-          <w:szCs w:val="28"/>
-        </w:rPr>
-      </w:pPr>
-    </w:p>
-    <w:p>
-      <w:pPr>
-        <w:pStyle w:val="a6"/>
-        <w:tabs>
-          <w:tab w:val="left" w:pos="1134"/>
-        </w:tabs>
-        <w:spacing w:after="0" w:line="240" w:lineRule="auto"/>
-        <w:ind w:left="0" w:firstLine="709"/>
-        <w:jc w:val="both"/>
-        <w:rPr>
-          <w:rFonts w:ascii="Times New Roman" w:hAnsi="Times New Roman"/>
-          <w:color w:val="000000" w:themeColor="text1"/>
-          <w:sz w:val="28"/>
-          <w:szCs w:val="28"/>
-        </w:rPr>
-      </w:pPr>
-      <w:r>
-        <w:rPr>
-          <w:rFonts w:ascii="Times New Roman" w:hAnsi="Times New Roman"/>
-          <w:color w:val="000000" w:themeColor="text1"/>
-          <w:sz w:val="28"/>
-          <w:szCs w:val="28"/>
-        </w:rPr>
-        <w:t xml:space="preserve">28. Справа в блоке </w:t>
-      </w:r>
-      <w:r>
-        <w:rPr>
-          <w:rFonts w:ascii="Times New Roman" w:hAnsi="Times New Roman"/>
-          <w:color w:val="000000" w:themeColor="text1"/>
-          <w:sz w:val="28"/>
-          <w:szCs w:val="28"/>
-          <w:lang w:val="en-US"/>
-        </w:rPr>
-        <w:t>Else</w:t>
-      </w:r>
-      <w:r>
-        <w:rPr>
-          <w:rFonts w:ascii="Times New Roman" w:hAnsi="Times New Roman"/>
-          <w:color w:val="000000" w:themeColor="text1"/>
-          <w:sz w:val="28"/>
-          <w:szCs w:val="28"/>
-        </w:rPr>
-        <w:t xml:space="preserve"> развернуть секцию </w:t>
-      </w:r>
-      <w:r>
-        <w:rPr>
-          <w:rFonts w:ascii="Times New Roman" w:hAnsi="Times New Roman"/>
-          <w:color w:val="000000" w:themeColor="text1"/>
-          <w:sz w:val="28"/>
-          <w:szCs w:val="28"/>
-          <w:lang w:val="en-US"/>
-        </w:rPr>
-        <w:t>Exception</w:t>
-      </w:r>
-      <w:r>
-        <w:rPr>
-          <w:rFonts w:ascii="Times New Roman" w:hAnsi="Times New Roman"/>
-          <w:color w:val="000000" w:themeColor="text1"/>
-          <w:sz w:val="28"/>
-          <w:szCs w:val="28"/>
-        </w:rPr>
-        <w:t xml:space="preserve">, найти действие </w:t>
-      </w:r>
-      <w:r>
-        <w:rPr>
-          <w:rFonts w:ascii="Times New Roman" w:hAnsi="Times New Roman"/>
-          <w:color w:val="000000" w:themeColor="text1"/>
-          <w:sz w:val="28"/>
-          <w:szCs w:val="28"/>
-          <w:lang w:val="en-US"/>
-        </w:rPr>
-        <w:t>Assign</w:t>
-      </w:r>
-      <w:r>
-        <w:rPr>
-          <w:rFonts w:ascii="Times New Roman" w:hAnsi="Times New Roman"/>
-          <w:color w:val="000000" w:themeColor="text1"/>
-          <w:sz w:val="28"/>
-          <w:szCs w:val="28"/>
-        </w:rPr>
-        <w:t xml:space="preserve"> с названием </w:t>
-      </w:r>
-      <w:r>
-        <w:rPr>
-          <w:rFonts w:ascii="Times New Roman" w:hAnsi="Times New Roman"/>
-          <w:color w:val="000000" w:themeColor="text1"/>
-          <w:sz w:val="28"/>
-          <w:szCs w:val="28"/>
-          <w:lang w:val="en-US"/>
-        </w:rPr>
-        <w:t>End</w:t>
-      </w:r>
-      <w:r>
-        <w:rPr>
-          <w:rFonts w:ascii="Times New Roman" w:hAnsi="Times New Roman"/>
-          <w:color w:val="000000" w:themeColor="text1"/>
-          <w:sz w:val="28"/>
-          <w:szCs w:val="28"/>
-        </w:rPr>
-        <w:t xml:space="preserve"> </w:t>
-      </w:r>
-      <w:r>
-        <w:rPr>
-          <w:rFonts w:ascii="Times New Roman" w:hAnsi="Times New Roman"/>
-          <w:color w:val="000000" w:themeColor="text1"/>
-          <w:sz w:val="28"/>
-          <w:szCs w:val="28"/>
-          <w:lang w:val="en-US"/>
-        </w:rPr>
-        <w:t>Process</w:t>
-      </w:r>
-      <w:r>
-        <w:rPr>
-          <w:rFonts w:ascii="Times New Roman" w:hAnsi="Times New Roman"/>
-          <w:color w:val="000000" w:themeColor="text1"/>
-          <w:sz w:val="28"/>
-          <w:szCs w:val="28"/>
-        </w:rPr>
-        <w:t xml:space="preserve"> и перезаписать в правом поле значение </w:t>
-      </w:r>
-      <w:r>
-        <w:rPr>
-          <w:rFonts w:ascii="Times New Roman" w:hAnsi="Times New Roman"/>
-          <w:color w:val="000000" w:themeColor="text1"/>
-          <w:sz w:val="28"/>
-          <w:szCs w:val="28"/>
-          <w:lang w:val="en-US"/>
-        </w:rPr>
-        <w:t>Nothing</w:t>
-      </w:r>
-      <w:r>
-        <w:rPr>
-          <w:rFonts w:ascii="Times New Roman" w:hAnsi="Times New Roman"/>
-          <w:color w:val="000000" w:themeColor="text1"/>
-          <w:sz w:val="28"/>
-          <w:szCs w:val="28"/>
-        </w:rPr>
-        <w:t xml:space="preserve"> на </w:t>
-      </w:r>
-      <w:r>
-        <w:rPr>
-          <w:rFonts w:ascii="Times New Roman" w:hAnsi="Times New Roman"/>
-          <w:color w:val="000000" w:themeColor="text1"/>
-          <w:sz w:val="28"/>
-          <w:szCs w:val="28"/>
-          <w:lang w:val="en-US"/>
-        </w:rPr>
-        <w:t>Nothing</w:t>
-      </w:r>
-      <w:r>
-        <w:rPr>
-          <w:rFonts w:ascii="Times New Roman" w:hAnsi="Times New Roman"/>
-          <w:color w:val="000000" w:themeColor="text1"/>
-          <w:sz w:val="28"/>
-          <w:szCs w:val="28"/>
-        </w:rPr>
-        <w:t>.</w:t>
-      </w:r>
-    </w:p>
-    <w:p>
-      <w:pPr>
-        <w:pStyle w:val="a6"/>
-        <w:tabs>
-          <w:tab w:val="left" w:pos="1134"/>
-        </w:tabs>
-        <w:spacing w:after="0" w:line="240" w:lineRule="auto"/>
-        <w:ind w:left="0" w:firstLine="709"/>
-        <w:jc w:val="both"/>
-        <w:rPr>
-          <w:rFonts w:ascii="Times New Roman" w:hAnsi="Times New Roman"/>
-          <w:color w:val="000000" w:themeColor="text1"/>
-          <w:sz w:val="28"/>
-          <w:szCs w:val="28"/>
-        </w:rPr>
-      </w:pPr>
-    </w:p>
-    <w:p>
-      <w:pPr>
-        <w:pStyle w:val="a6"/>
-        <w:tabs>
-          <w:tab w:val="left" w:pos="1134"/>
-        </w:tabs>
-        <w:spacing w:after="0" w:line="240" w:lineRule="auto"/>
-        <w:ind w:left="0" w:firstLine="709"/>
-        <w:jc w:val="both"/>
-        <w:rPr>
-          <w:rFonts w:ascii="Times New Roman" w:hAnsi="Times New Roman"/>
-          <w:color w:val="000000" w:themeColor="text1"/>
-          <w:sz w:val="28"/>
-          <w:szCs w:val="28"/>
-        </w:rPr>
-      </w:pPr>
-      <w:r>
-        <w:rPr>
-          <w:rFonts w:ascii="Times New Roman" w:hAnsi="Times New Roman"/>
-          <w:color w:val="000000" w:themeColor="text1"/>
-          <w:sz w:val="28"/>
-          <w:szCs w:val="28"/>
-        </w:rPr>
-        <w:t xml:space="preserve">29. Вернуться в самое начало рабочего процесса </w:t>
-      </w:r>
-      <w:r>
-        <w:rPr>
-          <w:rFonts w:ascii="Times New Roman" w:hAnsi="Times New Roman"/>
-          <w:color w:val="000000" w:themeColor="text1"/>
-          <w:sz w:val="28"/>
-          <w:szCs w:val="28"/>
-          <w:lang w:val="en-US"/>
-        </w:rPr>
-        <w:t>Main</w:t>
-      </w:r>
-      <w:r>
-        <w:rPr>
-          <w:rFonts w:ascii="Times New Roman" w:hAnsi="Times New Roman"/>
-          <w:color w:val="000000" w:themeColor="text1"/>
-          <w:sz w:val="28"/>
-          <w:szCs w:val="28"/>
-        </w:rPr>
-        <w:t>.</w:t>
-      </w:r>
-      <w:proofErr w:type="spellStart"/>
-      <w:r>
-        <w:rPr>
-          <w:rFonts w:ascii="Times New Roman" w:hAnsi="Times New Roman"/>
-          <w:color w:val="000000" w:themeColor="text1"/>
-          <w:sz w:val="28"/>
-          <w:szCs w:val="28"/>
-          <w:lang w:val="en-US"/>
-        </w:rPr>
-        <w:t>xaml</w:t>
-      </w:r>
-      <w:proofErr w:type="spellEnd"/>
-      <w:r>
-        <w:rPr>
-          <w:rFonts w:ascii="Times New Roman" w:hAnsi="Times New Roman"/>
-          <w:color w:val="000000" w:themeColor="text1"/>
-          <w:sz w:val="28"/>
-          <w:szCs w:val="28"/>
-        </w:rPr>
-        <w:t xml:space="preserve"> и дважды щелкнуть по переходу </w:t>
-      </w:r>
-      <w:r>
-        <w:rPr>
-          <w:rFonts w:ascii="Times New Roman" w:hAnsi="Times New Roman"/>
-          <w:color w:val="000000" w:themeColor="text1"/>
-          <w:sz w:val="28"/>
-          <w:szCs w:val="28"/>
-          <w:lang w:val="en-US"/>
-        </w:rPr>
-        <w:t>New</w:t>
-      </w:r>
-      <w:r>
-        <w:rPr>
-          <w:rFonts w:ascii="Times New Roman" w:hAnsi="Times New Roman"/>
-          <w:color w:val="000000" w:themeColor="text1"/>
-          <w:sz w:val="28"/>
-          <w:szCs w:val="28"/>
-        </w:rPr>
-        <w:t xml:space="preserve"> </w:t>
-      </w:r>
-      <w:r>
-        <w:rPr>
-          <w:rFonts w:ascii="Times New Roman" w:hAnsi="Times New Roman"/>
-          <w:color w:val="000000" w:themeColor="text1"/>
-          <w:sz w:val="28"/>
-          <w:szCs w:val="28"/>
-          <w:lang w:val="en-US"/>
-        </w:rPr>
-        <w:t>Transaction</w:t>
-      </w:r>
-      <w:r>
-        <w:rPr>
-          <w:rFonts w:ascii="Times New Roman" w:hAnsi="Times New Roman"/>
-          <w:color w:val="000000" w:themeColor="text1"/>
-          <w:sz w:val="28"/>
-          <w:szCs w:val="28"/>
-        </w:rPr>
-        <w:t xml:space="preserve">. </w:t>
-      </w:r>
-    </w:p>
-    <w:p>
-      <w:pPr>
-        <w:pStyle w:val="a6"/>
-        <w:tabs>
-          <w:tab w:val="left" w:pos="1134"/>
-        </w:tabs>
-        <w:spacing w:after="0" w:line="240" w:lineRule="auto"/>
-        <w:ind w:left="0" w:firstLine="709"/>
-        <w:jc w:val="both"/>
-        <w:rPr>
-          <w:rFonts w:ascii="Times New Roman" w:hAnsi="Times New Roman"/>
-          <w:color w:val="000000" w:themeColor="text1"/>
-          <w:sz w:val="28"/>
-          <w:szCs w:val="28"/>
-          <w:lang w:val="en-US"/>
-        </w:rPr>
-      </w:pPr>
-      <w:r>
-        <w:rPr>
-          <w:rFonts w:ascii="Times New Roman" w:hAnsi="Times New Roman"/>
-          <w:color w:val="000000" w:themeColor="text1"/>
-          <w:sz w:val="28"/>
-          <w:szCs w:val="28"/>
-        </w:rPr>
-        <w:t>Изменить</w:t>
-      </w:r>
-      <w:r>
-        <w:rPr>
-          <w:rFonts w:ascii="Times New Roman" w:hAnsi="Times New Roman"/>
-          <w:color w:val="000000" w:themeColor="text1"/>
-          <w:sz w:val="28"/>
-          <w:szCs w:val="28"/>
-          <w:lang w:val="en-US"/>
-        </w:rPr>
-        <w:t xml:space="preserve"> </w:t>
-      </w:r>
-      <w:r>
-        <w:rPr>
-          <w:rFonts w:ascii="Times New Roman" w:hAnsi="Times New Roman"/>
-          <w:color w:val="000000" w:themeColor="text1"/>
-          <w:sz w:val="28"/>
-          <w:szCs w:val="28"/>
-        </w:rPr>
-        <w:t>условие</w:t>
-      </w:r>
-      <w:r>
-        <w:rPr>
-          <w:rFonts w:ascii="Times New Roman" w:hAnsi="Times New Roman"/>
-          <w:color w:val="000000" w:themeColor="text1"/>
-          <w:sz w:val="28"/>
-          <w:szCs w:val="28"/>
-          <w:lang w:val="en-US"/>
-        </w:rPr>
-        <w:t xml:space="preserve"> Condition </w:t>
-      </w:r>
-      <w:r>
-        <w:rPr>
-          <w:rFonts w:ascii="Times New Roman" w:hAnsi="Times New Roman"/>
-          <w:color w:val="000000" w:themeColor="text1"/>
-          <w:sz w:val="28"/>
-          <w:szCs w:val="28"/>
-        </w:rPr>
-        <w:t>на</w:t>
-      </w:r>
-      <w:r>
-        <w:rPr>
-          <w:rFonts w:ascii="Times New Roman" w:hAnsi="Times New Roman"/>
-          <w:color w:val="000000" w:themeColor="text1"/>
-          <w:sz w:val="28"/>
-          <w:szCs w:val="28"/>
-          <w:lang w:val="en-US"/>
-        </w:rPr>
-        <w:t xml:space="preserve"> </w:t>
-      </w:r>
-      <w:proofErr w:type="spellStart"/>
-      <w:r>
-        <w:rPr>
-          <w:rFonts w:ascii="Times New Roman" w:hAnsi="Times New Roman"/>
-          <w:color w:val="000000" w:themeColor="text1"/>
-          <w:sz w:val="28"/>
-          <w:szCs w:val="28"/>
-          <w:lang w:val="en-US"/>
-        </w:rPr>
-        <w:t>TransactionNumber</w:t>
-      </w:r>
-      <w:proofErr w:type="spellEnd"/>
-      <w:r>
-        <w:rPr>
-          <w:rFonts w:ascii="Times New Roman" w:hAnsi="Times New Roman"/>
-          <w:color w:val="000000" w:themeColor="text1"/>
-          <w:sz w:val="28"/>
-          <w:szCs w:val="28"/>
-          <w:lang w:val="en-US"/>
-        </w:rPr>
-        <w:t xml:space="preserve"> </w:t>
-      </w:r>
-      <w:proofErr w:type="gramStart"/>
-      <w:r>
-        <w:rPr>
-          <w:rFonts w:ascii="Times New Roman" w:hAnsi="Times New Roman"/>
-          <w:color w:val="000000" w:themeColor="text1"/>
-          <w:sz w:val="28"/>
-          <w:szCs w:val="28"/>
-          <w:lang w:val="en-US"/>
-        </w:rPr>
-        <w:t xml:space="preserve">&lt; </w:t>
-      </w:r>
-      <w:proofErr w:type="spellStart"/>
-      <w:r>
-        <w:rPr>
-          <w:rFonts w:ascii="Times New Roman" w:hAnsi="Times New Roman"/>
-          <w:color w:val="000000" w:themeColor="text1"/>
-          <w:sz w:val="28"/>
-          <w:szCs w:val="28"/>
-          <w:lang w:val="en-US"/>
-        </w:rPr>
-        <w:t>TransactionData.Rows</w:t>
-      </w:r>
-      <w:proofErr w:type="gramEnd"/>
-      <w:r>
-        <w:rPr>
-          <w:rFonts w:ascii="Times New Roman" w:hAnsi="Times New Roman"/>
-          <w:color w:val="000000" w:themeColor="text1"/>
-          <w:sz w:val="28"/>
-          <w:szCs w:val="28"/>
-          <w:lang w:val="en-US"/>
-        </w:rPr>
-        <w:t>.Count</w:t>
-      </w:r>
-      <w:proofErr w:type="spellEnd"/>
-      <w:r>
-        <w:rPr>
-          <w:rFonts w:ascii="Times New Roman" w:hAnsi="Times New Roman"/>
-          <w:color w:val="000000" w:themeColor="text1"/>
-          <w:sz w:val="28"/>
-          <w:szCs w:val="28"/>
-          <w:lang w:val="en-US"/>
-        </w:rPr>
-        <w:t>.</w:t>
-      </w:r>
-    </w:p>
-    <w:p>
-      <w:pPr>
-        <w:pStyle w:val="a6"/>
-        <w:tabs>
-          <w:tab w:val="left" w:pos="1134"/>
-        </w:tabs>
-        <w:spacing w:after="0" w:line="240" w:lineRule="auto"/>
-        <w:ind w:left="0" w:firstLine="709"/>
-        <w:jc w:val="both"/>
-        <w:rPr>
-          <w:rFonts w:ascii="Times New Roman" w:hAnsi="Times New Roman"/>
-          <w:color w:val="000000" w:themeColor="text1"/>
-          <w:sz w:val="28"/>
-          <w:szCs w:val="28"/>
-          <w:lang w:val="en-US"/>
-        </w:rPr>
-      </w:pPr>
-    </w:p>
-    <w:p>
-      <w:pPr>
-        <w:pStyle w:val="a6"/>
-        <w:tabs>
-          <w:tab w:val="left" w:pos="1134"/>
-        </w:tabs>
-        <w:spacing w:after="0" w:line="240" w:lineRule="auto"/>
-        <w:ind w:left="0" w:firstLine="709"/>
+        <w:ind w:left="0"/>
         <w:jc w:val="center"/>
         <w:rPr>
           <w:rFonts w:ascii="Times New Roman" w:hAnsi="Times New Roman"/>
@@ -5541,7 +5423,7 @@
           <w:color w:val="000000" w:themeColor="text1"/>
           <w:sz w:val="28"/>
           <w:szCs w:val="28"/>
-          <w:lang w:val="en-US"/>
+          <w:lang w:eastAsia="ru-RU"/>
         </w:rPr>
         <w:drawing>
           <wp:inline distT="0" distB="0" distL="0" distR="0" wp14:anchorId="16F624C8" wp14:editId="7BEDBCD5">
@@ -6017,7 +5899,7 @@
           <w:tab w:val="left" w:pos="1134"/>
         </w:tabs>
         <w:spacing w:after="0" w:line="240" w:lineRule="auto"/>
-        <w:ind w:left="0" w:firstLine="709"/>
+        <w:ind w:left="0"/>
         <w:jc w:val="both"/>
         <w:rPr>
           <w:rFonts w:ascii="Times New Roman" w:hAnsi="Times New Roman"/>
@@ -6034,7 +5916,7 @@
           <w:color w:val="000000" w:themeColor="text1"/>
           <w:sz w:val="28"/>
           <w:szCs w:val="28"/>
-          <w:lang w:val="en-US"/>
+          <w:lang w:eastAsia="ru-RU"/>
         </w:rPr>
         <w:lastRenderedPageBreak/>
         <w:drawing>
@@ -6483,9 +6365,55 @@
           <w:color w:val="000000" w:themeColor="text1"/>
           <w:sz w:val="28"/>
           <w:szCs w:val="28"/>
-          <w:lang w:val="en-US"/>
-        </w:rPr>
-      </w:pPr>
+        </w:rPr>
+      </w:pPr>
+      <w:r>
+        <w:rPr>
+          <w:rFonts w:ascii="Times New Roman" w:hAnsi="Times New Roman"/>
+          <w:color w:val="000000" w:themeColor="text1"/>
+          <w:sz w:val="28"/>
+          <w:szCs w:val="28"/>
+        </w:rPr>
+        <w:t xml:space="preserve">35. Перенести действие </w:t>
+      </w:r>
+      <w:r>
+        <w:rPr>
+          <w:rFonts w:ascii="Times New Roman" w:hAnsi="Times New Roman"/>
+          <w:color w:val="000000" w:themeColor="text1"/>
+          <w:sz w:val="28"/>
+          <w:szCs w:val="28"/>
+          <w:lang w:val="en-US"/>
+        </w:rPr>
+        <w:t>Type</w:t>
+      </w:r>
+      <w:r>
+        <w:rPr>
+          <w:rFonts w:ascii="Times New Roman" w:hAnsi="Times New Roman"/>
+          <w:color w:val="000000" w:themeColor="text1"/>
+          <w:sz w:val="28"/>
+          <w:szCs w:val="28"/>
+        </w:rPr>
+        <w:t xml:space="preserve"> </w:t>
+      </w:r>
+      <w:r>
+        <w:rPr>
+          <w:rFonts w:ascii="Times New Roman" w:hAnsi="Times New Roman"/>
+          <w:color w:val="000000" w:themeColor="text1"/>
+          <w:sz w:val="28"/>
+          <w:szCs w:val="28"/>
+          <w:lang w:val="en-US"/>
+        </w:rPr>
+        <w:t>Into</w:t>
+      </w:r>
+      <w:r>
+        <w:rPr>
+          <w:rFonts w:ascii="Times New Roman" w:hAnsi="Times New Roman"/>
+          <w:color w:val="000000" w:themeColor="text1"/>
+          <w:sz w:val="28"/>
+          <w:szCs w:val="28"/>
+        </w:rPr>
+        <w:t>.</w:t>
+      </w:r>
     </w:p>
     <w:p>
       <w:pPr>
@@ -6499,56 +6427,264 @@
         <w:rPr>
           <w:rFonts w:ascii="Times New Roman" w:hAnsi="Times New Roman"/>
           <w:color w:val="000000" w:themeColor="text1"/>
-          <w:sz w:val="28"/>
-          <w:szCs w:val="28"/>
-        </w:rPr>
-      </w:pPr>
-      <w:r>
-        <w:rPr>
-          <w:rFonts w:ascii="Times New Roman" w:hAnsi="Times New Roman"/>
-          <w:color w:val="000000" w:themeColor="text1"/>
-          <w:sz w:val="28"/>
-          <w:szCs w:val="28"/>
-        </w:rPr>
-        <w:t xml:space="preserve">35. Перенести действие </w:t>
-      </w:r>
-      <w:r>
-        <w:rPr>
-          <w:rFonts w:ascii="Times New Roman" w:hAnsi="Times New Roman"/>
-          <w:color w:val="000000" w:themeColor="text1"/>
-          <w:sz w:val="28"/>
-          <w:szCs w:val="28"/>
-          <w:lang w:val="en-US"/>
-        </w:rPr>
-        <w:t>Type</w:t>
-      </w:r>
-      <w:r>
-        <w:rPr>
-          <w:rFonts w:ascii="Times New Roman" w:hAnsi="Times New Roman"/>
-          <w:color w:val="000000" w:themeColor="text1"/>
-          <w:sz w:val="28"/>
-          <w:szCs w:val="28"/>
-        </w:rPr>
-        <w:t xml:space="preserve"> </w:t>
-      </w:r>
-      <w:r>
-        <w:rPr>
-          <w:rFonts w:ascii="Times New Roman" w:hAnsi="Times New Roman"/>
-          <w:color w:val="000000" w:themeColor="text1"/>
-          <w:sz w:val="28"/>
-          <w:szCs w:val="28"/>
-          <w:lang w:val="en-US"/>
-        </w:rPr>
-        <w:t>Into</w:t>
-      </w:r>
-      <w:r>
-        <w:rPr>
-          <w:rFonts w:ascii="Times New Roman" w:hAnsi="Times New Roman"/>
-          <w:color w:val="000000" w:themeColor="text1"/>
-          <w:sz w:val="28"/>
-          <w:szCs w:val="28"/>
-        </w:rPr>
-        <w:t>.</w:t>
+          <w:spacing w:val="-10"/>
+          <w:sz w:val="28"/>
+          <w:szCs w:val="28"/>
+          <w:lang w:val="en-US"/>
+        </w:rPr>
+      </w:pPr>
+      <w:r>
+        <w:rPr>
+          <w:rFonts w:ascii="Times New Roman" w:hAnsi="Times New Roman"/>
+          <w:color w:val="000000" w:themeColor="text1"/>
+          <w:spacing w:val="-10"/>
+          <w:sz w:val="28"/>
+          <w:szCs w:val="28"/>
+        </w:rPr>
+        <w:t xml:space="preserve">Нажать в действии на ссылку Указать на экране, щелкнуть в приложении по полю </w:t>
+      </w:r>
+      <w:r>
+        <w:rPr>
+          <w:rFonts w:ascii="Times New Roman" w:hAnsi="Times New Roman"/>
+          <w:color w:val="000000" w:themeColor="text1"/>
+          <w:spacing w:val="-10"/>
+          <w:sz w:val="28"/>
+          <w:szCs w:val="28"/>
+          <w:lang w:val="en-US"/>
+        </w:rPr>
+        <w:t xml:space="preserve">On Us Check, </w:t>
+      </w:r>
+      <w:r>
+        <w:rPr>
+          <w:rFonts w:ascii="Times New Roman" w:hAnsi="Times New Roman"/>
+          <w:color w:val="000000" w:themeColor="text1"/>
+          <w:spacing w:val="-10"/>
+          <w:sz w:val="28"/>
+          <w:szCs w:val="28"/>
+        </w:rPr>
+        <w:t>в</w:t>
+      </w:r>
+      <w:r>
+        <w:rPr>
+          <w:rFonts w:ascii="Times New Roman" w:hAnsi="Times New Roman"/>
+          <w:color w:val="000000" w:themeColor="text1"/>
+          <w:spacing w:val="-10"/>
+          <w:sz w:val="28"/>
+          <w:szCs w:val="28"/>
+          <w:lang w:val="en-US"/>
+        </w:rPr>
+        <w:t xml:space="preserve"> </w:t>
+      </w:r>
+      <w:r>
+        <w:rPr>
+          <w:rFonts w:ascii="Times New Roman" w:hAnsi="Times New Roman"/>
+          <w:color w:val="000000" w:themeColor="text1"/>
+          <w:spacing w:val="-10"/>
+          <w:sz w:val="28"/>
+          <w:szCs w:val="28"/>
+        </w:rPr>
+        <w:t>свойство</w:t>
+      </w:r>
+      <w:r>
+        <w:rPr>
+          <w:rFonts w:ascii="Times New Roman" w:hAnsi="Times New Roman"/>
+          <w:color w:val="000000" w:themeColor="text1"/>
+          <w:spacing w:val="-10"/>
+          <w:sz w:val="28"/>
+          <w:szCs w:val="28"/>
+          <w:lang w:val="en-US"/>
+        </w:rPr>
+        <w:t xml:space="preserve"> Text </w:t>
+      </w:r>
+      <w:r>
+        <w:rPr>
+          <w:rFonts w:ascii="Times New Roman" w:hAnsi="Times New Roman"/>
+          <w:color w:val="000000" w:themeColor="text1"/>
+          <w:spacing w:val="-10"/>
+          <w:sz w:val="28"/>
+          <w:szCs w:val="28"/>
+        </w:rPr>
+        <w:t>добавить</w:t>
+      </w:r>
+      <w:r>
+        <w:rPr>
+          <w:rFonts w:ascii="Times New Roman" w:hAnsi="Times New Roman"/>
+          <w:color w:val="000000" w:themeColor="text1"/>
+          <w:spacing w:val="-10"/>
+          <w:sz w:val="28"/>
+          <w:szCs w:val="28"/>
+          <w:lang w:val="en-US"/>
+        </w:rPr>
+        <w:t xml:space="preserve"> </w:t>
+      </w:r>
+      <w:proofErr w:type="spellStart"/>
+      <w:r>
+        <w:rPr>
+          <w:rFonts w:ascii="Times New Roman" w:hAnsi="Times New Roman"/>
+          <w:color w:val="000000" w:themeColor="text1"/>
+          <w:spacing w:val="-10"/>
+          <w:sz w:val="28"/>
+          <w:szCs w:val="28"/>
+          <w:lang w:val="en-US"/>
+        </w:rPr>
+        <w:t>in_TransactionItem</w:t>
+      </w:r>
+      <w:proofErr w:type="spellEnd"/>
+      <w:r>
+        <w:rPr>
+          <w:rFonts w:ascii="Times New Roman" w:hAnsi="Times New Roman"/>
+          <w:color w:val="000000" w:themeColor="text1"/>
+          <w:spacing w:val="-10"/>
+          <w:sz w:val="28"/>
+          <w:szCs w:val="28"/>
+          <w:lang w:val="en-US"/>
+        </w:rPr>
+        <w:t>("</w:t>
+      </w:r>
+      <w:proofErr w:type="spellStart"/>
+      <w:r>
+        <w:rPr>
+          <w:rFonts w:ascii="Times New Roman" w:hAnsi="Times New Roman"/>
+          <w:color w:val="000000" w:themeColor="text1"/>
+          <w:spacing w:val="-10"/>
+          <w:sz w:val="28"/>
+          <w:szCs w:val="28"/>
+          <w:lang w:val="en-US"/>
+        </w:rPr>
+        <w:t>OnUsCheck</w:t>
+      </w:r>
+      <w:proofErr w:type="spellEnd"/>
+      <w:r>
+        <w:rPr>
+          <w:rFonts w:ascii="Times New Roman" w:hAnsi="Times New Roman"/>
+          <w:color w:val="000000" w:themeColor="text1"/>
+          <w:spacing w:val="-10"/>
+          <w:sz w:val="28"/>
+          <w:szCs w:val="28"/>
+          <w:lang w:val="en-US"/>
+        </w:rPr>
+        <w:t>"</w:t>
+      </w:r>
+      <w:proofErr w:type="gramStart"/>
+      <w:r>
+        <w:rPr>
+          <w:rFonts w:ascii="Times New Roman" w:hAnsi="Times New Roman"/>
+          <w:color w:val="000000" w:themeColor="text1"/>
+          <w:spacing w:val="-10"/>
+          <w:sz w:val="28"/>
+          <w:szCs w:val="28"/>
+          <w:lang w:val="en-US"/>
+        </w:rPr>
+        <w:t>).</w:t>
+      </w:r>
+      <w:proofErr w:type="spellStart"/>
+      <w:r>
+        <w:rPr>
+          <w:rFonts w:ascii="Times New Roman" w:hAnsi="Times New Roman"/>
+          <w:color w:val="000000" w:themeColor="text1"/>
+          <w:spacing w:val="-10"/>
+          <w:sz w:val="28"/>
+          <w:szCs w:val="28"/>
+          <w:lang w:val="en-US"/>
+        </w:rPr>
+        <w:t>ToString</w:t>
+      </w:r>
+      <w:proofErr w:type="spellEnd"/>
+      <w:proofErr w:type="gramEnd"/>
+      <w:r>
+        <w:rPr>
+          <w:rFonts w:ascii="Times New Roman" w:hAnsi="Times New Roman"/>
+          <w:color w:val="000000" w:themeColor="text1"/>
+          <w:spacing w:val="-10"/>
+          <w:sz w:val="28"/>
+          <w:szCs w:val="28"/>
+          <w:lang w:val="en-US"/>
+        </w:rPr>
+        <w:t xml:space="preserve">, </w:t>
+      </w:r>
+      <w:r>
+        <w:rPr>
+          <w:rFonts w:ascii="Times New Roman" w:hAnsi="Times New Roman"/>
+          <w:color w:val="000000" w:themeColor="text1"/>
+          <w:spacing w:val="-10"/>
+          <w:sz w:val="28"/>
+          <w:szCs w:val="28"/>
+        </w:rPr>
+        <w:t>поставить</w:t>
+      </w:r>
+      <w:r>
+        <w:rPr>
+          <w:rFonts w:ascii="Times New Roman" w:hAnsi="Times New Roman"/>
+          <w:color w:val="000000" w:themeColor="text1"/>
+          <w:spacing w:val="-10"/>
+          <w:sz w:val="28"/>
+          <w:szCs w:val="28"/>
+          <w:lang w:val="en-US"/>
+        </w:rPr>
+        <w:t xml:space="preserve"> </w:t>
+      </w:r>
+      <w:r>
+        <w:rPr>
+          <w:rFonts w:ascii="Times New Roman" w:hAnsi="Times New Roman"/>
+          <w:color w:val="000000" w:themeColor="text1"/>
+          <w:spacing w:val="-10"/>
+          <w:sz w:val="28"/>
+          <w:szCs w:val="28"/>
+        </w:rPr>
+        <w:t>галочку</w:t>
+      </w:r>
+      <w:r>
+        <w:rPr>
+          <w:rFonts w:ascii="Times New Roman" w:hAnsi="Times New Roman"/>
+          <w:color w:val="000000" w:themeColor="text1"/>
+          <w:spacing w:val="-10"/>
+          <w:sz w:val="28"/>
+          <w:szCs w:val="28"/>
+          <w:lang w:val="en-US"/>
+        </w:rPr>
+        <w:t xml:space="preserve"> </w:t>
+      </w:r>
+      <w:r>
+        <w:rPr>
+          <w:rFonts w:ascii="Times New Roman" w:hAnsi="Times New Roman"/>
+          <w:color w:val="000000" w:themeColor="text1"/>
+          <w:spacing w:val="-10"/>
+          <w:sz w:val="28"/>
+          <w:szCs w:val="28"/>
+        </w:rPr>
+        <w:t>в</w:t>
+      </w:r>
+      <w:r>
+        <w:rPr>
+          <w:rFonts w:ascii="Times New Roman" w:hAnsi="Times New Roman"/>
+          <w:color w:val="000000" w:themeColor="text1"/>
+          <w:spacing w:val="-10"/>
+          <w:sz w:val="28"/>
+          <w:szCs w:val="28"/>
+          <w:lang w:val="en-US"/>
+        </w:rPr>
+        <w:t xml:space="preserve"> </w:t>
+      </w:r>
+      <w:r>
+        <w:rPr>
+          <w:rFonts w:ascii="Times New Roman" w:hAnsi="Times New Roman"/>
+          <w:color w:val="000000" w:themeColor="text1"/>
+          <w:spacing w:val="-10"/>
+          <w:sz w:val="28"/>
+          <w:szCs w:val="28"/>
+        </w:rPr>
+        <w:t>свойстве</w:t>
+      </w:r>
+      <w:r>
+        <w:rPr>
+          <w:rFonts w:ascii="Times New Roman" w:hAnsi="Times New Roman"/>
+          <w:color w:val="000000" w:themeColor="text1"/>
+          <w:spacing w:val="-10"/>
+          <w:sz w:val="28"/>
+          <w:szCs w:val="28"/>
+          <w:lang w:val="en-US"/>
+        </w:rPr>
+        <w:t xml:space="preserve"> Simulate Type.</w:t>
       </w:r>
     </w:p>
     <w:p>
@@ -6563,264 +6699,56 @@
         <w:rPr>
           <w:rFonts w:ascii="Times New Roman" w:hAnsi="Times New Roman"/>
           <w:color w:val="000000" w:themeColor="text1"/>
-          <w:spacing w:val="-10"/>
-          <w:sz w:val="28"/>
-          <w:szCs w:val="28"/>
-          <w:lang w:val="en-US"/>
-        </w:rPr>
-      </w:pPr>
-      <w:r>
-        <w:rPr>
-          <w:rFonts w:ascii="Times New Roman" w:hAnsi="Times New Roman"/>
-          <w:color w:val="000000" w:themeColor="text1"/>
-          <w:spacing w:val="-10"/>
-          <w:sz w:val="28"/>
-          <w:szCs w:val="28"/>
-        </w:rPr>
-        <w:t xml:space="preserve">Нажать в действии на ссылку Указать на экране, щелкнуть в приложении по полю </w:t>
-      </w:r>
-      <w:r>
-        <w:rPr>
-          <w:rFonts w:ascii="Times New Roman" w:hAnsi="Times New Roman"/>
-          <w:color w:val="000000" w:themeColor="text1"/>
-          <w:spacing w:val="-10"/>
-          <w:sz w:val="28"/>
-          <w:szCs w:val="28"/>
-          <w:lang w:val="en-US"/>
-        </w:rPr>
-        <w:t xml:space="preserve">On Us Check, </w:t>
-      </w:r>
-      <w:r>
-        <w:rPr>
-          <w:rFonts w:ascii="Times New Roman" w:hAnsi="Times New Roman"/>
-          <w:color w:val="000000" w:themeColor="text1"/>
-          <w:spacing w:val="-10"/>
-          <w:sz w:val="28"/>
-          <w:szCs w:val="28"/>
-        </w:rPr>
-        <w:t>в</w:t>
-      </w:r>
-      <w:r>
-        <w:rPr>
-          <w:rFonts w:ascii="Times New Roman" w:hAnsi="Times New Roman"/>
-          <w:color w:val="000000" w:themeColor="text1"/>
-          <w:spacing w:val="-10"/>
-          <w:sz w:val="28"/>
-          <w:szCs w:val="28"/>
-          <w:lang w:val="en-US"/>
-        </w:rPr>
-        <w:t xml:space="preserve"> </w:t>
-      </w:r>
-      <w:r>
-        <w:rPr>
-          <w:rFonts w:ascii="Times New Roman" w:hAnsi="Times New Roman"/>
-          <w:color w:val="000000" w:themeColor="text1"/>
-          <w:spacing w:val="-10"/>
-          <w:sz w:val="28"/>
-          <w:szCs w:val="28"/>
-        </w:rPr>
-        <w:t>свойство</w:t>
-      </w:r>
-      <w:r>
-        <w:rPr>
-          <w:rFonts w:ascii="Times New Roman" w:hAnsi="Times New Roman"/>
-          <w:color w:val="000000" w:themeColor="text1"/>
-          <w:spacing w:val="-10"/>
-          <w:sz w:val="28"/>
-          <w:szCs w:val="28"/>
-          <w:lang w:val="en-US"/>
-        </w:rPr>
-        <w:t xml:space="preserve"> Text </w:t>
-      </w:r>
-      <w:r>
-        <w:rPr>
-          <w:rFonts w:ascii="Times New Roman" w:hAnsi="Times New Roman"/>
-          <w:color w:val="000000" w:themeColor="text1"/>
-          <w:spacing w:val="-10"/>
-          <w:sz w:val="28"/>
-          <w:szCs w:val="28"/>
-        </w:rPr>
-        <w:t>добавить</w:t>
-      </w:r>
-      <w:r>
-        <w:rPr>
-          <w:rFonts w:ascii="Times New Roman" w:hAnsi="Times New Roman"/>
-          <w:color w:val="000000" w:themeColor="text1"/>
-          <w:spacing w:val="-10"/>
-          <w:sz w:val="28"/>
-          <w:szCs w:val="28"/>
-          <w:lang w:val="en-US"/>
-        </w:rPr>
-        <w:t xml:space="preserve"> </w:t>
-      </w:r>
-      <w:proofErr w:type="spellStart"/>
-      <w:r>
-        <w:rPr>
-          <w:rFonts w:ascii="Times New Roman" w:hAnsi="Times New Roman"/>
-          <w:color w:val="000000" w:themeColor="text1"/>
-          <w:spacing w:val="-10"/>
-          <w:sz w:val="28"/>
-          <w:szCs w:val="28"/>
-          <w:lang w:val="en-US"/>
-        </w:rPr>
-        <w:t>in_TransactionItem</w:t>
-      </w:r>
-      <w:proofErr w:type="spellEnd"/>
-      <w:r>
-        <w:rPr>
-          <w:rFonts w:ascii="Times New Roman" w:hAnsi="Times New Roman"/>
-          <w:color w:val="000000" w:themeColor="text1"/>
-          <w:spacing w:val="-10"/>
-          <w:sz w:val="28"/>
-          <w:szCs w:val="28"/>
-          <w:lang w:val="en-US"/>
-        </w:rPr>
-        <w:t>("</w:t>
-      </w:r>
-      <w:proofErr w:type="spellStart"/>
-      <w:r>
-        <w:rPr>
-          <w:rFonts w:ascii="Times New Roman" w:hAnsi="Times New Roman"/>
-          <w:color w:val="000000" w:themeColor="text1"/>
-          <w:spacing w:val="-10"/>
-          <w:sz w:val="28"/>
-          <w:szCs w:val="28"/>
-          <w:lang w:val="en-US"/>
-        </w:rPr>
-        <w:t>OnUsCheck</w:t>
-      </w:r>
-      <w:proofErr w:type="spellEnd"/>
-      <w:r>
-        <w:rPr>
-          <w:rFonts w:ascii="Times New Roman" w:hAnsi="Times New Roman"/>
-          <w:color w:val="000000" w:themeColor="text1"/>
-          <w:spacing w:val="-10"/>
-          <w:sz w:val="28"/>
-          <w:szCs w:val="28"/>
-          <w:lang w:val="en-US"/>
-        </w:rPr>
-        <w:t>"</w:t>
-      </w:r>
-      <w:proofErr w:type="gramStart"/>
-      <w:r>
-        <w:rPr>
-          <w:rFonts w:ascii="Times New Roman" w:hAnsi="Times New Roman"/>
-          <w:color w:val="000000" w:themeColor="text1"/>
-          <w:spacing w:val="-10"/>
-          <w:sz w:val="28"/>
-          <w:szCs w:val="28"/>
-          <w:lang w:val="en-US"/>
-        </w:rPr>
-        <w:t>).</w:t>
-      </w:r>
-      <w:proofErr w:type="spellStart"/>
-      <w:r>
-        <w:rPr>
-          <w:rFonts w:ascii="Times New Roman" w:hAnsi="Times New Roman"/>
-          <w:color w:val="000000" w:themeColor="text1"/>
-          <w:spacing w:val="-10"/>
-          <w:sz w:val="28"/>
-          <w:szCs w:val="28"/>
-          <w:lang w:val="en-US"/>
-        </w:rPr>
-        <w:t>ToString</w:t>
-      </w:r>
-      <w:proofErr w:type="spellEnd"/>
-      <w:proofErr w:type="gramEnd"/>
-      <w:r>
-        <w:rPr>
-          <w:rFonts w:ascii="Times New Roman" w:hAnsi="Times New Roman"/>
-          <w:color w:val="000000" w:themeColor="text1"/>
-          <w:spacing w:val="-10"/>
-          <w:sz w:val="28"/>
-          <w:szCs w:val="28"/>
-          <w:lang w:val="en-US"/>
-        </w:rPr>
-        <w:t xml:space="preserve">, </w:t>
-      </w:r>
-      <w:r>
-        <w:rPr>
-          <w:rFonts w:ascii="Times New Roman" w:hAnsi="Times New Roman"/>
-          <w:color w:val="000000" w:themeColor="text1"/>
-          <w:spacing w:val="-10"/>
-          <w:sz w:val="28"/>
-          <w:szCs w:val="28"/>
-        </w:rPr>
-        <w:t>поставить</w:t>
-      </w:r>
-      <w:r>
-        <w:rPr>
-          <w:rFonts w:ascii="Times New Roman" w:hAnsi="Times New Roman"/>
-          <w:color w:val="000000" w:themeColor="text1"/>
-          <w:spacing w:val="-10"/>
-          <w:sz w:val="28"/>
-          <w:szCs w:val="28"/>
-          <w:lang w:val="en-US"/>
-        </w:rPr>
-        <w:t xml:space="preserve"> </w:t>
-      </w:r>
-      <w:r>
-        <w:rPr>
-          <w:rFonts w:ascii="Times New Roman" w:hAnsi="Times New Roman"/>
-          <w:color w:val="000000" w:themeColor="text1"/>
-          <w:spacing w:val="-10"/>
-          <w:sz w:val="28"/>
-          <w:szCs w:val="28"/>
-        </w:rPr>
-        <w:t>галочку</w:t>
-      </w:r>
-      <w:r>
-        <w:rPr>
-          <w:rFonts w:ascii="Times New Roman" w:hAnsi="Times New Roman"/>
-          <w:color w:val="000000" w:themeColor="text1"/>
-          <w:spacing w:val="-10"/>
-          <w:sz w:val="28"/>
-          <w:szCs w:val="28"/>
-          <w:lang w:val="en-US"/>
-        </w:rPr>
-        <w:t xml:space="preserve"> </w:t>
-      </w:r>
-      <w:r>
-        <w:rPr>
-          <w:rFonts w:ascii="Times New Roman" w:hAnsi="Times New Roman"/>
-          <w:color w:val="000000" w:themeColor="text1"/>
-          <w:spacing w:val="-10"/>
-          <w:sz w:val="28"/>
-          <w:szCs w:val="28"/>
-        </w:rPr>
-        <w:t>в</w:t>
-      </w:r>
-      <w:r>
-        <w:rPr>
-          <w:rFonts w:ascii="Times New Roman" w:hAnsi="Times New Roman"/>
-          <w:color w:val="000000" w:themeColor="text1"/>
-          <w:spacing w:val="-10"/>
-          <w:sz w:val="28"/>
-          <w:szCs w:val="28"/>
-          <w:lang w:val="en-US"/>
-        </w:rPr>
-        <w:t xml:space="preserve"> </w:t>
-      </w:r>
-      <w:r>
-        <w:rPr>
-          <w:rFonts w:ascii="Times New Roman" w:hAnsi="Times New Roman"/>
-          <w:color w:val="000000" w:themeColor="text1"/>
-          <w:spacing w:val="-10"/>
-          <w:sz w:val="28"/>
-          <w:szCs w:val="28"/>
-        </w:rPr>
-        <w:t>свойстве</w:t>
-      </w:r>
-      <w:r>
-        <w:rPr>
-          <w:rFonts w:ascii="Times New Roman" w:hAnsi="Times New Roman"/>
-          <w:color w:val="000000" w:themeColor="text1"/>
-          <w:spacing w:val="-10"/>
-          <w:sz w:val="28"/>
-          <w:szCs w:val="28"/>
-          <w:lang w:val="en-US"/>
-        </w:rPr>
-        <w:t xml:space="preserve"> Simulate Type.</w:t>
+          <w:sz w:val="28"/>
+          <w:szCs w:val="28"/>
+        </w:rPr>
+      </w:pPr>
+      <w:r>
+        <w:rPr>
+          <w:rFonts w:ascii="Times New Roman" w:hAnsi="Times New Roman"/>
+          <w:color w:val="000000" w:themeColor="text1"/>
+          <w:sz w:val="28"/>
+          <w:szCs w:val="28"/>
+        </w:rPr>
+        <w:t xml:space="preserve">36. Добавить действие </w:t>
+      </w:r>
+      <w:r>
+        <w:rPr>
+          <w:rFonts w:ascii="Times New Roman" w:hAnsi="Times New Roman"/>
+          <w:color w:val="000000" w:themeColor="text1"/>
+          <w:sz w:val="28"/>
+          <w:szCs w:val="28"/>
+          <w:lang w:val="en-US"/>
+        </w:rPr>
+        <w:t>Type</w:t>
+      </w:r>
+      <w:r>
+        <w:rPr>
+          <w:rFonts w:ascii="Times New Roman" w:hAnsi="Times New Roman"/>
+          <w:color w:val="000000" w:themeColor="text1"/>
+          <w:sz w:val="28"/>
+          <w:szCs w:val="28"/>
+        </w:rPr>
+        <w:t xml:space="preserve"> </w:t>
+      </w:r>
+      <w:r>
+        <w:rPr>
+          <w:rFonts w:ascii="Times New Roman" w:hAnsi="Times New Roman"/>
+          <w:color w:val="000000" w:themeColor="text1"/>
+          <w:sz w:val="28"/>
+          <w:szCs w:val="28"/>
+          <w:lang w:val="en-US"/>
+        </w:rPr>
+        <w:t>Into</w:t>
+      </w:r>
+      <w:r>
+        <w:rPr>
+          <w:rFonts w:ascii="Times New Roman" w:hAnsi="Times New Roman"/>
+          <w:color w:val="000000" w:themeColor="text1"/>
+          <w:sz w:val="28"/>
+          <w:szCs w:val="28"/>
+        </w:rPr>
+        <w:t xml:space="preserve">. </w:t>
       </w:r>
     </w:p>
     <w:p>
@@ -6840,6 +6768,25 @@
           <w:lang w:val="en-US"/>
         </w:rPr>
       </w:pPr>
+      <w:r>
+        <w:rPr>
+          <w:rFonts w:ascii="Times New Roman" w:hAnsi="Times New Roman"/>
+          <w:color w:val="000000" w:themeColor="text1"/>
+          <w:sz w:val="28"/>
+          <w:szCs w:val="28"/>
+        </w:rPr>
+        <w:t xml:space="preserve">Нажать на ссылку Указать на экране, щелкнуть в приложении по полю </w:t>
+      </w:r>
+      <w:r>
+        <w:rPr>
+          <w:rFonts w:ascii="Times New Roman" w:hAnsi="Times New Roman"/>
+          <w:color w:val="000000" w:themeColor="text1"/>
+          <w:sz w:val="28"/>
+          <w:szCs w:val="28"/>
+          <w:lang w:val="en-US"/>
+        </w:rPr>
+        <w:t>Not On Us Check.</w:t>
+      </w:r>
     </w:p>
     <w:p>
       <w:pPr>
@@ -6855,54 +6802,219 @@
           <w:color w:val="000000" w:themeColor="text1"/>
           <w:sz w:val="28"/>
           <w:szCs w:val="28"/>
-        </w:rPr>
-      </w:pPr>
-      <w:r>
-        <w:rPr>
-          <w:rFonts w:ascii="Times New Roman" w:hAnsi="Times New Roman"/>
-          <w:color w:val="000000" w:themeColor="text1"/>
-          <w:sz w:val="28"/>
-          <w:szCs w:val="28"/>
-        </w:rPr>
-        <w:t xml:space="preserve">36. Добавить действие </w:t>
-      </w:r>
-      <w:r>
-        <w:rPr>
-          <w:rFonts w:ascii="Times New Roman" w:hAnsi="Times New Roman"/>
-          <w:color w:val="000000" w:themeColor="text1"/>
-          <w:sz w:val="28"/>
-          <w:szCs w:val="28"/>
-          <w:lang w:val="en-US"/>
-        </w:rPr>
-        <w:t>Type</w:t>
-      </w:r>
-      <w:r>
-        <w:rPr>
-          <w:rFonts w:ascii="Times New Roman" w:hAnsi="Times New Roman"/>
-          <w:color w:val="000000" w:themeColor="text1"/>
-          <w:sz w:val="28"/>
-          <w:szCs w:val="28"/>
-        </w:rPr>
-        <w:t xml:space="preserve"> </w:t>
-      </w:r>
-      <w:r>
-        <w:rPr>
-          <w:rFonts w:ascii="Times New Roman" w:hAnsi="Times New Roman"/>
-          <w:color w:val="000000" w:themeColor="text1"/>
-          <w:sz w:val="28"/>
-          <w:szCs w:val="28"/>
-          <w:lang w:val="en-US"/>
-        </w:rPr>
-        <w:t>Into</w:t>
-      </w:r>
-      <w:r>
-        <w:rPr>
-          <w:rFonts w:ascii="Times New Roman" w:hAnsi="Times New Roman"/>
-          <w:color w:val="000000" w:themeColor="text1"/>
-          <w:sz w:val="28"/>
-          <w:szCs w:val="28"/>
-        </w:rPr>
-        <w:t xml:space="preserve">. </w:t>
+          <w:lang w:val="en-US"/>
+        </w:rPr>
+      </w:pPr>
+      <w:r>
+        <w:rPr>
+          <w:rFonts w:ascii="Times New Roman" w:hAnsi="Times New Roman"/>
+          <w:color w:val="000000" w:themeColor="text1"/>
+          <w:sz w:val="28"/>
+          <w:szCs w:val="28"/>
+        </w:rPr>
+        <w:t>В</w:t>
+      </w:r>
+      <w:r>
+        <w:rPr>
+          <w:rFonts w:ascii="Times New Roman" w:hAnsi="Times New Roman"/>
+          <w:color w:val="000000" w:themeColor="text1"/>
+          <w:sz w:val="28"/>
+          <w:szCs w:val="28"/>
+          <w:lang w:val="en-US"/>
+        </w:rPr>
+        <w:t xml:space="preserve"> </w:t>
+      </w:r>
+      <w:r>
+        <w:rPr>
+          <w:rFonts w:ascii="Times New Roman" w:hAnsi="Times New Roman"/>
+          <w:color w:val="000000" w:themeColor="text1"/>
+          <w:sz w:val="28"/>
+          <w:szCs w:val="28"/>
+        </w:rPr>
+        <w:t>свойство</w:t>
+      </w:r>
+      <w:r>
+        <w:rPr>
+          <w:rFonts w:ascii="Times New Roman" w:hAnsi="Times New Roman"/>
+          <w:color w:val="000000" w:themeColor="text1"/>
+          <w:sz w:val="28"/>
+          <w:szCs w:val="28"/>
+          <w:lang w:val="en-US"/>
+        </w:rPr>
+        <w:t xml:space="preserve"> Text </w:t>
+      </w:r>
+      <w:r>
+        <w:rPr>
+          <w:rFonts w:ascii="Times New Roman" w:hAnsi="Times New Roman"/>
+          <w:color w:val="000000" w:themeColor="text1"/>
+          <w:sz w:val="28"/>
+          <w:szCs w:val="28"/>
+        </w:rPr>
+        <w:t>добавить</w:t>
+      </w:r>
+      <w:r>
+        <w:rPr>
+          <w:rFonts w:ascii="Times New Roman" w:hAnsi="Times New Roman"/>
+          <w:color w:val="000000" w:themeColor="text1"/>
+          <w:sz w:val="28"/>
+          <w:szCs w:val="28"/>
+          <w:lang w:val="en-US"/>
+        </w:rPr>
+        <w:t xml:space="preserve"> </w:t>
+      </w:r>
+      <w:proofErr w:type="spellStart"/>
+      <w:r>
+        <w:rPr>
+          <w:rFonts w:ascii="Times New Roman" w:hAnsi="Times New Roman"/>
+          <w:color w:val="000000" w:themeColor="text1"/>
+          <w:sz w:val="28"/>
+          <w:szCs w:val="28"/>
+          <w:lang w:val="en-US"/>
+        </w:rPr>
+        <w:t>in_TransactionItem</w:t>
+      </w:r>
+      <w:proofErr w:type="spellEnd"/>
+      <w:r>
+        <w:rPr>
+          <w:rFonts w:ascii="Times New Roman" w:hAnsi="Times New Roman"/>
+          <w:color w:val="000000" w:themeColor="text1"/>
+          <w:sz w:val="28"/>
+          <w:szCs w:val="28"/>
+          <w:lang w:val="en-US"/>
+        </w:rPr>
+        <w:t>("</w:t>
+      </w:r>
+      <w:proofErr w:type="spellStart"/>
+      <w:r>
+        <w:rPr>
+          <w:rFonts w:ascii="Times New Roman" w:hAnsi="Times New Roman"/>
+          <w:color w:val="000000" w:themeColor="text1"/>
+          <w:sz w:val="28"/>
+          <w:szCs w:val="28"/>
+          <w:lang w:val="en-US"/>
+        </w:rPr>
+        <w:t>NotOnUsCheck</w:t>
+      </w:r>
+      <w:proofErr w:type="spellEnd"/>
+      <w:r>
+        <w:rPr>
+          <w:rFonts w:ascii="Times New Roman" w:hAnsi="Times New Roman"/>
+          <w:color w:val="000000" w:themeColor="text1"/>
+          <w:sz w:val="28"/>
+          <w:szCs w:val="28"/>
+          <w:lang w:val="en-US"/>
+        </w:rPr>
+        <w:t>"</w:t>
+      </w:r>
+      <w:proofErr w:type="gramStart"/>
+      <w:r>
+        <w:rPr>
+          <w:rFonts w:ascii="Times New Roman" w:hAnsi="Times New Roman"/>
+          <w:color w:val="000000" w:themeColor="text1"/>
+          <w:sz w:val="28"/>
+          <w:szCs w:val="28"/>
+          <w:lang w:val="en-US"/>
+        </w:rPr>
+        <w:t>).</w:t>
+      </w:r>
+      <w:proofErr w:type="spellStart"/>
+      <w:r>
+        <w:rPr>
+          <w:rFonts w:ascii="Times New Roman" w:hAnsi="Times New Roman"/>
+          <w:color w:val="000000" w:themeColor="text1"/>
+          <w:sz w:val="28"/>
+          <w:szCs w:val="28"/>
+          <w:lang w:val="en-US"/>
+        </w:rPr>
+        <w:t>ToString</w:t>
+      </w:r>
+      <w:proofErr w:type="spellEnd"/>
+      <w:proofErr w:type="gramEnd"/>
+      <w:r>
+        <w:rPr>
+          <w:rFonts w:ascii="Times New Roman" w:hAnsi="Times New Roman"/>
+          <w:color w:val="000000" w:themeColor="text1"/>
+          <w:sz w:val="28"/>
+          <w:szCs w:val="28"/>
+          <w:lang w:val="en-US"/>
+        </w:rPr>
+        <w:t xml:space="preserve">, </w:t>
+      </w:r>
+      <w:r>
+        <w:rPr>
+          <w:rFonts w:ascii="Times New Roman" w:hAnsi="Times New Roman"/>
+          <w:color w:val="000000" w:themeColor="text1"/>
+          <w:sz w:val="28"/>
+          <w:szCs w:val="28"/>
+        </w:rPr>
+        <w:t>поставить</w:t>
+      </w:r>
+      <w:r>
+        <w:rPr>
+          <w:rFonts w:ascii="Times New Roman" w:hAnsi="Times New Roman"/>
+          <w:color w:val="000000" w:themeColor="text1"/>
+          <w:sz w:val="28"/>
+          <w:szCs w:val="28"/>
+          <w:lang w:val="en-US"/>
+        </w:rPr>
+        <w:t xml:space="preserve"> </w:t>
+      </w:r>
+      <w:r>
+        <w:rPr>
+          <w:rFonts w:ascii="Times New Roman" w:hAnsi="Times New Roman"/>
+          <w:color w:val="000000" w:themeColor="text1"/>
+          <w:sz w:val="28"/>
+          <w:szCs w:val="28"/>
+        </w:rPr>
+        <w:t>галочку</w:t>
+      </w:r>
+      <w:r>
+        <w:rPr>
+          <w:rFonts w:ascii="Times New Roman" w:hAnsi="Times New Roman"/>
+          <w:color w:val="000000" w:themeColor="text1"/>
+          <w:sz w:val="28"/>
+          <w:szCs w:val="28"/>
+          <w:lang w:val="en-US"/>
+        </w:rPr>
+        <w:t xml:space="preserve"> </w:t>
+      </w:r>
+      <w:r>
+        <w:rPr>
+          <w:rFonts w:ascii="Times New Roman" w:hAnsi="Times New Roman"/>
+          <w:color w:val="000000" w:themeColor="text1"/>
+          <w:sz w:val="28"/>
+          <w:szCs w:val="28"/>
+        </w:rPr>
+        <w:t>в</w:t>
+      </w:r>
+      <w:r>
+        <w:rPr>
+          <w:rFonts w:ascii="Times New Roman" w:hAnsi="Times New Roman"/>
+          <w:color w:val="000000" w:themeColor="text1"/>
+          <w:sz w:val="28"/>
+          <w:szCs w:val="28"/>
+          <w:lang w:val="en-US"/>
+        </w:rPr>
+        <w:t xml:space="preserve"> </w:t>
+      </w:r>
+      <w:r>
+        <w:rPr>
+          <w:rFonts w:ascii="Times New Roman" w:hAnsi="Times New Roman"/>
+          <w:color w:val="000000" w:themeColor="text1"/>
+          <w:sz w:val="28"/>
+          <w:szCs w:val="28"/>
+        </w:rPr>
+        <w:t>свойстве</w:t>
+      </w:r>
+      <w:r>
+        <w:rPr>
+          <w:rFonts w:ascii="Times New Roman" w:hAnsi="Times New Roman"/>
+          <w:color w:val="000000" w:themeColor="text1"/>
+          <w:sz w:val="28"/>
+          <w:szCs w:val="28"/>
+          <w:lang w:val="en-US"/>
+        </w:rPr>
+        <w:t xml:space="preserve"> Simulate Type.</w:t>
       </w:r>
     </w:p>
     <w:p>
@@ -6922,272 +7034,6 @@
           <w:lang w:val="en-US"/>
         </w:rPr>
       </w:pPr>
-      <w:r>
-        <w:rPr>
-          <w:rFonts w:ascii="Times New Roman" w:hAnsi="Times New Roman"/>
-          <w:color w:val="000000" w:themeColor="text1"/>
-          <w:sz w:val="28"/>
-          <w:szCs w:val="28"/>
-        </w:rPr>
-        <w:t xml:space="preserve">Нажать на ссылку Указать на экране, щелкнуть в приложении по полю </w:t>
-      </w:r>
-      <w:r>
-        <w:rPr>
-          <w:rFonts w:ascii="Times New Roman" w:hAnsi="Times New Roman"/>
-          <w:color w:val="000000" w:themeColor="text1"/>
-          <w:sz w:val="28"/>
-          <w:szCs w:val="28"/>
-          <w:lang w:val="en-US"/>
-        </w:rPr>
-        <w:t>Not On Us Check.</w:t>
-      </w:r>
-    </w:p>
-    <w:p>
-      <w:pPr>
-        <w:pStyle w:val="a6"/>
-        <w:tabs>
-          <w:tab w:val="left" w:pos="1134"/>
-        </w:tabs>
-        <w:spacing w:after="0" w:line="240" w:lineRule="auto"/>
-        <w:ind w:left="0" w:firstLine="709"/>
-        <w:jc w:val="both"/>
-        <w:rPr>
-          <w:rFonts w:ascii="Times New Roman" w:hAnsi="Times New Roman"/>
-          <w:color w:val="000000" w:themeColor="text1"/>
-          <w:sz w:val="28"/>
-          <w:szCs w:val="28"/>
-          <w:lang w:val="en-US"/>
-        </w:rPr>
-      </w:pPr>
-      <w:r>
-        <w:rPr>
-          <w:rFonts w:ascii="Times New Roman" w:hAnsi="Times New Roman"/>
-          <w:color w:val="000000" w:themeColor="text1"/>
-          <w:sz w:val="28"/>
-          <w:szCs w:val="28"/>
-        </w:rPr>
-        <w:t>В</w:t>
-      </w:r>
-      <w:r>
-        <w:rPr>
-          <w:rFonts w:ascii="Times New Roman" w:hAnsi="Times New Roman"/>
-          <w:color w:val="000000" w:themeColor="text1"/>
-          <w:sz w:val="28"/>
-          <w:szCs w:val="28"/>
-          <w:lang w:val="en-US"/>
-        </w:rPr>
-        <w:t xml:space="preserve"> </w:t>
-      </w:r>
-      <w:r>
-        <w:rPr>
-          <w:rFonts w:ascii="Times New Roman" w:hAnsi="Times New Roman"/>
-          <w:color w:val="000000" w:themeColor="text1"/>
-          <w:sz w:val="28"/>
-          <w:szCs w:val="28"/>
-        </w:rPr>
-        <w:t>свойство</w:t>
-      </w:r>
-      <w:r>
-        <w:rPr>
-          <w:rFonts w:ascii="Times New Roman" w:hAnsi="Times New Roman"/>
-          <w:color w:val="000000" w:themeColor="text1"/>
-          <w:sz w:val="28"/>
-          <w:szCs w:val="28"/>
-          <w:lang w:val="en-US"/>
-        </w:rPr>
-        <w:t xml:space="preserve"> Text </w:t>
-      </w:r>
-      <w:r>
-        <w:rPr>
-          <w:rFonts w:ascii="Times New Roman" w:hAnsi="Times New Roman"/>
-          <w:color w:val="000000" w:themeColor="text1"/>
-          <w:sz w:val="28"/>
-          <w:szCs w:val="28"/>
-        </w:rPr>
-        <w:t>добавить</w:t>
-      </w:r>
-      <w:r>
-        <w:rPr>
-          <w:rFonts w:ascii="Times New Roman" w:hAnsi="Times New Roman"/>
-          <w:color w:val="000000" w:themeColor="text1"/>
-          <w:sz w:val="28"/>
-          <w:szCs w:val="28"/>
-          <w:lang w:val="en-US"/>
-        </w:rPr>
-        <w:t xml:space="preserve"> </w:t>
-      </w:r>
-      <w:proofErr w:type="spellStart"/>
-      <w:r>
-        <w:rPr>
-          <w:rFonts w:ascii="Times New Roman" w:hAnsi="Times New Roman"/>
-          <w:color w:val="000000" w:themeColor="text1"/>
-          <w:sz w:val="28"/>
-          <w:szCs w:val="28"/>
-          <w:lang w:val="en-US"/>
-        </w:rPr>
-        <w:t>in_TransactionItem</w:t>
-      </w:r>
-      <w:proofErr w:type="spellEnd"/>
-      <w:r>
-        <w:rPr>
-          <w:rFonts w:ascii="Times New Roman" w:hAnsi="Times New Roman"/>
-          <w:color w:val="000000" w:themeColor="text1"/>
-          <w:sz w:val="28"/>
-          <w:szCs w:val="28"/>
-          <w:lang w:val="en-US"/>
-        </w:rPr>
-        <w:t>("</w:t>
-      </w:r>
-      <w:proofErr w:type="spellStart"/>
-      <w:r>
-        <w:rPr>
-          <w:rFonts w:ascii="Times New Roman" w:hAnsi="Times New Roman"/>
-          <w:color w:val="000000" w:themeColor="text1"/>
-          <w:sz w:val="28"/>
-          <w:szCs w:val="28"/>
-          <w:lang w:val="en-US"/>
-        </w:rPr>
-        <w:t>NotOnUsCheck</w:t>
-      </w:r>
-      <w:proofErr w:type="spellEnd"/>
-      <w:r>
-        <w:rPr>
-          <w:rFonts w:ascii="Times New Roman" w:hAnsi="Times New Roman"/>
-          <w:color w:val="000000" w:themeColor="text1"/>
-          <w:sz w:val="28"/>
-          <w:szCs w:val="28"/>
-          <w:lang w:val="en-US"/>
-        </w:rPr>
-        <w:t>"</w:t>
-      </w:r>
-      <w:proofErr w:type="gramStart"/>
-      <w:r>
-        <w:rPr>
-          <w:rFonts w:ascii="Times New Roman" w:hAnsi="Times New Roman"/>
-          <w:color w:val="000000" w:themeColor="text1"/>
-          <w:sz w:val="28"/>
-          <w:szCs w:val="28"/>
-          <w:lang w:val="en-US"/>
-        </w:rPr>
-        <w:t>).</w:t>
-      </w:r>
-      <w:proofErr w:type="spellStart"/>
-      <w:r>
-        <w:rPr>
-          <w:rFonts w:ascii="Times New Roman" w:hAnsi="Times New Roman"/>
-          <w:color w:val="000000" w:themeColor="text1"/>
-          <w:sz w:val="28"/>
-          <w:szCs w:val="28"/>
-          <w:lang w:val="en-US"/>
-        </w:rPr>
-        <w:t>ToString</w:t>
-      </w:r>
-      <w:proofErr w:type="spellEnd"/>
-      <w:proofErr w:type="gramEnd"/>
-      <w:r>
-        <w:rPr>
-          <w:rFonts w:ascii="Times New Roman" w:hAnsi="Times New Roman"/>
-          <w:color w:val="000000" w:themeColor="text1"/>
-          <w:sz w:val="28"/>
-          <w:szCs w:val="28"/>
-          <w:lang w:val="en-US"/>
-        </w:rPr>
-        <w:t xml:space="preserve">, </w:t>
-      </w:r>
-      <w:r>
-        <w:rPr>
-          <w:rFonts w:ascii="Times New Roman" w:hAnsi="Times New Roman"/>
-          <w:color w:val="000000" w:themeColor="text1"/>
-          <w:sz w:val="28"/>
-          <w:szCs w:val="28"/>
-        </w:rPr>
-        <w:t>поставить</w:t>
-      </w:r>
-      <w:r>
-        <w:rPr>
-          <w:rFonts w:ascii="Times New Roman" w:hAnsi="Times New Roman"/>
-          <w:color w:val="000000" w:themeColor="text1"/>
-          <w:sz w:val="28"/>
-          <w:szCs w:val="28"/>
-          <w:lang w:val="en-US"/>
-        </w:rPr>
-        <w:t xml:space="preserve"> </w:t>
-      </w:r>
-      <w:r>
-        <w:rPr>
-          <w:rFonts w:ascii="Times New Roman" w:hAnsi="Times New Roman"/>
-          <w:color w:val="000000" w:themeColor="text1"/>
-          <w:sz w:val="28"/>
-          <w:szCs w:val="28"/>
-        </w:rPr>
-        <w:t>галочку</w:t>
-      </w:r>
-      <w:r>
-        <w:rPr>
-          <w:rFonts w:ascii="Times New Roman" w:hAnsi="Times New Roman"/>
-          <w:color w:val="000000" w:themeColor="text1"/>
-          <w:sz w:val="28"/>
-          <w:szCs w:val="28"/>
-          <w:lang w:val="en-US"/>
-        </w:rPr>
-        <w:t xml:space="preserve"> </w:t>
-      </w:r>
-      <w:r>
-        <w:rPr>
-          <w:rFonts w:ascii="Times New Roman" w:hAnsi="Times New Roman"/>
-          <w:color w:val="000000" w:themeColor="text1"/>
-          <w:sz w:val="28"/>
-          <w:szCs w:val="28"/>
-        </w:rPr>
-        <w:t>в</w:t>
-      </w:r>
-      <w:r>
-        <w:rPr>
-          <w:rFonts w:ascii="Times New Roman" w:hAnsi="Times New Roman"/>
-          <w:color w:val="000000" w:themeColor="text1"/>
-          <w:sz w:val="28"/>
-          <w:szCs w:val="28"/>
-          <w:lang w:val="en-US"/>
-        </w:rPr>
-        <w:t xml:space="preserve"> </w:t>
-      </w:r>
-      <w:r>
-        <w:rPr>
-          <w:rFonts w:ascii="Times New Roman" w:hAnsi="Times New Roman"/>
-          <w:color w:val="000000" w:themeColor="text1"/>
-          <w:sz w:val="28"/>
-          <w:szCs w:val="28"/>
-        </w:rPr>
-        <w:t>свойстве</w:t>
-      </w:r>
-      <w:r>
-        <w:rPr>
-          <w:rFonts w:ascii="Times New Roman" w:hAnsi="Times New Roman"/>
-          <w:color w:val="000000" w:themeColor="text1"/>
-          <w:sz w:val="28"/>
-          <w:szCs w:val="28"/>
-          <w:lang w:val="en-US"/>
-        </w:rPr>
-        <w:t xml:space="preserve"> Simulate Type.</w:t>
-      </w:r>
-    </w:p>
-    <w:p>
-      <w:pPr>
-        <w:pStyle w:val="a6"/>
-        <w:tabs>
-          <w:tab w:val="left" w:pos="1134"/>
-        </w:tabs>
-        <w:spacing w:after="0" w:line="240" w:lineRule="auto"/>
-        <w:ind w:left="0" w:firstLine="709"/>
-        <w:jc w:val="both"/>
-        <w:rPr>
-          <w:rFonts w:ascii="Times New Roman" w:hAnsi="Times New Roman"/>
-          <w:color w:val="000000" w:themeColor="text1"/>
-          <w:sz w:val="28"/>
-          <w:szCs w:val="28"/>
-          <w:lang w:val="en-US"/>
-        </w:rPr>
-      </w:pPr>
     </w:p>
     <w:p>
       <w:pPr>
@@ -7206,6 +7052,7 @@
           <w:lang w:val="en-US"/>
         </w:rPr>
       </w:pPr>
+      <w:bookmarkStart w:id="4" w:name="_GoBack"/>
       <w:r>
         <w:rPr>
           <w:rFonts w:ascii="Times New Roman" w:hAnsi="Times New Roman"/>
@@ -7213,7 +7060,7 @@
           <w:color w:val="000000" w:themeColor="text1"/>
           <w:sz w:val="28"/>
           <w:szCs w:val="28"/>
-          <w:lang w:val="en-US"/>
+          <w:lang w:eastAsia="ru-RU"/>
         </w:rPr>
         <w:lastRenderedPageBreak/>
         <w:drawing>
@@ -7252,6 +7099,7 @@
           </wp:inline>
         </w:drawing>
       </w:r>
+      <w:bookmarkEnd w:id="4"/>
     </w:p>
     <w:p>
       <w:pPr>
@@ -7339,7 +7187,27 @@
           <w:sz w:val="28"/>
           <w:szCs w:val="28"/>
         </w:rPr>
-        <w:t xml:space="preserve">Нажать в действии на ссылку Указать на экране, щелкнуть в приложении по кнопке </w:t>
+        <w:t xml:space="preserve">Нажать в действии на ссылку </w:t>
+      </w:r>
+      <w:proofErr w:type="gramStart"/>
+      <w:r>
+        <w:rPr>
+          <w:rFonts w:ascii="Times New Roman" w:hAnsi="Times New Roman"/>
+          <w:color w:val="000000" w:themeColor="text1"/>
+          <w:sz w:val="28"/>
+          <w:szCs w:val="28"/>
+        </w:rPr>
+        <w:t>Указать</w:t>
+      </w:r>
+      <w:proofErr w:type="gramEnd"/>
+      <w:r>
+        <w:rPr>
+          <w:rFonts w:ascii="Times New Roman" w:hAnsi="Times New Roman"/>
+          <w:color w:val="000000" w:themeColor="text1"/>
+          <w:sz w:val="28"/>
+          <w:szCs w:val="28"/>
+        </w:rPr>
+        <w:t xml:space="preserve"> на экране, щелкнуть в приложении по кнопке </w:t>
       </w:r>
       <w:r>
         <w:rPr>
@@ -7415,6 +7283,53 @@
           <w:szCs w:val="28"/>
         </w:rPr>
       </w:pPr>
+      <w:r>
+        <w:rPr>
+          <w:rFonts w:ascii="Times New Roman" w:hAnsi="Times New Roman"/>
+          <w:color w:val="000000" w:themeColor="text1"/>
+          <w:sz w:val="28"/>
+          <w:szCs w:val="28"/>
+        </w:rPr>
+        <w:t xml:space="preserve">38. В блок </w:t>
+      </w:r>
+      <w:r>
+        <w:rPr>
+          <w:rFonts w:ascii="Times New Roman" w:hAnsi="Times New Roman"/>
+          <w:color w:val="000000" w:themeColor="text1"/>
+          <w:sz w:val="28"/>
+          <w:szCs w:val="28"/>
+          <w:lang w:val="en-US"/>
+        </w:rPr>
+        <w:t>Else</w:t>
+      </w:r>
+      <w:r>
+        <w:rPr>
+          <w:rFonts w:ascii="Times New Roman" w:hAnsi="Times New Roman"/>
+          <w:color w:val="000000" w:themeColor="text1"/>
+          <w:sz w:val="28"/>
+          <w:szCs w:val="28"/>
+        </w:rPr>
+        <w:t xml:space="preserve"> перенести действие </w:t>
+      </w:r>
+      <w:r>
+        <w:rPr>
+          <w:rFonts w:ascii="Times New Roman" w:hAnsi="Times New Roman"/>
+          <w:color w:val="000000" w:themeColor="text1"/>
+          <w:sz w:val="28"/>
+          <w:szCs w:val="28"/>
+          <w:lang w:val="en-US"/>
+        </w:rPr>
+        <w:t>Throw</w:t>
+      </w:r>
+      <w:r>
+        <w:rPr>
+          <w:rFonts w:ascii="Times New Roman" w:hAnsi="Times New Roman"/>
+          <w:color w:val="000000" w:themeColor="text1"/>
+          <w:sz w:val="28"/>
+          <w:szCs w:val="28"/>
+        </w:rPr>
+        <w:t xml:space="preserve">, </w:t>
+      </w:r>
     </w:p>
     <w:p>
       <w:pPr>
@@ -7439,45 +7354,77 @@
           <w:sz w:val="28"/>
           <w:szCs w:val="28"/>
         </w:rPr>
-        <w:t xml:space="preserve">38. В блок </w:t>
-      </w:r>
-      <w:r>
-        <w:rPr>
-          <w:rFonts w:ascii="Times New Roman" w:hAnsi="Times New Roman"/>
-          <w:color w:val="000000" w:themeColor="text1"/>
-          <w:sz w:val="28"/>
-          <w:szCs w:val="28"/>
-          <w:lang w:val="en-US"/>
-        </w:rPr>
-        <w:t>Else</w:t>
-      </w:r>
-      <w:r>
-        <w:rPr>
-          <w:rFonts w:ascii="Times New Roman" w:hAnsi="Times New Roman"/>
-          <w:color w:val="000000" w:themeColor="text1"/>
-          <w:sz w:val="28"/>
-          <w:szCs w:val="28"/>
-        </w:rPr>
-        <w:t xml:space="preserve"> перенести действие </w:t>
-      </w:r>
-      <w:r>
-        <w:rPr>
-          <w:rFonts w:ascii="Times New Roman" w:hAnsi="Times New Roman"/>
-          <w:color w:val="000000" w:themeColor="text1"/>
-          <w:sz w:val="28"/>
-          <w:szCs w:val="28"/>
-          <w:lang w:val="en-US"/>
-        </w:rPr>
-        <w:t>Throw</w:t>
-      </w:r>
-      <w:r>
-        <w:rPr>
-          <w:rFonts w:ascii="Times New Roman" w:hAnsi="Times New Roman"/>
-          <w:color w:val="000000" w:themeColor="text1"/>
-          <w:sz w:val="28"/>
-          <w:szCs w:val="28"/>
-        </w:rPr>
-        <w:t xml:space="preserve">, </w:t>
+        <w:t xml:space="preserve">В свойстве </w:t>
+      </w:r>
+      <w:r>
+        <w:rPr>
+          <w:rFonts w:ascii="Times New Roman" w:hAnsi="Times New Roman"/>
+          <w:color w:val="000000" w:themeColor="text1"/>
+          <w:sz w:val="28"/>
+          <w:szCs w:val="28"/>
+          <w:lang w:val="en-US"/>
+        </w:rPr>
+        <w:t>Exception</w:t>
+      </w:r>
+      <w:r>
+        <w:rPr>
+          <w:rFonts w:ascii="Times New Roman" w:hAnsi="Times New Roman"/>
+          <w:color w:val="000000" w:themeColor="text1"/>
+          <w:sz w:val="28"/>
+          <w:szCs w:val="28"/>
+        </w:rPr>
+        <w:t xml:space="preserve"> указать </w:t>
+      </w:r>
+      <w:r>
+        <w:rPr>
+          <w:rFonts w:ascii="Times New Roman" w:hAnsi="Times New Roman"/>
+          <w:color w:val="000000" w:themeColor="text1"/>
+          <w:sz w:val="28"/>
+          <w:szCs w:val="28"/>
+          <w:lang w:val="en-US"/>
+        </w:rPr>
+        <w:t>new</w:t>
+      </w:r>
+      <w:r>
+        <w:rPr>
+          <w:rFonts w:ascii="Times New Roman" w:hAnsi="Times New Roman"/>
+          <w:color w:val="000000" w:themeColor="text1"/>
+          <w:sz w:val="28"/>
+          <w:szCs w:val="28"/>
+        </w:rPr>
+        <w:t xml:space="preserve"> </w:t>
+      </w:r>
+      <w:proofErr w:type="spellStart"/>
+      <w:proofErr w:type="gramStart"/>
+      <w:r>
+        <w:rPr>
+          <w:rFonts w:ascii="Times New Roman" w:hAnsi="Times New Roman"/>
+          <w:color w:val="000000" w:themeColor="text1"/>
+          <w:sz w:val="28"/>
+          <w:szCs w:val="28"/>
+          <w:lang w:val="en-US"/>
+        </w:rPr>
+        <w:t>BusinessRuleException</w:t>
+      </w:r>
+      <w:proofErr w:type="spellEnd"/>
+      <w:r>
+        <w:rPr>
+          <w:rFonts w:ascii="Times New Roman" w:hAnsi="Times New Roman"/>
+          <w:color w:val="000000" w:themeColor="text1"/>
+          <w:sz w:val="28"/>
+          <w:szCs w:val="28"/>
+        </w:rPr>
+        <w:t>(</w:t>
+      </w:r>
+      <w:proofErr w:type="gramEnd"/>
+      <w:r>
+        <w:rPr>
+          <w:rFonts w:ascii="Times New Roman" w:hAnsi="Times New Roman"/>
+          <w:color w:val="000000" w:themeColor="text1"/>
+          <w:sz w:val="28"/>
+          <w:szCs w:val="28"/>
+        </w:rPr>
+        <w:t>"Записи не числовые - обработка невозможна").</w:t>
       </w:r>
     </w:p>
     <w:p>
@@ -7494,66 +7441,67 @@
           <w:color w:val="000000" w:themeColor="text1"/>
           <w:sz w:val="28"/>
           <w:szCs w:val="28"/>
-        </w:rPr>
-      </w:pPr>
-      <w:r>
-        <w:rPr>
-          <w:rFonts w:ascii="Times New Roman" w:hAnsi="Times New Roman"/>
-          <w:color w:val="000000" w:themeColor="text1"/>
-          <w:sz w:val="28"/>
-          <w:szCs w:val="28"/>
-        </w:rPr>
-        <w:t xml:space="preserve">В свойстве </w:t>
-      </w:r>
-      <w:r>
-        <w:rPr>
-          <w:rFonts w:ascii="Times New Roman" w:hAnsi="Times New Roman"/>
-          <w:color w:val="000000" w:themeColor="text1"/>
-          <w:sz w:val="28"/>
-          <w:szCs w:val="28"/>
-          <w:lang w:val="en-US"/>
-        </w:rPr>
-        <w:t>Exception</w:t>
-      </w:r>
-      <w:r>
-        <w:rPr>
-          <w:rFonts w:ascii="Times New Roman" w:hAnsi="Times New Roman"/>
-          <w:color w:val="000000" w:themeColor="text1"/>
-          <w:sz w:val="28"/>
-          <w:szCs w:val="28"/>
-        </w:rPr>
-        <w:t xml:space="preserve"> указать </w:t>
-      </w:r>
-      <w:r>
-        <w:rPr>
-          <w:rFonts w:ascii="Times New Roman" w:hAnsi="Times New Roman"/>
-          <w:color w:val="000000" w:themeColor="text1"/>
-          <w:sz w:val="28"/>
-          <w:szCs w:val="28"/>
-          <w:lang w:val="en-US"/>
-        </w:rPr>
-        <w:t>new</w:t>
-      </w:r>
-      <w:r>
-        <w:rPr>
-          <w:rFonts w:ascii="Times New Roman" w:hAnsi="Times New Roman"/>
-          <w:color w:val="000000" w:themeColor="text1"/>
-          <w:sz w:val="28"/>
-          <w:szCs w:val="28"/>
-        </w:rPr>
-        <w:t xml:space="preserve"> </w:t>
+          <w:lang w:val="en-US"/>
+        </w:rPr>
+      </w:pPr>
+      <w:r>
+        <w:rPr>
+          <w:rFonts w:ascii="Times New Roman" w:hAnsi="Times New Roman"/>
+          <w:color w:val="000000" w:themeColor="text1"/>
+          <w:sz w:val="28"/>
+          <w:szCs w:val="28"/>
+          <w:lang w:val="en-US"/>
+        </w:rPr>
+        <w:t xml:space="preserve">39. </w:t>
+      </w:r>
+      <w:r>
+        <w:rPr>
+          <w:rFonts w:ascii="Times New Roman" w:hAnsi="Times New Roman"/>
+          <w:color w:val="000000" w:themeColor="text1"/>
+          <w:sz w:val="28"/>
+          <w:szCs w:val="28"/>
+        </w:rPr>
+        <w:t>Открыть</w:t>
+      </w:r>
+      <w:r>
+        <w:rPr>
+          <w:rFonts w:ascii="Times New Roman" w:hAnsi="Times New Roman"/>
+          <w:color w:val="000000" w:themeColor="text1"/>
+          <w:sz w:val="28"/>
+          <w:szCs w:val="28"/>
+          <w:lang w:val="en-US"/>
+        </w:rPr>
+        <w:t xml:space="preserve"> </w:t>
+      </w:r>
+      <w:r>
+        <w:rPr>
+          <w:rFonts w:ascii="Times New Roman" w:hAnsi="Times New Roman"/>
+          <w:color w:val="000000" w:themeColor="text1"/>
+          <w:sz w:val="28"/>
+          <w:szCs w:val="28"/>
+        </w:rPr>
+        <w:t>процесс</w:t>
+      </w:r>
+      <w:r>
+        <w:rPr>
+          <w:rFonts w:ascii="Times New Roman" w:hAnsi="Times New Roman"/>
+          <w:color w:val="000000" w:themeColor="text1"/>
+          <w:sz w:val="28"/>
+          <w:szCs w:val="28"/>
+          <w:lang w:val="en-US"/>
+        </w:rPr>
+        <w:t xml:space="preserve"> Framework/</w:t>
       </w:r>
       <w:proofErr w:type="spellStart"/>
-      <w:proofErr w:type="gramStart"/>
-      <w:r>
-        <w:rPr>
-          <w:rFonts w:ascii="Times New Roman" w:hAnsi="Times New Roman"/>
-          <w:color w:val="000000" w:themeColor="text1"/>
-          <w:sz w:val="28"/>
-          <w:szCs w:val="28"/>
-          <w:lang w:val="en-US"/>
-        </w:rPr>
-        <w:t>BusinessRuleException</w:t>
+      <w:r>
+        <w:rPr>
+          <w:rFonts w:ascii="Times New Roman" w:hAnsi="Times New Roman"/>
+          <w:color w:val="000000" w:themeColor="text1"/>
+          <w:sz w:val="28"/>
+          <w:szCs w:val="28"/>
+          <w:lang w:val="en-US"/>
+        </w:rPr>
+        <w:t>SetTransactionStatus.xaml</w:t>
       </w:r>
       <w:proofErr w:type="spellEnd"/>
       <w:r>
@@ -7562,18 +7510,9 @@
           <w:color w:val="000000" w:themeColor="text1"/>
           <w:sz w:val="28"/>
           <w:szCs w:val="28"/>
-        </w:rPr>
-        <w:t>(</w:t>
-      </w:r>
-      <w:proofErr w:type="gramEnd"/>
-      <w:r>
-        <w:rPr>
-          <w:rFonts w:ascii="Times New Roman" w:hAnsi="Times New Roman"/>
-          <w:color w:val="000000" w:themeColor="text1"/>
-          <w:sz w:val="28"/>
-          <w:szCs w:val="28"/>
-        </w:rPr>
-        <w:t>"Записи не числовые - обработка невозможна").</w:t>
+          <w:lang w:val="en-US"/>
+        </w:rPr>
+        <w:t xml:space="preserve">. </w:t>
       </w:r>
     </w:p>
     <w:p>
@@ -7590,56 +7529,35 @@
           <w:color w:val="000000" w:themeColor="text1"/>
           <w:sz w:val="28"/>
           <w:szCs w:val="28"/>
-          <w:lang w:val="en-US"/>
-        </w:rPr>
-      </w:pPr>
-      <w:r>
-        <w:rPr>
-          <w:rFonts w:ascii="Times New Roman" w:hAnsi="Times New Roman"/>
-          <w:color w:val="000000" w:themeColor="text1"/>
-          <w:sz w:val="28"/>
-          <w:szCs w:val="28"/>
-          <w:lang w:val="en-US"/>
-        </w:rPr>
-        <w:t xml:space="preserve">39. </w:t>
-      </w:r>
-      <w:r>
-        <w:rPr>
-          <w:rFonts w:ascii="Times New Roman" w:hAnsi="Times New Roman"/>
-          <w:color w:val="000000" w:themeColor="text1"/>
-          <w:sz w:val="28"/>
-          <w:szCs w:val="28"/>
-        </w:rPr>
-        <w:t>Открыть</w:t>
-      </w:r>
-      <w:r>
-        <w:rPr>
-          <w:rFonts w:ascii="Times New Roman" w:hAnsi="Times New Roman"/>
-          <w:color w:val="000000" w:themeColor="text1"/>
-          <w:sz w:val="28"/>
-          <w:szCs w:val="28"/>
-          <w:lang w:val="en-US"/>
-        </w:rPr>
-        <w:t xml:space="preserve"> </w:t>
-      </w:r>
-      <w:r>
-        <w:rPr>
-          <w:rFonts w:ascii="Times New Roman" w:hAnsi="Times New Roman"/>
-          <w:color w:val="000000" w:themeColor="text1"/>
-          <w:sz w:val="28"/>
-          <w:szCs w:val="28"/>
-        </w:rPr>
-        <w:t>процесс</w:t>
-      </w:r>
-      <w:r>
-        <w:rPr>
-          <w:rFonts w:ascii="Times New Roman" w:hAnsi="Times New Roman"/>
-          <w:color w:val="000000" w:themeColor="text1"/>
-          <w:sz w:val="28"/>
-          <w:szCs w:val="28"/>
-          <w:lang w:val="en-US"/>
-        </w:rPr>
-        <w:t xml:space="preserve"> Framework/</w:t>
+        </w:rPr>
+      </w:pPr>
+      <w:r>
+        <w:rPr>
+          <w:rFonts w:ascii="Times New Roman" w:hAnsi="Times New Roman"/>
+          <w:color w:val="000000" w:themeColor="text1"/>
+          <w:sz w:val="28"/>
+          <w:szCs w:val="28"/>
+        </w:rPr>
+        <w:t xml:space="preserve">На панели аргументов изменить тип аргумента </w:t>
+      </w:r>
+      <w:r>
+        <w:rPr>
+          <w:rFonts w:ascii="Times New Roman" w:hAnsi="Times New Roman"/>
+          <w:color w:val="000000" w:themeColor="text1"/>
+          <w:sz w:val="28"/>
+          <w:szCs w:val="28"/>
+          <w:lang w:val="en-US"/>
+        </w:rPr>
+        <w:t>in</w:t>
+      </w:r>
+      <w:r>
+        <w:rPr>
+          <w:rFonts w:ascii="Times New Roman" w:hAnsi="Times New Roman"/>
+          <w:color w:val="000000" w:themeColor="text1"/>
+          <w:sz w:val="28"/>
+          <w:szCs w:val="28"/>
+        </w:rPr>
+        <w:t>_</w:t>
       </w:r>
       <w:proofErr w:type="spellStart"/>
       <w:r>
@@ -7650,7 +7568,7 @@
           <w:szCs w:val="28"/>
           <w:lang w:val="en-US"/>
         </w:rPr>
-        <w:t>SetTransactionStatus.xaml</w:t>
+        <w:t>TransactionItem</w:t>
       </w:r>
       <w:proofErr w:type="spellEnd"/>
       <w:r>
@@ -7659,9 +7577,29 @@
           <w:color w:val="000000" w:themeColor="text1"/>
           <w:sz w:val="28"/>
           <w:szCs w:val="28"/>
-          <w:lang w:val="en-US"/>
-        </w:rPr>
-        <w:t xml:space="preserve">. </w:t>
+        </w:rPr>
+        <w:t xml:space="preserve"> на </w:t>
+      </w:r>
+      <w:proofErr w:type="spellStart"/>
+      <w:r>
+        <w:rPr>
+          <w:rFonts w:ascii="Times New Roman" w:hAnsi="Times New Roman"/>
+          <w:color w:val="000000" w:themeColor="text1"/>
+          <w:sz w:val="28"/>
+          <w:szCs w:val="28"/>
+          <w:lang w:val="en-US"/>
+        </w:rPr>
+        <w:t>DataRow</w:t>
+      </w:r>
+      <w:proofErr w:type="spellEnd"/>
+      <w:r>
+        <w:rPr>
+          <w:rFonts w:ascii="Times New Roman" w:hAnsi="Times New Roman"/>
+          <w:color w:val="000000" w:themeColor="text1"/>
+          <w:sz w:val="28"/>
+          <w:szCs w:val="28"/>
+        </w:rPr>
+        <w:t>.</w:t>
       </w:r>
     </w:p>
     <w:p>
@@ -7671,7 +7609,7 @@
           <w:tab w:val="left" w:pos="1134"/>
         </w:tabs>
         <w:spacing w:after="0" w:line="240" w:lineRule="auto"/>
-        <w:ind w:left="0" w:firstLine="709"/>
+        <w:ind w:left="0"/>
         <w:jc w:val="both"/>
         <w:rPr>
           <w:rFonts w:ascii="Times New Roman" w:hAnsi="Times New Roman"/>
@@ -7680,76 +7618,6 @@
           <w:szCs w:val="28"/>
         </w:rPr>
       </w:pPr>
-      <w:r>
-        <w:rPr>
-          <w:rFonts w:ascii="Times New Roman" w:hAnsi="Times New Roman"/>
-          <w:color w:val="000000" w:themeColor="text1"/>
-          <w:sz w:val="28"/>
-          <w:szCs w:val="28"/>
-        </w:rPr>
-        <w:t xml:space="preserve">На панели аргументов изменить тип аргумента </w:t>
-      </w:r>
-      <w:r>
-        <w:rPr>
-          <w:rFonts w:ascii="Times New Roman" w:hAnsi="Times New Roman"/>
-          <w:color w:val="000000" w:themeColor="text1"/>
-          <w:sz w:val="28"/>
-          <w:szCs w:val="28"/>
-          <w:lang w:val="en-US"/>
-        </w:rPr>
-        <w:t>in</w:t>
-      </w:r>
-      <w:r>
-        <w:rPr>
-          <w:rFonts w:ascii="Times New Roman" w:hAnsi="Times New Roman"/>
-          <w:color w:val="000000" w:themeColor="text1"/>
-          <w:sz w:val="28"/>
-          <w:szCs w:val="28"/>
-        </w:rPr>
-        <w:t>_</w:t>
-      </w:r>
-      <w:proofErr w:type="spellStart"/>
-      <w:r>
-        <w:rPr>
-          <w:rFonts w:ascii="Times New Roman" w:hAnsi="Times New Roman"/>
-          <w:color w:val="000000" w:themeColor="text1"/>
-          <w:sz w:val="28"/>
-          <w:szCs w:val="28"/>
-          <w:lang w:val="en-US"/>
-        </w:rPr>
-        <w:t>TransactionItem</w:t>
-      </w:r>
-      <w:proofErr w:type="spellEnd"/>
-      <w:r>
-        <w:rPr>
-          <w:rFonts w:ascii="Times New Roman" w:hAnsi="Times New Roman"/>
-          <w:color w:val="000000" w:themeColor="text1"/>
-          <w:sz w:val="28"/>
-          <w:szCs w:val="28"/>
-        </w:rPr>
-        <w:t xml:space="preserve"> на </w:t>
-      </w:r>
-      <w:proofErr w:type="spellStart"/>
-      <w:r>
-        <w:rPr>
-          <w:rFonts w:ascii="Times New Roman" w:hAnsi="Times New Roman"/>
-          <w:color w:val="000000" w:themeColor="text1"/>
-          <w:sz w:val="28"/>
-          <w:szCs w:val="28"/>
-          <w:lang w:val="en-US"/>
-        </w:rPr>
-        <w:t>DataRow</w:t>
-      </w:r>
-      <w:proofErr w:type="spellEnd"/>
-      <w:r>
-        <w:rPr>
-          <w:rFonts w:ascii="Times New Roman" w:hAnsi="Times New Roman"/>
-          <w:color w:val="000000" w:themeColor="text1"/>
-          <w:sz w:val="28"/>
-          <w:szCs w:val="28"/>
-        </w:rPr>
-        <w:t>.</w:t>
-      </w:r>
     </w:p>
     <w:p>
       <w:pPr>
@@ -7758,7 +7626,7 @@
           <w:tab w:val="left" w:pos="1134"/>
         </w:tabs>
         <w:spacing w:after="0" w:line="240" w:lineRule="auto"/>
-        <w:ind w:left="0" w:firstLine="709"/>
+        <w:ind w:left="0"/>
         <w:jc w:val="both"/>
         <w:rPr>
           <w:rFonts w:ascii="Times New Roman" w:hAnsi="Times New Roman"/>
@@ -7767,23 +7635,6 @@
           <w:szCs w:val="28"/>
         </w:rPr>
       </w:pPr>
-    </w:p>
-    <w:p>
-      <w:pPr>
-        <w:pStyle w:val="a6"/>
-        <w:tabs>
-          <w:tab w:val="left" w:pos="1134"/>
-        </w:tabs>
-        <w:spacing w:after="0" w:line="240" w:lineRule="auto"/>
-        <w:ind w:left="0" w:firstLine="709"/>
-        <w:jc w:val="both"/>
-        <w:rPr>
-          <w:rFonts w:ascii="Times New Roman" w:hAnsi="Times New Roman"/>
-          <w:color w:val="000000" w:themeColor="text1"/>
-          <w:sz w:val="28"/>
-          <w:szCs w:val="28"/>
-        </w:rPr>
-      </w:pPr>
       <w:r>
         <w:rPr>
           <w:rFonts w:ascii="Times New Roman" w:hAnsi="Times New Roman"/>
@@ -7791,12 +7642,12 @@
           <w:color w:val="000000" w:themeColor="text1"/>
           <w:sz w:val="28"/>
           <w:szCs w:val="28"/>
-        </w:rPr>
-        <w:lastRenderedPageBreak/>
+          <w:lang w:eastAsia="ru-RU"/>
+        </w:rPr>
         <w:drawing>
-          <wp:inline distT="0" distB="0" distL="0" distR="0" wp14:anchorId="7FB0ED00" wp14:editId="41811382">
-            <wp:extent cx="4906060" cy="4277322"/>
-            <wp:effectExtent l="0" t="0" r="8890" b="9525"/>
+          <wp:inline distT="0" distB="0" distL="0" distR="0" wp14:anchorId="7FB0ED00" wp14:editId="68D93967">
+            <wp:extent cx="2892505" cy="2521815"/>
+            <wp:effectExtent l="0" t="0" r="3175" b="0"/>
             <wp:docPr id="135" name="Рисунок 135"/>
             <wp:cNvGraphicFramePr>
               <a:graphicFrameLocks xmlns:a="http://schemas.openxmlformats.org/drawingml/2006/main" noChangeAspect="1"/>
@@ -7817,7 +7668,7 @@
                   <pic:spPr>
                     <a:xfrm>
                       <a:off x="0" y="0"/>
-                      <a:ext cx="4906060" cy="4277322"/>
+                      <a:ext cx="2907514" cy="2534900"/>
                     </a:xfrm>
                     <a:prstGeom prst="rect">
                       <a:avLst/>
@@ -7829,23 +7680,6 @@
           </wp:inline>
         </w:drawing>
       </w:r>
-    </w:p>
-    <w:p>
-      <w:pPr>
-        <w:pStyle w:val="a6"/>
-        <w:tabs>
-          <w:tab w:val="left" w:pos="1134"/>
-        </w:tabs>
-        <w:spacing w:after="0" w:line="240" w:lineRule="auto"/>
-        <w:ind w:left="0" w:firstLine="709"/>
-        <w:jc w:val="both"/>
-        <w:rPr>
-          <w:rFonts w:ascii="Times New Roman" w:hAnsi="Times New Roman"/>
-          <w:color w:val="000000" w:themeColor="text1"/>
-          <w:sz w:val="28"/>
-          <w:szCs w:val="28"/>
-        </w:rPr>
-      </w:pPr>
       <w:r>
         <w:rPr>
           <w:rFonts w:ascii="Times New Roman" w:hAnsi="Times New Roman"/>
@@ -7853,11 +7687,12 @@
           <w:color w:val="000000" w:themeColor="text1"/>
           <w:sz w:val="28"/>
           <w:szCs w:val="28"/>
+          <w:lang w:eastAsia="ru-RU"/>
         </w:rPr>
         <w:drawing>
-          <wp:inline distT="0" distB="0" distL="0" distR="0" wp14:anchorId="0FD63B78" wp14:editId="28B42AE2">
-            <wp:extent cx="4782217" cy="4039164"/>
-            <wp:effectExtent l="0" t="0" r="0" b="0"/>
+          <wp:inline distT="0" distB="0" distL="0" distR="0" wp14:anchorId="0FD63B78" wp14:editId="51E91226">
+            <wp:extent cx="3017545" cy="2548684"/>
+            <wp:effectExtent l="0" t="0" r="0" b="4445"/>
             <wp:docPr id="136" name="Рисунок 136"/>
             <wp:cNvGraphicFramePr>
               <a:graphicFrameLocks xmlns:a="http://schemas.openxmlformats.org/drawingml/2006/main" noChangeAspect="1"/>
@@ -7878,7 +7713,7 @@
                   <pic:spPr>
                     <a:xfrm>
                       <a:off x="0" y="0"/>
-                      <a:ext cx="4782217" cy="4039164"/>
+                      <a:ext cx="3039041" cy="2566840"/>
                     </a:xfrm>
                     <a:prstGeom prst="rect">
                       <a:avLst/>
@@ -7898,7 +7733,7 @@
           <w:tab w:val="left" w:pos="1134"/>
         </w:tabs>
         <w:spacing w:after="0" w:line="240" w:lineRule="auto"/>
-        <w:ind w:left="0" w:firstLine="709"/>
+        <w:ind w:left="0"/>
         <w:jc w:val="both"/>
         <w:rPr>
           <w:rFonts w:ascii="Times New Roman" w:hAnsi="Times New Roman"/>
@@ -7914,6 +7749,7 @@
           <w:color w:val="000000" w:themeColor="text1"/>
           <w:sz w:val="28"/>
           <w:szCs w:val="28"/>
+          <w:lang w:eastAsia="ru-RU"/>
         </w:rPr>
         <w:lastRenderedPageBreak/>
         <w:drawing>
@@ -8318,7 +8154,7 @@
           <w:tab w:val="left" w:pos="1134"/>
         </w:tabs>
         <w:spacing w:after="0" w:line="240" w:lineRule="auto"/>
-        <w:ind w:left="0" w:firstLine="709"/>
+        <w:ind w:left="0"/>
         <w:jc w:val="both"/>
         <w:rPr>
           <w:rFonts w:ascii="Times New Roman" w:hAnsi="Times New Roman"/>
@@ -8334,6 +8170,7 @@
           <w:color w:val="000000" w:themeColor="text1"/>
           <w:sz w:val="28"/>
           <w:szCs w:val="28"/>
+          <w:lang w:eastAsia="ru-RU"/>
         </w:rPr>
         <w:drawing>
           <wp:inline distT="0" distB="0" distL="0" distR="0" wp14:anchorId="2DFF74A0" wp14:editId="3C29F57E">
@@ -8567,8 +8404,8 @@
           <w:tab w:val="left" w:pos="1134"/>
         </w:tabs>
         <w:spacing w:after="0" w:line="240" w:lineRule="auto"/>
-        <w:ind w:left="0" w:firstLine="709"/>
-        <w:jc w:val="both"/>
+        <w:ind w:left="0"/>
+        <w:jc w:val="center"/>
         <w:rPr>
           <w:rFonts w:ascii="Times New Roman" w:hAnsi="Times New Roman"/>
           <w:color w:val="000000" w:themeColor="text1"/>
@@ -8583,11 +8420,12 @@
           <w:color w:val="000000" w:themeColor="text1"/>
           <w:sz w:val="28"/>
           <w:szCs w:val="28"/>
+          <w:lang w:eastAsia="ru-RU"/>
         </w:rPr>
         <w:drawing>
-          <wp:inline distT="0" distB="0" distL="0" distR="0" wp14:anchorId="30BBB4AC" wp14:editId="2C0EF26B">
-            <wp:extent cx="6152515" cy="2384425"/>
-            <wp:effectExtent l="0" t="0" r="635" b="0"/>
+          <wp:inline distT="0" distB="0" distL="0" distR="0" wp14:anchorId="30BBB4AC" wp14:editId="33A302B3">
+            <wp:extent cx="4918587" cy="1906213"/>
+            <wp:effectExtent l="0" t="0" r="0" b="0"/>
             <wp:docPr id="139" name="Рисунок 139"/>
             <wp:cNvGraphicFramePr>
               <a:graphicFrameLocks xmlns:a="http://schemas.openxmlformats.org/drawingml/2006/main" noChangeAspect="1"/>
@@ -8608,7 +8446,7 @@
                   <pic:spPr>
                     <a:xfrm>
                       <a:off x="0" y="0"/>
-                      <a:ext cx="6152515" cy="2384425"/>
+                      <a:ext cx="4940699" cy="1914783"/>
                     </a:xfrm>
                     <a:prstGeom prst="rect">
                       <a:avLst/>
@@ -8721,6 +8559,55 @@
           <w:szCs w:val="28"/>
         </w:rPr>
       </w:pPr>
+      <w:r>
+        <w:rPr>
+          <w:rFonts w:ascii="Times New Roman" w:hAnsi="Times New Roman"/>
+          <w:color w:val="000000" w:themeColor="text1"/>
+          <w:sz w:val="28"/>
+          <w:szCs w:val="28"/>
+        </w:rPr>
+        <w:t xml:space="preserve">53. Вернуться к </w:t>
+      </w:r>
+      <w:r>
+        <w:rPr>
+          <w:rFonts w:ascii="Times New Roman" w:hAnsi="Times New Roman"/>
+          <w:color w:val="000000" w:themeColor="text1"/>
+          <w:sz w:val="28"/>
+          <w:szCs w:val="28"/>
+          <w:lang w:val="en-US"/>
+        </w:rPr>
+        <w:t>Main</w:t>
+      </w:r>
+      <w:r>
+        <w:rPr>
+          <w:rFonts w:ascii="Times New Roman" w:hAnsi="Times New Roman"/>
+          <w:color w:val="000000" w:themeColor="text1"/>
+          <w:sz w:val="28"/>
+          <w:szCs w:val="28"/>
+        </w:rPr>
+        <w:t>.</w:t>
+      </w:r>
+      <w:proofErr w:type="spellStart"/>
+      <w:r>
+        <w:rPr>
+          <w:rFonts w:ascii="Times New Roman" w:hAnsi="Times New Roman"/>
+          <w:color w:val="000000" w:themeColor="text1"/>
+          <w:sz w:val="28"/>
+          <w:szCs w:val="28"/>
+          <w:lang w:val="en-US"/>
+        </w:rPr>
+        <w:t>xaml</w:t>
+      </w:r>
+      <w:proofErr w:type="spellEnd"/>
+      <w:r>
+        <w:rPr>
+          <w:rFonts w:ascii="Times New Roman" w:hAnsi="Times New Roman"/>
+          <w:color w:val="000000" w:themeColor="text1"/>
+          <w:sz w:val="28"/>
+          <w:szCs w:val="28"/>
+        </w:rPr>
+        <w:t xml:space="preserve">. Запустить процесс автоматизации на выполнение. </w:t>
+      </w:r>
     </w:p>
     <w:p>
       <w:pPr>
@@ -8745,47 +8632,47 @@
           <w:sz w:val="28"/>
           <w:szCs w:val="28"/>
         </w:rPr>
-        <w:t xml:space="preserve">53. Вернуться к </w:t>
-      </w:r>
-      <w:r>
-        <w:rPr>
-          <w:rFonts w:ascii="Times New Roman" w:hAnsi="Times New Roman"/>
-          <w:color w:val="000000" w:themeColor="text1"/>
-          <w:sz w:val="28"/>
-          <w:szCs w:val="28"/>
-          <w:lang w:val="en-US"/>
-        </w:rPr>
-        <w:t>Main</w:t>
-      </w:r>
-      <w:r>
-        <w:rPr>
-          <w:rFonts w:ascii="Times New Roman" w:hAnsi="Times New Roman"/>
-          <w:color w:val="000000" w:themeColor="text1"/>
-          <w:sz w:val="28"/>
-          <w:szCs w:val="28"/>
-        </w:rPr>
-        <w:t>.</w:t>
-      </w:r>
-      <w:proofErr w:type="spellStart"/>
-      <w:r>
-        <w:rPr>
-          <w:rFonts w:ascii="Times New Roman" w:hAnsi="Times New Roman"/>
-          <w:color w:val="000000" w:themeColor="text1"/>
-          <w:sz w:val="28"/>
-          <w:szCs w:val="28"/>
-          <w:lang w:val="en-US"/>
-        </w:rPr>
-        <w:t>xaml</w:t>
-      </w:r>
-      <w:proofErr w:type="spellEnd"/>
-      <w:r>
-        <w:rPr>
-          <w:rFonts w:ascii="Times New Roman" w:hAnsi="Times New Roman"/>
-          <w:color w:val="000000" w:themeColor="text1"/>
-          <w:sz w:val="28"/>
-          <w:szCs w:val="28"/>
-        </w:rPr>
-        <w:t xml:space="preserve">. Запустить процесс автоматизации на выполнение. </w:t>
+        <w:t xml:space="preserve">В появившемся окне ввести имя </w:t>
+      </w:r>
+      <w:r>
+        <w:rPr>
+          <w:rFonts w:ascii="Times New Roman" w:hAnsi="Times New Roman"/>
+          <w:i/>
+          <w:color w:val="000000" w:themeColor="text1"/>
+          <w:sz w:val="28"/>
+          <w:szCs w:val="28"/>
+          <w:lang w:val="en-US"/>
+        </w:rPr>
+        <w:t>admin</w:t>
+      </w:r>
+      <w:r>
+        <w:rPr>
+          <w:rFonts w:ascii="Times New Roman" w:hAnsi="Times New Roman"/>
+          <w:color w:val="000000" w:themeColor="text1"/>
+          <w:sz w:val="28"/>
+          <w:szCs w:val="28"/>
+        </w:rPr>
+        <w:t xml:space="preserve"> и пароль </w:t>
+      </w:r>
+      <w:r>
+        <w:rPr>
+          <w:rFonts w:ascii="Times New Roman" w:hAnsi="Times New Roman"/>
+          <w:i/>
+          <w:color w:val="000000" w:themeColor="text1"/>
+          <w:sz w:val="28"/>
+          <w:szCs w:val="28"/>
+          <w:lang w:val="en-US"/>
+        </w:rPr>
+        <w:t>password</w:t>
+      </w:r>
+      <w:r>
+        <w:rPr>
+          <w:rFonts w:ascii="Times New Roman" w:hAnsi="Times New Roman"/>
+          <w:color w:val="000000" w:themeColor="text1"/>
+          <w:sz w:val="28"/>
+          <w:szCs w:val="28"/>
+        </w:rPr>
+        <w:t xml:space="preserve">. </w:t>
       </w:r>
     </w:p>
     <w:p>
@@ -8811,47 +8698,26 @@
           <w:sz w:val="28"/>
           <w:szCs w:val="28"/>
         </w:rPr>
-        <w:t xml:space="preserve">В появившемся окне ввести имя </w:t>
-      </w:r>
-      <w:r>
-        <w:rPr>
-          <w:rFonts w:ascii="Times New Roman" w:hAnsi="Times New Roman"/>
-          <w:i/>
-          <w:color w:val="000000" w:themeColor="text1"/>
-          <w:sz w:val="28"/>
-          <w:szCs w:val="28"/>
-          <w:lang w:val="en-US"/>
-        </w:rPr>
-        <w:t>admin</w:t>
-      </w:r>
-      <w:r>
-        <w:rPr>
-          <w:rFonts w:ascii="Times New Roman" w:hAnsi="Times New Roman"/>
-          <w:color w:val="000000" w:themeColor="text1"/>
-          <w:sz w:val="28"/>
-          <w:szCs w:val="28"/>
-        </w:rPr>
-        <w:t xml:space="preserve"> и пароль </w:t>
-      </w:r>
-      <w:r>
-        <w:rPr>
-          <w:rFonts w:ascii="Times New Roman" w:hAnsi="Times New Roman"/>
-          <w:i/>
-          <w:color w:val="000000" w:themeColor="text1"/>
-          <w:sz w:val="28"/>
-          <w:szCs w:val="28"/>
-          <w:lang w:val="en-US"/>
-        </w:rPr>
-        <w:t>password</w:t>
-      </w:r>
-      <w:r>
-        <w:rPr>
-          <w:rFonts w:ascii="Times New Roman" w:hAnsi="Times New Roman"/>
-          <w:color w:val="000000" w:themeColor="text1"/>
-          <w:sz w:val="28"/>
-          <w:szCs w:val="28"/>
-        </w:rPr>
-        <w:t xml:space="preserve">. </w:t>
+        <w:t xml:space="preserve">Проверить содержимое файла </w:t>
+      </w:r>
+      <w:r>
+        <w:rPr>
+          <w:rFonts w:ascii="Times New Roman" w:hAnsi="Times New Roman"/>
+          <w:color w:val="000000" w:themeColor="text1"/>
+          <w:sz w:val="28"/>
+          <w:szCs w:val="28"/>
+          <w:lang w:val="en-US"/>
+        </w:rPr>
+        <w:t>Excel</w:t>
+      </w:r>
+      <w:r>
+        <w:rPr>
+          <w:rFonts w:ascii="Times New Roman" w:hAnsi="Times New Roman"/>
+          <w:color w:val="000000" w:themeColor="text1"/>
+          <w:sz w:val="28"/>
+          <w:szCs w:val="28"/>
+        </w:rPr>
+        <w:t>.</w:t>
       </w:r>
     </w:p>
     <w:p>
@@ -8877,26 +8743,7 @@
           <w:sz w:val="28"/>
           <w:szCs w:val="28"/>
         </w:rPr>
-        <w:t xml:space="preserve">Проверить содержимое файла </w:t>
-      </w:r>
-      <w:r>
-        <w:rPr>
-          <w:rFonts w:ascii="Times New Roman" w:hAnsi="Times New Roman"/>
-          <w:color w:val="000000" w:themeColor="text1"/>
-          <w:sz w:val="28"/>
-          <w:szCs w:val="28"/>
-          <w:lang w:val="en-US"/>
-        </w:rPr>
-        <w:t>Excel</w:t>
-      </w:r>
-      <w:r>
-        <w:rPr>
-          <w:rFonts w:ascii="Times New Roman" w:hAnsi="Times New Roman"/>
-          <w:color w:val="000000" w:themeColor="text1"/>
-          <w:sz w:val="28"/>
-          <w:szCs w:val="28"/>
-        </w:rPr>
-        <w:t>.</w:t>
+        <w:t>Проанализировать сообщения на панели Вывод.</w:t>
       </w:r>
     </w:p>
     <w:p>
@@ -8922,49 +8769,6 @@
           <w:sz w:val="28"/>
           <w:szCs w:val="28"/>
         </w:rPr>
-        <w:t>Проанализировать сообщения на панели Вывод.</w:t>
-      </w:r>
-    </w:p>
-    <w:p>
-      <w:pPr>
-        <w:pStyle w:val="a6"/>
-        <w:tabs>
-          <w:tab w:val="left" w:pos="1134"/>
-        </w:tabs>
-        <w:spacing w:after="0" w:line="240" w:lineRule="auto"/>
-        <w:ind w:left="0" w:firstLine="709"/>
-        <w:jc w:val="both"/>
-        <w:rPr>
-          <w:rFonts w:ascii="Times New Roman" w:hAnsi="Times New Roman"/>
-          <w:color w:val="000000" w:themeColor="text1"/>
-          <w:sz w:val="28"/>
-          <w:szCs w:val="28"/>
-        </w:rPr>
-      </w:pPr>
-    </w:p>
-    <w:p>
-      <w:pPr>
-        <w:pStyle w:val="a6"/>
-        <w:tabs>
-          <w:tab w:val="left" w:pos="1134"/>
-        </w:tabs>
-        <w:spacing w:after="0" w:line="240" w:lineRule="auto"/>
-        <w:ind w:left="0" w:firstLine="709"/>
-        <w:jc w:val="both"/>
-        <w:rPr>
-          <w:rFonts w:ascii="Times New Roman" w:hAnsi="Times New Roman"/>
-          <w:color w:val="000000" w:themeColor="text1"/>
-          <w:sz w:val="28"/>
-          <w:szCs w:val="28"/>
-        </w:rPr>
-      </w:pPr>
-      <w:r>
-        <w:rPr>
-          <w:rFonts w:ascii="Times New Roman" w:hAnsi="Times New Roman"/>
-          <w:color w:val="000000" w:themeColor="text1"/>
-          <w:sz w:val="28"/>
-          <w:szCs w:val="28"/>
-        </w:rPr>
         <w:t xml:space="preserve">54. Для того, чтобы увидеть обработку системного исключения, надо переключиться на другую вкладку в приложении </w:t>
       </w:r>
       <w:proofErr w:type="spellStart"/>
@@ -8988,31 +8792,6 @@
         </w:rPr>
         <w:t xml:space="preserve"> либо закрыть это приложение во время обработки транзакции.</w:t>
       </w:r>
-    </w:p>
-    <w:p>
-      <w:pPr>
-        <w:spacing w:after="0" w:line="240" w:lineRule="auto"/>
-        <w:ind w:firstLine="709"/>
-        <w:jc w:val="both"/>
-        <w:rPr>
-          <w:rFonts w:ascii="Times New Roman" w:hAnsi="Times New Roman" w:cs="Times New Roman"/>
-          <w:color w:val="000000" w:themeColor="text1"/>
-          <w:sz w:val="28"/>
-          <w:szCs w:val="28"/>
-          <w:lang w:val="ru-RU"/>
-        </w:rPr>
-      </w:pPr>
-    </w:p>
-    <w:p>
-      <w:pPr>
-        <w:rPr>
-          <w:rFonts w:ascii="Times New Roman" w:hAnsi="Times New Roman" w:cs="Times New Roman"/>
-          <w:color w:val="000000" w:themeColor="text1"/>
-          <w:sz w:val="28"/>
-          <w:szCs w:val="28"/>
-          <w:lang w:val="ru-RU"/>
-        </w:rPr>
-      </w:pPr>
     </w:p>
     <w:p>
       <w:pPr>
@@ -9032,8 +8811,8 @@
           <w:sz w:val="28"/>
           <w:szCs w:val="28"/>
           <w:shd w:val="clear" w:color="auto" w:fill="C5E0B3"/>
-        </w:rPr>
-        <w:lastRenderedPageBreak/>
+          <w:lang w:val="ru-RU" w:eastAsia="ru-RU"/>
+        </w:rPr>
         <w:drawing>
           <wp:inline distT="0" distB="0" distL="0" distR="0" wp14:anchorId="5476B4BB" wp14:editId="69005D2C">
             <wp:extent cx="4912150" cy="4248003"/>
@@ -9092,7 +8871,7 @@
 </file>
 
 <file path=word/styles.xml><?xml version="1.0" encoding="utf-8"?>
-<w:styles xmlns:mc="http://schemas.openxmlformats.org/markup-compatibility/2006" xmlns:r="http://schemas.openxmlformats.org/officeDocument/2006/relationships" xmlns:w="http://schemas.openxmlformats.org/wordprocessingml/2006/main" xmlns:w14="http://schemas.microsoft.com/office/word/2010/wordml" xmlns:w15="http://schemas.microsoft.com/office/word/2012/wordml" xmlns:w16cex="http://schemas.microsoft.com/office/word/2018/wordml/cex" xmlns:w16cid="http://schemas.microsoft.com/office/word/2016/wordml/cid" xmlns:w16="http://schemas.microsoft.com/office/word/2018/wordml" xmlns:w16du="http://schemas.microsoft.com/office/word/2023/wordml/word16du" xmlns:w16sdtdh="http://schemas.microsoft.com/office/word/2020/wordml/sdtdatahash" xmlns:w16se="http://schemas.microsoft.com/office/word/2015/wordml/symex" mc:Ignorable="w14 w15 w16se w16cid w16 w16cex w16sdtdh w16du">
+<w:styles xmlns:mc="http://schemas.openxmlformats.org/markup-compatibility/2006" xmlns:r="http://schemas.openxmlformats.org/officeDocument/2006/relationships" xmlns:w="http://schemas.openxmlformats.org/wordprocessingml/2006/main" xmlns:w14="http://schemas.microsoft.com/office/word/2010/wordml" xmlns:w15="http://schemas.microsoft.com/office/word/2012/wordml" xmlns:w16se="http://schemas.microsoft.com/office/word/2015/wordml/symex" mc:Ignorable="w14 w15 w16se">
   <w:docDefaults>
     <w:rPrDefault>
       <w:rPr>
@@ -9110,7 +8889,7 @@
       </w:pPr>
     </w:pPrDefault>
   </w:docDefaults>
-  <w:latentStyles w:defLockedState="0" w:defUIPriority="99" w:defSemiHidden="0" w:defUnhideWhenUsed="0" w:defQFormat="0" w:count="376">
+  <w:latentStyles w:defLockedState="0" w:defUIPriority="99" w:defSemiHidden="0" w:defUnhideWhenUsed="0" w:defQFormat="0" w:count="371">
     <w:lsdException w:name="Normal" w:uiPriority="0" w:qFormat="1"/>
     <w:lsdException w:name="heading 1" w:uiPriority="9" w:qFormat="1"/>
     <w:lsdException w:name="heading 2" w:semiHidden="1" w:uiPriority="9" w:unhideWhenUsed="1" w:qFormat="1"/>
@@ -9482,11 +9261,6 @@
     <w:lsdException w:name="List Table 5 Dark Accent 6" w:uiPriority="50"/>
     <w:lsdException w:name="List Table 6 Colorful Accent 6" w:uiPriority="51"/>
     <w:lsdException w:name="List Table 7 Colorful Accent 6" w:uiPriority="52"/>
-    <w:lsdException w:name="Mention" w:semiHidden="1" w:unhideWhenUsed="1"/>
-    <w:lsdException w:name="Smart Hyperlink" w:semiHidden="1" w:unhideWhenUsed="1"/>
-    <w:lsdException w:name="Hashtag" w:semiHidden="1" w:unhideWhenUsed="1"/>
-    <w:lsdException w:name="Unresolved Mention" w:semiHidden="1" w:unhideWhenUsed="1"/>
-    <w:lsdException w:name="Smart Link" w:semiHidden="1" w:unhideWhenUsed="1"/>
   </w:latentStyles>
   <w:style w:type="paragraph" w:default="1" w:styleId="a">
     <w:name w:val="Normal"/>
